--- a/docs/Yasir_Thesis_Chapter2_clean.docx
+++ b/docs/Yasir_Thesis_Chapter2_clean.docx
@@ -67,7 +67,8 @@
       <w:r/>
       <w:r>
         <w:rPr>
-          <w:vanish/>
+          <w:color w:val="FFFFFF"/>
+          <w:sz w:val="2"/>
         </w:rPr>
         <w:t xml:space="preserve">2. </w:t>
       </w:r>
@@ -285,7 +286,7 @@
     <w:p>
       <w:pPr/>
       <w:r>
-        <w:t>Step 3: Quality evaluation. Each of the full-text studies is reviewed against the quality evaluation questions.</w:t>
+        <w:t>Step 3: Quality evaluation. Each of the full-text studies is reviewed against the six quality evaluation questions, QA1 to QA6, one for each key requirement.</w:t>
       </w:r>
     </w:p>
     <w:p>
@@ -2408,7 +2409,7 @@
     <w:p>
       <w:pPr/>
       <w:r>
-        <w:t>The 39 full-text studies were retrieved and evaluated against six quality evaluation questions, QA1 to QA6, listed in Table 2.3. QA1 to QA4 were used for inclusion, and QA5 and QA6 were used to grade the evidence tier of each included study. Each question was answered Yes or No, and a study was included when it answered Yes to at least three of QA1 to QA4. Each included study was then coded Yes or No against each of the six requirements, Req 1 to Req 6, with a page reference for every Yes. A study is core if its gap-impact verdict is contradicts, weakens or narrows, or if it provides a multi-party approval mechanism. Of the 25 included studies, S1 to S25, 23 are core studies and 2 are supporting studies (Albalwy, Brass &amp; Davies 2021; Li et al. 2026a).</w:t>
+        <w:t>The 39 full-text studies were retrieved and evaluated against six quality evaluation questions, QA1 to QA6, listed in Table 2.3, one for each key requirement of Section 2.2. Quality inclusion uses QA1 to QA4: each question was answered Yes or No, and a study was included when it answered Yes to at least three of them. QA5 and QA6 were answered for every included study but were not used for inclusion. Each included study was then coded Yes or No against each of the six requirements, Req 1 to Req 6, with a page reference for every Yes. A study is core if its gap-impact verdict is contradicts, weakens or narrows, or if it provides a multi-party approval mechanism. Of the 25 included studies, S1 to S25, 23 are core studies and 2 are supporting studies (Albalwy, Brass &amp; Davies 2021; Li et al. 2026a).</w:t>
       </w:r>
     </w:p>
     <w:p>
@@ -2440,7 +2441,7 @@
           <w:sz w:val="20"/>
           <w:szCs w:val="18"/>
         </w:rPr>
-        <w:t>Quality assessment items and inclusion rule</w:t>
+        <w:t>Quality assessment questions QA1 to QA6</w:t>
       </w:r>
     </w:p>
     <w:tbl>
@@ -2455,6 +2456,7 @@
           <w:insideH w:val="nil"/>
           <w:insideV w:val="nil"/>
         </w:tblBorders>
+        <w:tblLayout w:type="fixed"/>
         <w:tblCellMar>
           <w:left w:w="10" w:type="dxa"/>
           <w:right w:w="10" w:type="dxa"/>
@@ -2462,9 +2464,8 @@
         <w:tblLook w:val="0000" w:firstRow="0" w:lastRow="0" w:firstColumn="0" w:lastColumn="0" w:noHBand="0" w:noVBand="0"/>
       </w:tblPr>
       <w:tblGrid>
-        <w:gridCol w:w="1300"/>
-        <w:gridCol w:w="5428"/>
-        <w:gridCol w:w="2400"/>
+        <w:gridCol w:w="1134"/>
+        <w:gridCol w:w="7370"/>
       </w:tblGrid>
       <w:tr>
         <w:trPr>
@@ -2473,7 +2474,7 @@
         </w:trPr>
         <w:tc>
           <w:tcPr>
-            <w:tcW w:w="1300" w:type="dxa"/>
+            <w:tcW w:w="1134" w:type="dxa"/>
             <w:tcBorders>
               <w:top w:val="nil"/>
               <w:left w:val="nil"/>
@@ -2514,7 +2515,7 @@
         </w:tc>
         <w:tc>
           <w:tcPr>
-            <w:tcW w:w="5428" w:type="dxa"/>
+            <w:tcW w:w="7370" w:type="dxa"/>
             <w:tcBorders>
               <w:top w:val="nil"/>
               <w:left w:val="nil"/>
@@ -2545,52 +2546,10 @@
                 <w:rFonts w:ascii="Palatino Linotype" w:hAnsi="Palatino Linotype" w:cs="Palatino Linotype"/>
                 <w:b/>
                 <w:bCs/>
-                <w:color w:val="000000"/>
                 <w:sz w:val="19"/>
                 <w:szCs w:val="20"/>
               </w:rPr>
-              <w:t>Question</w:t>
-            </w:r>
-          </w:p>
-        </w:tc>
-        <w:tc>
-          <w:tcPr>
-            <w:tcW w:w="2400" w:type="dxa"/>
-            <w:tcBorders>
-              <w:top w:val="nil"/>
-              <w:left w:val="nil"/>
-              <w:bottom w:val="single" w:sz="6" w:color="000000" w:space="0"/>
-              <w:right w:val="nil"/>
-              <w:insideH w:val="nil"/>
-              <w:insideV w:val="nil"/>
-            </w:tcBorders>
-            <w:tcMar>
-              <w:top w:w="40" w:type="dxa"/>
-              <w:left w:w="80" w:type="dxa"/>
-              <w:bottom w:w="40" w:type="dxa"/>
-              <w:right w:w="80" w:type="dxa"/>
-            </w:tcMar>
-          </w:tcPr>
-          <w:p>
-            <w:pPr>
-              <w:keepNext/>
-              <w:spacing w:after="40" w:line="240" w:lineRule="auto"/>
-              <w:jc w:val="left"/>
-              <w:rPr>
-                <w:sz w:val="20"/>
-                <w:szCs w:val="20"/>
-              </w:rPr>
-            </w:pPr>
-            <w:r>
-              <w:rPr>
-                <w:rFonts w:ascii="Palatino Linotype" w:hAnsi="Palatino Linotype" w:cs="Palatino Linotype"/>
-                <w:b/>
-                <w:bCs/>
-                <w:color w:val="000000"/>
-                <w:sz w:val="19"/>
-                <w:szCs w:val="20"/>
-              </w:rPr>
-              <w:t>Used for</w:t>
+              <w:t xml:space="preserve">Question</w:t>
             </w:r>
           </w:p>
         </w:tc>
@@ -2601,7 +2560,7 @@
         </w:trPr>
         <w:tc>
           <w:tcPr>
-            <w:tcW w:w="1300" w:type="dxa"/>
+            <w:tcW w:w="1134" w:type="dxa"/>
             <w:tcBorders>
               <w:top w:val="nil"/>
               <w:left w:val="nil"/>
@@ -2638,7 +2597,7 @@
         </w:tc>
         <w:tc>
           <w:tcPr>
-            <w:tcW w:w="5428" w:type="dxa"/>
+            <w:tcW w:w="7370" w:type="dxa"/>
             <w:tcBorders>
               <w:top w:val="nil"/>
               <w:left w:val="nil"/>
@@ -2670,43 +2629,6 @@
                 <w:szCs w:val="20"/>
               </w:rPr>
               <w:t xml:space="preserve">Does the study define a consent model covering identity, authority, policy, and evidence?</w:t>
-            </w:r>
-          </w:p>
-        </w:tc>
-        <w:tc>
-          <w:tcPr>
-            <w:tcW w:w="2400" w:type="dxa"/>
-            <w:tcBorders>
-              <w:top w:val="nil"/>
-              <w:left w:val="nil"/>
-              <w:bottom w:val="nil"/>
-              <w:right w:val="nil"/>
-              <w:insideH w:val="nil"/>
-              <w:insideV w:val="nil"/>
-            </w:tcBorders>
-            <w:tcMar>
-              <w:top w:w="40" w:type="dxa"/>
-              <w:left w:w="80" w:type="dxa"/>
-              <w:bottom w:w="40" w:type="dxa"/>
-              <w:right w:w="80" w:type="dxa"/>
-            </w:tcMar>
-          </w:tcPr>
-          <w:p>
-            <w:pPr>
-              <w:spacing w:after="40" w:line="240" w:lineRule="auto"/>
-              <w:jc w:val="left"/>
-              <w:rPr>
-                <w:sz w:val="20"/>
-                <w:szCs w:val="20"/>
-              </w:rPr>
-            </w:pPr>
-            <w:r>
-              <w:rPr>
-                <w:rFonts w:ascii="Palatino Linotype" w:hAnsi="Palatino Linotype" w:cs="Palatino Linotype"/>
-                <w:sz w:val="19"/>
-                <w:szCs w:val="20"/>
-              </w:rPr>
-              <w:t xml:space="preserve">Inclusion</w:t>
             </w:r>
           </w:p>
         </w:tc>
@@ -2717,7 +2639,7 @@
         </w:trPr>
         <w:tc>
           <w:tcPr>
-            <w:tcW w:w="1300" w:type="dxa"/>
+            <w:tcW w:w="1134" w:type="dxa"/>
             <w:tcBorders>
               <w:top w:val="nil"/>
               <w:left w:val="nil"/>
@@ -2754,7 +2676,7 @@
         </w:tc>
         <w:tc>
           <w:tcPr>
-            <w:tcW w:w="5428" w:type="dxa"/>
+            <w:tcW w:w="7370" w:type="dxa"/>
             <w:tcBorders>
               <w:top w:val="nil"/>
               <w:left w:val="nil"/>
@@ -2786,43 +2708,6 @@
                 <w:szCs w:val="20"/>
               </w:rPr>
               <w:t xml:space="preserve">Does the study verify participant identities and their authorisation authority?</w:t>
-            </w:r>
-          </w:p>
-        </w:tc>
-        <w:tc>
-          <w:tcPr>
-            <w:tcW w:w="2400" w:type="dxa"/>
-            <w:tcBorders>
-              <w:top w:val="nil"/>
-              <w:left w:val="nil"/>
-              <w:bottom w:val="nil"/>
-              <w:right w:val="nil"/>
-              <w:insideH w:val="nil"/>
-              <w:insideV w:val="nil"/>
-            </w:tcBorders>
-            <w:tcMar>
-              <w:top w:w="40" w:type="dxa"/>
-              <w:left w:w="80" w:type="dxa"/>
-              <w:bottom w:w="40" w:type="dxa"/>
-              <w:right w:w="80" w:type="dxa"/>
-            </w:tcMar>
-          </w:tcPr>
-          <w:p>
-            <w:pPr>
-              <w:spacing w:after="40" w:line="240" w:lineRule="auto"/>
-              <w:jc w:val="left"/>
-              <w:rPr>
-                <w:sz w:val="20"/>
-                <w:szCs w:val="20"/>
-              </w:rPr>
-            </w:pPr>
-            <w:r>
-              <w:rPr>
-                <w:rFonts w:ascii="Palatino Linotype" w:hAnsi="Palatino Linotype" w:cs="Palatino Linotype"/>
-                <w:sz w:val="19"/>
-                <w:szCs w:val="20"/>
-              </w:rPr>
-              <w:t xml:space="preserve">Inclusion</w:t>
             </w:r>
           </w:p>
         </w:tc>
@@ -2833,7 +2718,7 @@
         </w:trPr>
         <w:tc>
           <w:tcPr>
-            <w:tcW w:w="1300" w:type="dxa"/>
+            <w:tcW w:w="1134" w:type="dxa"/>
             <w:tcBorders>
               <w:top w:val="nil"/>
               <w:left w:val="nil"/>
@@ -2870,7 +2755,7 @@
         </w:tc>
         <w:tc>
           <w:tcPr>
-            <w:tcW w:w="5428" w:type="dxa"/>
+            <w:tcW w:w="7370" w:type="dxa"/>
             <w:tcBorders>
               <w:top w:val="nil"/>
               <w:left w:val="nil"/>
@@ -2902,43 +2787,6 @@
                 <w:szCs w:val="20"/>
               </w:rPr>
               <w:t xml:space="preserve">Does the study support consent decisions requiring approval from multiple authorised participants?</w:t>
-            </w:r>
-          </w:p>
-        </w:tc>
-        <w:tc>
-          <w:tcPr>
-            <w:tcW w:w="2400" w:type="dxa"/>
-            <w:tcBorders>
-              <w:top w:val="nil"/>
-              <w:left w:val="nil"/>
-              <w:bottom w:val="nil"/>
-              <w:right w:val="nil"/>
-              <w:insideH w:val="nil"/>
-              <w:insideV w:val="nil"/>
-            </w:tcBorders>
-            <w:tcMar>
-              <w:top w:w="40" w:type="dxa"/>
-              <w:left w:w="80" w:type="dxa"/>
-              <w:bottom w:w="40" w:type="dxa"/>
-              <w:right w:w="80" w:type="dxa"/>
-            </w:tcMar>
-          </w:tcPr>
-          <w:p>
-            <w:pPr>
-              <w:spacing w:after="40" w:line="240" w:lineRule="auto"/>
-              <w:jc w:val="left"/>
-              <w:rPr>
-                <w:sz w:val="20"/>
-                <w:szCs w:val="20"/>
-              </w:rPr>
-            </w:pPr>
-            <w:r>
-              <w:rPr>
-                <w:rFonts w:ascii="Palatino Linotype" w:hAnsi="Palatino Linotype" w:cs="Palatino Linotype"/>
-                <w:sz w:val="19"/>
-                <w:szCs w:val="20"/>
-              </w:rPr>
-              <w:t xml:space="preserve">Inclusion</w:t>
             </w:r>
           </w:p>
         </w:tc>
@@ -2949,7 +2797,7 @@
         </w:trPr>
         <w:tc>
           <w:tcPr>
-            <w:tcW w:w="1300" w:type="dxa"/>
+            <w:tcW w:w="1134" w:type="dxa"/>
             <w:tcBorders>
               <w:top w:val="nil"/>
               <w:left w:val="nil"/>
@@ -2986,7 +2834,7 @@
         </w:tc>
         <w:tc>
           <w:tcPr>
-            <w:tcW w:w="5428" w:type="dxa"/>
+            <w:tcW w:w="7370" w:type="dxa"/>
             <w:tcBorders>
               <w:top w:val="nil"/>
               <w:left w:val="nil"/>
@@ -3018,43 +2866,6 @@
                 <w:szCs w:val="20"/>
               </w:rPr>
               <w:t xml:space="preserve">Does the study enforce purpose, data scope, and approval rules before allowing access?</w:t>
-            </w:r>
-          </w:p>
-        </w:tc>
-        <w:tc>
-          <w:tcPr>
-            <w:tcW w:w="2400" w:type="dxa"/>
-            <w:tcBorders>
-              <w:top w:val="nil"/>
-              <w:left w:val="nil"/>
-              <w:bottom w:val="nil"/>
-              <w:right w:val="nil"/>
-              <w:insideH w:val="nil"/>
-              <w:insideV w:val="nil"/>
-            </w:tcBorders>
-            <w:tcMar>
-              <w:top w:w="40" w:type="dxa"/>
-              <w:left w:w="80" w:type="dxa"/>
-              <w:bottom w:w="40" w:type="dxa"/>
-              <w:right w:w="80" w:type="dxa"/>
-            </w:tcMar>
-          </w:tcPr>
-          <w:p>
-            <w:pPr>
-              <w:spacing w:after="40" w:line="240" w:lineRule="auto"/>
-              <w:jc w:val="left"/>
-              <w:rPr>
-                <w:sz w:val="20"/>
-                <w:szCs w:val="20"/>
-              </w:rPr>
-            </w:pPr>
-            <w:r>
-              <w:rPr>
-                <w:rFonts w:ascii="Palatino Linotype" w:hAnsi="Palatino Linotype" w:cs="Palatino Linotype"/>
-                <w:sz w:val="19"/>
-                <w:szCs w:val="20"/>
-              </w:rPr>
-              <w:t xml:space="preserve">Inclusion</w:t>
             </w:r>
           </w:p>
         </w:tc>
@@ -3065,7 +2876,7 @@
         </w:trPr>
         <w:tc>
           <w:tcPr>
-            <w:tcW w:w="1300" w:type="dxa"/>
+            <w:tcW w:w="1134" w:type="dxa"/>
             <w:tcBorders>
               <w:top w:val="nil"/>
               <w:left w:val="nil"/>
@@ -3102,7 +2913,7 @@
         </w:tc>
         <w:tc>
           <w:tcPr>
-            <w:tcW w:w="5428" w:type="dxa"/>
+            <w:tcW w:w="7370" w:type="dxa"/>
             <w:tcBorders>
               <w:top w:val="nil"/>
               <w:left w:val="nil"/>
@@ -3134,43 +2945,6 @@
                 <w:szCs w:val="20"/>
               </w:rPr>
               <w:t xml:space="preserve">Does the study manage consent validity, expiry, and revocation?</w:t>
-            </w:r>
-          </w:p>
-        </w:tc>
-        <w:tc>
-          <w:tcPr>
-            <w:tcW w:w="2400" w:type="dxa"/>
-            <w:tcBorders>
-              <w:top w:val="nil"/>
-              <w:left w:val="nil"/>
-              <w:bottom w:val="nil"/>
-              <w:right w:val="nil"/>
-              <w:insideH w:val="nil"/>
-              <w:insideV w:val="nil"/>
-            </w:tcBorders>
-            <w:tcMar>
-              <w:top w:w="40" w:type="dxa"/>
-              <w:left w:w="80" w:type="dxa"/>
-              <w:bottom w:w="40" w:type="dxa"/>
-              <w:right w:w="80" w:type="dxa"/>
-            </w:tcMar>
-          </w:tcPr>
-          <w:p>
-            <w:pPr>
-              <w:spacing w:after="40" w:line="240" w:lineRule="auto"/>
-              <w:jc w:val="left"/>
-              <w:rPr>
-                <w:sz w:val="20"/>
-                <w:szCs w:val="20"/>
-              </w:rPr>
-            </w:pPr>
-            <w:r>
-              <w:rPr>
-                <w:rFonts w:ascii="Palatino Linotype" w:hAnsi="Palatino Linotype" w:cs="Palatino Linotype"/>
-                <w:sz w:val="19"/>
-                <w:szCs w:val="20"/>
-              </w:rPr>
-              <w:t xml:space="preserve">Evidence tier only (A, B, C, Background), not inclusion</w:t>
             </w:r>
           </w:p>
         </w:tc>
@@ -3181,7 +2955,7 @@
         </w:trPr>
         <w:tc>
           <w:tcPr>
-            <w:tcW w:w="1300" w:type="dxa"/>
+            <w:tcW w:w="1134" w:type="dxa"/>
             <w:tcBorders>
               <w:top w:val="nil"/>
               <w:left w:val="nil"/>
@@ -3218,7 +2992,7 @@
         </w:tc>
         <w:tc>
           <w:tcPr>
-            <w:tcW w:w="5428" w:type="dxa"/>
+            <w:tcW w:w="7370" w:type="dxa"/>
             <w:tcBorders>
               <w:top w:val="nil"/>
               <w:left w:val="nil"/>
@@ -3250,275 +3024,6 @@
                 <w:szCs w:val="20"/>
               </w:rPr>
               <w:t xml:space="preserve">Does the study validate security and access decisions through formal analysis or implementation testing?</w:t>
-            </w:r>
-          </w:p>
-        </w:tc>
-        <w:tc>
-          <w:tcPr>
-            <w:tcW w:w="2400" w:type="dxa"/>
-            <w:tcBorders>
-              <w:top w:val="nil"/>
-              <w:left w:val="nil"/>
-              <w:bottom w:val="nil"/>
-              <w:right w:val="nil"/>
-              <w:insideH w:val="nil"/>
-              <w:insideV w:val="nil"/>
-            </w:tcBorders>
-            <w:tcMar>
-              <w:top w:w="40" w:type="dxa"/>
-              <w:left w:w="80" w:type="dxa"/>
-              <w:bottom w:w="40" w:type="dxa"/>
-              <w:right w:w="80" w:type="dxa"/>
-            </w:tcMar>
-          </w:tcPr>
-          <w:p>
-            <w:pPr>
-              <w:spacing w:after="40" w:line="240" w:lineRule="auto"/>
-              <w:jc w:val="left"/>
-              <w:rPr>
-                <w:sz w:val="20"/>
-                <w:szCs w:val="20"/>
-              </w:rPr>
-            </w:pPr>
-            <w:r>
-              <w:rPr>
-                <w:rFonts w:ascii="Palatino Linotype" w:hAnsi="Palatino Linotype" w:cs="Palatino Linotype"/>
-                <w:sz w:val="19"/>
-                <w:szCs w:val="20"/>
-              </w:rPr>
-              <w:t xml:space="preserve">Evidence tier only (A, B, C, Background), not inclusion</w:t>
-            </w:r>
-          </w:p>
-        </w:tc>
-      </w:tr>
-      <w:tr>
-        <w:trPr>
-          <w:cantSplit/>
-        </w:trPr>
-        <w:tc>
-          <w:tcPr>
-            <w:tcW w:w="1300" w:type="dxa"/>
-            <w:tcBorders>
-              <w:top w:val="nil"/>
-              <w:left w:val="nil"/>
-              <w:bottom w:val="nil"/>
-              <w:right w:val="nil"/>
-              <w:insideH w:val="nil"/>
-              <w:insideV w:val="nil"/>
-            </w:tcBorders>
-            <w:tcMar>
-              <w:top w:w="40" w:type="dxa"/>
-              <w:left w:w="80" w:type="dxa"/>
-              <w:bottom w:w="40" w:type="dxa"/>
-              <w:right w:w="80" w:type="dxa"/>
-            </w:tcMar>
-          </w:tcPr>
-          <w:p>
-            <w:pPr>
-              <w:spacing w:after="40" w:line="240" w:lineRule="auto"/>
-              <w:jc w:val="left"/>
-              <w:rPr>
-                <w:sz w:val="20"/>
-                <w:szCs w:val="20"/>
-              </w:rPr>
-            </w:pPr>
-            <w:r>
-              <w:rPr>
-                <w:rFonts w:ascii="Palatino Linotype" w:hAnsi="Palatino Linotype" w:cs="Palatino Linotype"/>
-                <w:sz w:val="19"/>
-                <w:szCs w:val="20"/>
-              </w:rPr>
-              <w:t xml:space="preserve">Scoring</w:t>
-            </w:r>
-          </w:p>
-        </w:tc>
-        <w:tc>
-          <w:tcPr>
-            <w:tcW w:w="5428" w:type="dxa"/>
-            <w:tcBorders>
-              <w:top w:val="nil"/>
-              <w:left w:val="nil"/>
-              <w:bottom w:val="nil"/>
-              <w:right w:val="nil"/>
-              <w:insideH w:val="nil"/>
-              <w:insideV w:val="nil"/>
-            </w:tcBorders>
-            <w:tcMar>
-              <w:top w:w="40" w:type="dxa"/>
-              <w:left w:w="80" w:type="dxa"/>
-              <w:bottom w:w="40" w:type="dxa"/>
-              <w:right w:w="80" w:type="dxa"/>
-            </w:tcMar>
-          </w:tcPr>
-          <w:p>
-            <w:pPr>
-              <w:spacing w:after="40" w:line="240" w:lineRule="auto"/>
-              <w:jc w:val="left"/>
-              <w:rPr>
-                <w:sz w:val="20"/>
-                <w:szCs w:val="20"/>
-              </w:rPr>
-            </w:pPr>
-            <w:r>
-              <w:rPr>
-                <w:rFonts w:ascii="Palatino Linotype" w:hAnsi="Palatino Linotype" w:cs="Palatino Linotype"/>
-                <w:sz w:val="19"/>
-                <w:szCs w:val="20"/>
-              </w:rPr>
-              <w:t xml:space="preserve">Yes = 1, No = 0.</w:t>
-            </w:r>
-          </w:p>
-        </w:tc>
-        <w:tc>
-          <w:tcPr>
-            <w:tcW w:w="2400" w:type="dxa"/>
-            <w:tcBorders>
-              <w:top w:val="nil"/>
-              <w:left w:val="nil"/>
-              <w:bottom w:val="nil"/>
-              <w:right w:val="nil"/>
-              <w:insideH w:val="nil"/>
-              <w:insideV w:val="nil"/>
-            </w:tcBorders>
-            <w:tcMar>
-              <w:top w:w="40" w:type="dxa"/>
-              <w:left w:w="80" w:type="dxa"/>
-              <w:bottom w:w="40" w:type="dxa"/>
-              <w:right w:w="80" w:type="dxa"/>
-            </w:tcMar>
-          </w:tcPr>
-          <w:p>
-            <w:pPr>
-              <w:spacing w:after="40" w:line="240" w:lineRule="auto"/>
-              <w:jc w:val="left"/>
-              <w:rPr>
-                <w:sz w:val="20"/>
-                <w:szCs w:val="20"/>
-              </w:rPr>
-            </w:pPr>
-            <w:r>
-              <w:rPr>
-                <w:rFonts w:ascii="Palatino Linotype" w:hAnsi="Palatino Linotype" w:cs="Palatino Linotype"/>
-                <w:sz w:val="19"/>
-                <w:szCs w:val="20"/>
-              </w:rPr>
-              <w:t xml:space="preserve">—</w:t>
-            </w:r>
-          </w:p>
-        </w:tc>
-      </w:tr>
-      <w:tr>
-        <w:trPr>
-          <w:cantSplit/>
-        </w:trPr>
-        <w:tc>
-          <w:tcPr>
-            <w:tcW w:w="1300" w:type="dxa"/>
-            <w:tcBorders>
-              <w:top w:val="nil"/>
-              <w:left w:val="nil"/>
-              <w:bottom w:val="nil"/>
-              <w:right w:val="nil"/>
-              <w:insideH w:val="nil"/>
-              <w:insideV w:val="nil"/>
-            </w:tcBorders>
-            <w:tcMar>
-              <w:top w:w="40" w:type="dxa"/>
-              <w:left w:w="80" w:type="dxa"/>
-              <w:bottom w:w="40" w:type="dxa"/>
-              <w:right w:w="80" w:type="dxa"/>
-            </w:tcMar>
-          </w:tcPr>
-          <w:p>
-            <w:pPr>
-              <w:spacing w:after="40" w:line="240" w:lineRule="auto"/>
-              <w:jc w:val="left"/>
-              <w:rPr>
-                <w:sz w:val="20"/>
-                <w:szCs w:val="20"/>
-              </w:rPr>
-            </w:pPr>
-            <w:r>
-              <w:rPr>
-                <w:rFonts w:ascii="Palatino Linotype" w:hAnsi="Palatino Linotype" w:cs="Palatino Linotype"/>
-                <w:sz w:val="19"/>
-                <w:szCs w:val="20"/>
-              </w:rPr>
-              <w:t xml:space="preserve">Rule</w:t>
-            </w:r>
-          </w:p>
-        </w:tc>
-        <w:tc>
-          <w:tcPr>
-            <w:tcW w:w="5428" w:type="dxa"/>
-            <w:tcBorders>
-              <w:top w:val="nil"/>
-              <w:left w:val="nil"/>
-              <w:bottom w:val="nil"/>
-              <w:right w:val="nil"/>
-              <w:insideH w:val="nil"/>
-              <w:insideV w:val="nil"/>
-            </w:tcBorders>
-            <w:tcMar>
-              <w:top w:w="40" w:type="dxa"/>
-              <w:left w:w="80" w:type="dxa"/>
-              <w:bottom w:w="40" w:type="dxa"/>
-              <w:right w:w="80" w:type="dxa"/>
-            </w:tcMar>
-          </w:tcPr>
-          <w:p>
-            <w:pPr>
-              <w:spacing w:after="40" w:line="240" w:lineRule="auto"/>
-              <w:jc w:val="left"/>
-              <w:rPr>
-                <w:sz w:val="20"/>
-                <w:szCs w:val="20"/>
-              </w:rPr>
-            </w:pPr>
-            <w:r>
-              <w:rPr>
-                <w:rFonts w:ascii="Palatino Linotype" w:hAnsi="Palatino Linotype" w:cs="Palatino Linotype"/>
-                <w:sz w:val="19"/>
-                <w:szCs w:val="20"/>
-              </w:rPr>
-              <w:t xml:space="preserve">A study is included when QA1 + QA2 + QA3 + QA4 ≥ 3.</w:t>
-            </w:r>
-          </w:p>
-        </w:tc>
-        <w:tc>
-          <w:tcPr>
-            <w:tcW w:w="2400" w:type="dxa"/>
-            <w:tcBorders>
-              <w:top w:val="nil"/>
-              <w:left w:val="nil"/>
-              <w:bottom w:val="nil"/>
-              <w:right w:val="nil"/>
-              <w:insideH w:val="nil"/>
-              <w:insideV w:val="nil"/>
-            </w:tcBorders>
-            <w:tcMar>
-              <w:top w:w="40" w:type="dxa"/>
-              <w:left w:w="80" w:type="dxa"/>
-              <w:bottom w:w="40" w:type="dxa"/>
-              <w:right w:w="80" w:type="dxa"/>
-            </w:tcMar>
-          </w:tcPr>
-          <w:p>
-            <w:pPr>
-              <w:spacing w:after="40" w:line="240" w:lineRule="auto"/>
-              <w:jc w:val="left"/>
-              <w:rPr>
-                <w:sz w:val="20"/>
-                <w:szCs w:val="20"/>
-              </w:rPr>
-            </w:pPr>
-            <w:r>
-              <w:rPr>
-                <w:rFonts w:ascii="Palatino Linotype" w:hAnsi="Palatino Linotype" w:cs="Palatino Linotype"/>
-                <w:sz w:val="19"/>
-                <w:szCs w:val="20"/>
-              </w:rPr>
-              <w:t xml:space="preserve">—</w:t>
             </w:r>
           </w:p>
         </w:tc>

--- a/docs/Yasir_Thesis_Chapter2_clean.docx
+++ b/docs/Yasir_Thesis_Chapter2_clean.docx
@@ -1369,67 +1369,55 @@
     <w:p>
       <w:pPr/>
       <w:r>
-        <w:t>1. The study concerns healthcare data (IC1).</w:t>
+        <w:t>1. Healthcare data sharing (IC1).</w:t>
       </w:r>
     </w:p>
     <w:p>
       <w:pPr/>
       <w:r>
-        <w:t>2. The study concerns consent, authorisation, access control, trust or governance relevant to data access (IC2).</w:t>
+        <w:t>2. Consent or authorisation relevant to data access (IC2).</w:t>
       </w:r>
     </w:p>
     <w:p>
       <w:pPr/>
       <w:r>
-        <w:t>3. The study presents a mechanism, model, system or evaluation relevant to a review question (IC3).</w:t>
+        <w:t>3. A model, mechanism, system or evaluation that addresses a review question (IC3).</w:t>
       </w:r>
     </w:p>
     <w:p>
       <w:pPr/>
       <w:r>
-        <w:t>4. The study is a peer-reviewed English paper with full text available (IC4 to IC7).</w:t>
+        <w:t>4. Peer-reviewed English paper with full text (IC4 to IC7).</w:t>
       </w:r>
     </w:p>
     <w:p>
       <w:pPr/>
       <w:r>
-        <w:t>5. The study was published between 2020 and 2026.</w:t>
+        <w:t>5. Publication between 2020 and 2026.</w:t>
       </w:r>
     </w:p>
     <w:p>
       <w:pPr/>
       <w:r>
-        <w:t>Exclusion criteria. The records are excluded if:</w:t>
+        <w:t>Exclusion criteria:</w:t>
       </w:r>
     </w:p>
     <w:p>
       <w:pPr/>
       <w:r>
-        <w:t>1. They are outside healthcare or outside the authorisation scope.</w:t>
+        <w:t>1. Outside healthcare or the authorisation scope.</w:t>
       </w:r>
     </w:p>
     <w:p>
       <w:pPr/>
       <w:r>
-        <w:t>2. They treat authentication alone or mention consent only superficially.</w:t>
+        <w:t>2. Authentication alone or a superficial mention of consent.</w:t>
       </w:r>
     </w:p>
     <w:p>
       <w:pPr/>
       <w:r>
-        <w:t>3. They are not peer-reviewed.</w:t>
-      </w:r>
-    </w:p>
-    <w:p>
-      <w:pPr/>
-      <w:r>
-        <w:t>4. They are duplicate publications of the same study.</w:t>
-      </w:r>
-    </w:p>
-    <w:p>
-      <w:pPr/>
-      <w:r>
-        <w:t>5. They are secondary reviews.</w:t>
+        <w:t>3. Non-peer-reviewed work and duplicate publications.</w:t>
       </w:r>
     </w:p>
     <w:p>
@@ -2549,7 +2537,7 @@
                 <w:sz w:val="19"/>
                 <w:szCs w:val="20"/>
               </w:rPr>
-              <w:t xml:space="preserve">Question</w:t>
+              <w:t xml:space="preserve">Inclusion question</w:t>
             </w:r>
           </w:p>
         </w:tc>
@@ -3044,7 +3032,7 @@
     <w:p>
       <w:pPr/>
       <w:r>
-        <w:t>Each of the shortlisted papers was analysed according to its scope, topic and contribution to the review questions. Based on the analysis, each study was placed in one of six streams, one per requirement: consent representation (Req 1), identity and authority (Req 2), multi-party authorisation (Req 3), policy and context (Req 4), temporal and lifecycle (Req 5) and security assurance (Req 6). Table 2.4 lists the 25 primary studies with their year, title and stream. The papers in each stream are summarised in the next section, and their issues and limitations with respect to the key requirements defined in Section 2.2 are discussed.</w:t>
+        <w:t>Each of the shortlisted papers was analysed according to its scope, topic and contribution to the review questions. Based on the analysis, each study was placed in one of six streams, one per requirement: consent representation (Req 1), identity and authority (Req 2), multi-party authorisation (Req 3), policy and context (Req 4), temporal and lifecycle (Req 5) and security assurance (Req 6). Table 2.4 lists the 25 primary studies with their authors, year and title. The papers in each stream are summarised in the next section, and their issues and limitations with respect to the key requirements defined in Section 2.2 are discussed.</w:t>
       </w:r>
     </w:p>
     <w:p>
@@ -3099,11 +3087,9 @@
         <w:tblLook w:val="0000" w:firstRow="0" w:lastRow="0" w:firstColumn="0" w:lastColumn="0" w:noHBand="0" w:noVBand="0"/>
       </w:tblPr>
       <w:tblGrid>
-        <w:gridCol w:w="680"/>
-        <w:gridCol w:w="1814"/>
-        <w:gridCol w:w="680"/>
-        <w:gridCol w:w="3515"/>
-        <w:gridCol w:w="1814"/>
+        <w:gridCol w:w="737"/>
+        <w:gridCol w:w="2268"/>
+        <w:gridCol w:w="5499"/>
       </w:tblGrid>
       <w:tr>
         <w:trPr>
@@ -3112,7 +3098,7 @@
         </w:trPr>
         <w:tc>
           <w:tcPr>
-            <w:tcW w:w="680" w:type="dxa"/>
+            <w:tcW w:w="737" w:type="dxa"/>
             <w:tcBorders>
               <w:top w:val="nil"/>
               <w:left w:val="nil"/>
@@ -3149,7 +3135,7 @@
         </w:tc>
         <w:tc>
           <w:tcPr>
-            <w:tcW w:w="1814" w:type="dxa"/>
+            <w:tcW w:w="2268" w:type="dxa"/>
             <w:tcBorders>
               <w:top w:val="nil"/>
               <w:left w:val="nil"/>
@@ -3176,17 +3162,16 @@
                 <w:rFonts w:ascii="Palatino Linotype" w:hAnsi="Palatino Linotype" w:cs="Palatino Linotype"/>
                 <w:b/>
                 <w:bCs/>
-                <w:color w:val="000000"/>
-                <w:sz w:val="19"/>
-                <w:szCs w:val="17"/>
-              </w:rPr>
-              <w:t>Author(s)</w:t>
-            </w:r>
-          </w:p>
-        </w:tc>
-        <w:tc>
-          <w:tcPr>
-            <w:tcW w:w="680" w:type="dxa"/>
+                <w:sz w:val="19"/>
+                <w:szCs w:val="17"/>
+              </w:rPr>
+              <w:t xml:space="preserve">Authors and year</w:t>
+            </w:r>
+          </w:p>
+        </w:tc>
+        <w:tc>
+          <w:tcPr>
+            <w:tcW w:w="5499" w:type="dxa"/>
             <w:tcBorders>
               <w:top w:val="nil"/>
               <w:left w:val="nil"/>
@@ -3213,85 +3198,10 @@
                 <w:rFonts w:ascii="Palatino Linotype" w:hAnsi="Palatino Linotype" w:cs="Palatino Linotype"/>
                 <w:b/>
                 <w:bCs/>
-                <w:color w:val="000000"/>
-                <w:sz w:val="19"/>
-                <w:szCs w:val="17"/>
-              </w:rPr>
-              <w:t>Year</w:t>
-            </w:r>
-          </w:p>
-        </w:tc>
-        <w:tc>
-          <w:tcPr>
-            <w:tcW w:w="3515" w:type="dxa"/>
-            <w:tcBorders>
-              <w:top w:val="nil"/>
-              <w:left w:val="nil"/>
-              <w:bottom w:val="single" w:sz="6" w:color="000000" w:space="0"/>
-              <w:right w:val="nil"/>
-              <w:insideH w:val="nil"/>
-              <w:insideV w:val="nil"/>
-            </w:tcBorders>
-            <w:tcMar>
-              <w:top w:w="40" w:type="dxa"/>
-              <w:left w:w="80" w:type="dxa"/>
-              <w:bottom w:w="40" w:type="dxa"/>
-              <w:right w:w="80" w:type="dxa"/>
-            </w:tcMar>
-          </w:tcPr>
-          <w:p>
-            <w:pPr>
-              <w:keepNext/>
-              <w:spacing w:after="40" w:line="240" w:lineRule="auto"/>
-              <w:jc w:val="left"/>
-            </w:pPr>
-            <w:r>
-              <w:rPr>
-                <w:rFonts w:ascii="Palatino Linotype" w:hAnsi="Palatino Linotype" w:cs="Palatino Linotype"/>
-                <w:b/>
-                <w:bCs/>
-                <w:color w:val="000000"/>
-                <w:sz w:val="19"/>
-                <w:szCs w:val="17"/>
-              </w:rPr>
-              <w:t>Title</w:t>
-            </w:r>
-          </w:p>
-        </w:tc>
-        <w:tc>
-          <w:tcPr>
-            <w:tcW w:w="1814" w:type="dxa"/>
-            <w:tcBorders>
-              <w:top w:val="nil"/>
-              <w:left w:val="nil"/>
-              <w:bottom w:val="single" w:sz="6" w:color="000000" w:space="0"/>
-              <w:right w:val="nil"/>
-              <w:insideH w:val="nil"/>
-              <w:insideV w:val="nil"/>
-            </w:tcBorders>
-            <w:tcMar>
-              <w:top w:w="40" w:type="dxa"/>
-              <w:left w:w="80" w:type="dxa"/>
-              <w:bottom w:w="40" w:type="dxa"/>
-              <w:right w:w="80" w:type="dxa"/>
-            </w:tcMar>
-          </w:tcPr>
-          <w:p>
-            <w:pPr>
-              <w:keepNext/>
-              <w:spacing w:after="40" w:line="240" w:lineRule="auto"/>
-              <w:jc w:val="left"/>
-            </w:pPr>
-            <w:r>
-              <w:rPr>
-                <w:rFonts w:ascii="Palatino Linotype" w:hAnsi="Palatino Linotype" w:cs="Palatino Linotype"/>
-                <w:b/>
-                <w:bCs/>
-                <w:color w:val="000000"/>
-                <w:sz w:val="19"/>
-                <w:szCs w:val="17"/>
-              </w:rPr>
-              <w:t>Category</w:t>
+                <w:sz w:val="19"/>
+                <w:szCs w:val="17"/>
+              </w:rPr>
+              <w:t xml:space="preserve">Article title</w:t>
             </w:r>
           </w:p>
         </w:tc>
@@ -3302,7 +3212,7 @@
         </w:trPr>
         <w:tc>
           <w:tcPr>
-            <w:tcW w:w="680" w:type="dxa"/>
+            <w:tcW w:w="737" w:type="dxa"/>
             <w:tcBorders>
               <w:top w:val="nil"/>
               <w:left w:val="nil"/>
@@ -3336,7 +3246,7 @@
         </w:tc>
         <w:tc>
           <w:tcPr>
-            <w:tcW w:w="1814" w:type="dxa"/>
+            <w:tcW w:w="2268" w:type="dxa"/>
             <w:tcBorders>
               <w:top w:val="nil"/>
               <w:left w:val="nil"/>
@@ -3370,41 +3280,7 @@
         </w:tc>
         <w:tc>
           <w:tcPr>
-            <w:tcW w:w="680" w:type="dxa"/>
-            <w:tcBorders>
-              <w:top w:val="nil"/>
-              <w:left w:val="nil"/>
-              <w:bottom w:val="nil"/>
-              <w:right w:val="nil"/>
-              <w:insideH w:val="nil"/>
-              <w:insideV w:val="nil"/>
-            </w:tcBorders>
-            <w:tcMar>
-              <w:top w:w="40" w:type="dxa"/>
-              <w:left w:w="80" w:type="dxa"/>
-              <w:bottom w:w="40" w:type="dxa"/>
-              <w:right w:w="80" w:type="dxa"/>
-            </w:tcMar>
-          </w:tcPr>
-          <w:p>
-            <w:pPr>
-              <w:spacing w:after="40" w:line="240" w:lineRule="auto"/>
-              <w:jc w:val="left"/>
-            </w:pPr>
-            <w:r>
-              <w:rPr>
-                <w:rFonts w:ascii="Palatino Linotype" w:hAnsi="Palatino Linotype" w:cs="Palatino Linotype"/>
-                <w:color w:val="000000"/>
-                <w:sz w:val="19"/>
-                <w:szCs w:val="17"/>
-              </w:rPr>
-              <w:t>2026</w:t>
-            </w:r>
-          </w:p>
-        </w:tc>
-        <w:tc>
-          <w:tcPr>
-            <w:tcW w:w="3515" w:type="dxa"/>
+            <w:tcW w:w="5499" w:type="dxa"/>
             <w:tcBorders>
               <w:top w:val="nil"/>
               <w:left w:val="nil"/>
@@ -3433,40 +3309,6 @@
                 <w:szCs w:val="17"/>
               </w:rPr>
               <w:t>Nexa: Enabling Secure, Scalable, and Decentralized Management of Electronic Health Records Using Threshold Cryptography and Public Blockchains</w:t>
-            </w:r>
-          </w:p>
-        </w:tc>
-        <w:tc>
-          <w:tcPr>
-            <w:tcW w:w="1814" w:type="dxa"/>
-            <w:tcBorders>
-              <w:top w:val="nil"/>
-              <w:left w:val="nil"/>
-              <w:bottom w:val="nil"/>
-              <w:right w:val="nil"/>
-              <w:insideH w:val="nil"/>
-              <w:insideV w:val="nil"/>
-            </w:tcBorders>
-            <w:tcMar>
-              <w:top w:w="40" w:type="dxa"/>
-              <w:left w:w="80" w:type="dxa"/>
-              <w:bottom w:w="40" w:type="dxa"/>
-              <w:right w:w="80" w:type="dxa"/>
-            </w:tcMar>
-          </w:tcPr>
-          <w:p>
-            <w:pPr>
-              <w:spacing w:after="40" w:line="240" w:lineRule="auto"/>
-              <w:jc w:val="left"/>
-            </w:pPr>
-            <w:r>
-              <w:rPr>
-                <w:rFonts w:ascii="Palatino Linotype" w:hAnsi="Palatino Linotype" w:cs="Palatino Linotype"/>
-                <w:color w:val="000000"/>
-                <w:sz w:val="19"/>
-                <w:szCs w:val="17"/>
-              </w:rPr>
-              <w:t>Multi-party authorisation (Req 3)</w:t>
             </w:r>
           </w:p>
         </w:tc>
@@ -3477,7 +3319,7 @@
         </w:trPr>
         <w:tc>
           <w:tcPr>
-            <w:tcW w:w="680" w:type="dxa"/>
+            <w:tcW w:w="737" w:type="dxa"/>
             <w:tcBorders>
               <w:top w:val="nil"/>
               <w:left w:val="nil"/>
@@ -3511,7 +3353,7 @@
         </w:tc>
         <w:tc>
           <w:tcPr>
-            <w:tcW w:w="1814" w:type="dxa"/>
+            <w:tcW w:w="2268" w:type="dxa"/>
             <w:tcBorders>
               <w:top w:val="nil"/>
               <w:left w:val="nil"/>
@@ -3545,41 +3387,7 @@
         </w:tc>
         <w:tc>
           <w:tcPr>
-            <w:tcW w:w="680" w:type="dxa"/>
-            <w:tcBorders>
-              <w:top w:val="nil"/>
-              <w:left w:val="nil"/>
-              <w:bottom w:val="nil"/>
-              <w:right w:val="nil"/>
-              <w:insideH w:val="nil"/>
-              <w:insideV w:val="nil"/>
-            </w:tcBorders>
-            <w:tcMar>
-              <w:top w:w="40" w:type="dxa"/>
-              <w:left w:w="80" w:type="dxa"/>
-              <w:bottom w:w="40" w:type="dxa"/>
-              <w:right w:w="80" w:type="dxa"/>
-            </w:tcMar>
-          </w:tcPr>
-          <w:p>
-            <w:pPr>
-              <w:spacing w:after="40" w:line="240" w:lineRule="auto"/>
-              <w:jc w:val="left"/>
-            </w:pPr>
-            <w:r>
-              <w:rPr>
-                <w:rFonts w:ascii="Palatino Linotype" w:hAnsi="Palatino Linotype" w:cs="Palatino Linotype"/>
-                <w:color w:val="000000"/>
-                <w:sz w:val="19"/>
-                <w:szCs w:val="17"/>
-              </w:rPr>
-              <w:t>2021</w:t>
-            </w:r>
-          </w:p>
-        </w:tc>
-        <w:tc>
-          <w:tcPr>
-            <w:tcW w:w="3515" w:type="dxa"/>
+            <w:tcW w:w="5499" w:type="dxa"/>
             <w:tcBorders>
               <w:top w:val="nil"/>
               <w:left w:val="nil"/>
@@ -3608,40 +3416,6 @@
                 <w:szCs w:val="17"/>
               </w:rPr>
               <w:t>A Blockchain-based dynamic consent architecture to support clinical genomic data sharing (ConsentChain): Proof-of-concept study</w:t>
-            </w:r>
-          </w:p>
-        </w:tc>
-        <w:tc>
-          <w:tcPr>
-            <w:tcW w:w="1814" w:type="dxa"/>
-            <w:tcBorders>
-              <w:top w:val="nil"/>
-              <w:left w:val="nil"/>
-              <w:bottom w:val="nil"/>
-              <w:right w:val="nil"/>
-              <w:insideH w:val="nil"/>
-              <w:insideV w:val="nil"/>
-            </w:tcBorders>
-            <w:tcMar>
-              <w:top w:w="40" w:type="dxa"/>
-              <w:left w:w="80" w:type="dxa"/>
-              <w:bottom w:w="40" w:type="dxa"/>
-              <w:right w:w="80" w:type="dxa"/>
-            </w:tcMar>
-          </w:tcPr>
-          <w:p>
-            <w:pPr>
-              <w:spacing w:after="40" w:line="240" w:lineRule="auto"/>
-              <w:jc w:val="left"/>
-            </w:pPr>
-            <w:r>
-              <w:rPr>
-                <w:rFonts w:ascii="Palatino Linotype" w:hAnsi="Palatino Linotype" w:cs="Palatino Linotype"/>
-                <w:color w:val="000000"/>
-                <w:sz w:val="19"/>
-                <w:szCs w:val="17"/>
-              </w:rPr>
-              <w:t>Policy and context (Req 4)</w:t>
             </w:r>
           </w:p>
         </w:tc>
@@ -3652,7 +3426,7 @@
         </w:trPr>
         <w:tc>
           <w:tcPr>
-            <w:tcW w:w="680" w:type="dxa"/>
+            <w:tcW w:w="737" w:type="dxa"/>
             <w:tcBorders>
               <w:top w:val="nil"/>
               <w:left w:val="nil"/>
@@ -3686,7 +3460,7 @@
         </w:tc>
         <w:tc>
           <w:tcPr>
-            <w:tcW w:w="1814" w:type="dxa"/>
+            <w:tcW w:w="2268" w:type="dxa"/>
             <w:tcBorders>
               <w:top w:val="nil"/>
               <w:left w:val="nil"/>
@@ -3720,41 +3494,7 @@
         </w:tc>
         <w:tc>
           <w:tcPr>
-            <w:tcW w:w="680" w:type="dxa"/>
-            <w:tcBorders>
-              <w:top w:val="nil"/>
-              <w:left w:val="nil"/>
-              <w:bottom w:val="nil"/>
-              <w:right w:val="nil"/>
-              <w:insideH w:val="nil"/>
-              <w:insideV w:val="nil"/>
-            </w:tcBorders>
-            <w:tcMar>
-              <w:top w:w="40" w:type="dxa"/>
-              <w:left w:w="80" w:type="dxa"/>
-              <w:bottom w:w="40" w:type="dxa"/>
-              <w:right w:w="80" w:type="dxa"/>
-            </w:tcMar>
-          </w:tcPr>
-          <w:p>
-            <w:pPr>
-              <w:spacing w:after="40" w:line="240" w:lineRule="auto"/>
-              <w:jc w:val="left"/>
-            </w:pPr>
-            <w:r>
-              <w:rPr>
-                <w:rFonts w:ascii="Palatino Linotype" w:hAnsi="Palatino Linotype" w:cs="Palatino Linotype"/>
-                <w:color w:val="000000"/>
-                <w:sz w:val="19"/>
-                <w:szCs w:val="17"/>
-              </w:rPr>
-              <w:t>2023</w:t>
-            </w:r>
-          </w:p>
-        </w:tc>
-        <w:tc>
-          <w:tcPr>
-            <w:tcW w:w="3515" w:type="dxa"/>
+            <w:tcW w:w="5499" w:type="dxa"/>
             <w:tcBorders>
               <w:top w:val="nil"/>
               <w:left w:val="nil"/>
@@ -3783,40 +3523,6 @@
                 <w:szCs w:val="17"/>
               </w:rPr>
               <w:t>Informed Consent as Patient Driven Policy for Clinical Diagnosis and Treatment: A Smart Contract Based Approach</w:t>
-            </w:r>
-          </w:p>
-        </w:tc>
-        <w:tc>
-          <w:tcPr>
-            <w:tcW w:w="1814" w:type="dxa"/>
-            <w:tcBorders>
-              <w:top w:val="nil"/>
-              <w:left w:val="nil"/>
-              <w:bottom w:val="nil"/>
-              <w:right w:val="nil"/>
-              <w:insideH w:val="nil"/>
-              <w:insideV w:val="nil"/>
-            </w:tcBorders>
-            <w:tcMar>
-              <w:top w:w="40" w:type="dxa"/>
-              <w:left w:w="80" w:type="dxa"/>
-              <w:bottom w:w="40" w:type="dxa"/>
-              <w:right w:w="80" w:type="dxa"/>
-            </w:tcMar>
-          </w:tcPr>
-          <w:p>
-            <w:pPr>
-              <w:spacing w:after="40" w:line="240" w:lineRule="auto"/>
-              <w:jc w:val="left"/>
-            </w:pPr>
-            <w:r>
-              <w:rPr>
-                <w:rFonts w:ascii="Palatino Linotype" w:hAnsi="Palatino Linotype" w:cs="Palatino Linotype"/>
-                <w:color w:val="000000"/>
-                <w:sz w:val="19"/>
-                <w:szCs w:val="17"/>
-              </w:rPr>
-              <w:t>Consent representation (Req 1)</w:t>
             </w:r>
           </w:p>
         </w:tc>
@@ -3827,7 +3533,7 @@
         </w:trPr>
         <w:tc>
           <w:tcPr>
-            <w:tcW w:w="680" w:type="dxa"/>
+            <w:tcW w:w="737" w:type="dxa"/>
             <w:tcBorders>
               <w:top w:val="nil"/>
               <w:left w:val="nil"/>
@@ -3861,7 +3567,7 @@
         </w:tc>
         <w:tc>
           <w:tcPr>
-            <w:tcW w:w="1814" w:type="dxa"/>
+            <w:tcW w:w="2268" w:type="dxa"/>
             <w:tcBorders>
               <w:top w:val="nil"/>
               <w:left w:val="nil"/>
@@ -3895,41 +3601,7 @@
         </w:tc>
         <w:tc>
           <w:tcPr>
-            <w:tcW w:w="680" w:type="dxa"/>
-            <w:tcBorders>
-              <w:top w:val="nil"/>
-              <w:left w:val="nil"/>
-              <w:bottom w:val="nil"/>
-              <w:right w:val="nil"/>
-              <w:insideH w:val="nil"/>
-              <w:insideV w:val="nil"/>
-            </w:tcBorders>
-            <w:tcMar>
-              <w:top w:w="40" w:type="dxa"/>
-              <w:left w:w="80" w:type="dxa"/>
-              <w:bottom w:w="40" w:type="dxa"/>
-              <w:right w:w="80" w:type="dxa"/>
-            </w:tcMar>
-          </w:tcPr>
-          <w:p>
-            <w:pPr>
-              <w:spacing w:after="40" w:line="240" w:lineRule="auto"/>
-              <w:jc w:val="left"/>
-            </w:pPr>
-            <w:r>
-              <w:rPr>
-                <w:rFonts w:ascii="Palatino Linotype" w:hAnsi="Palatino Linotype" w:cs="Palatino Linotype"/>
-                <w:color w:val="000000"/>
-                <w:sz w:val="19"/>
-                <w:szCs w:val="17"/>
-              </w:rPr>
-              <w:t>2025</w:t>
-            </w:r>
-          </w:p>
-        </w:tc>
-        <w:tc>
-          <w:tcPr>
-            <w:tcW w:w="3515" w:type="dxa"/>
+            <w:tcW w:w="5499" w:type="dxa"/>
             <w:tcBorders>
               <w:top w:val="nil"/>
               <w:left w:val="nil"/>
@@ -3958,40 +3630,6 @@
                 <w:szCs w:val="17"/>
               </w:rPr>
               <w:t>Implementing electronic informed consent in rare disease genomics</w:t>
-            </w:r>
-          </w:p>
-        </w:tc>
-        <w:tc>
-          <w:tcPr>
-            <w:tcW w:w="1814" w:type="dxa"/>
-            <w:tcBorders>
-              <w:top w:val="nil"/>
-              <w:left w:val="nil"/>
-              <w:bottom w:val="nil"/>
-              <w:right w:val="nil"/>
-              <w:insideH w:val="nil"/>
-              <w:insideV w:val="nil"/>
-            </w:tcBorders>
-            <w:tcMar>
-              <w:top w:w="40" w:type="dxa"/>
-              <w:left w:w="80" w:type="dxa"/>
-              <w:bottom w:w="40" w:type="dxa"/>
-              <w:right w:w="80" w:type="dxa"/>
-            </w:tcMar>
-          </w:tcPr>
-          <w:p>
-            <w:pPr>
-              <w:spacing w:after="40" w:line="240" w:lineRule="auto"/>
-              <w:jc w:val="left"/>
-            </w:pPr>
-            <w:r>
-              <w:rPr>
-                <w:rFonts w:ascii="Palatino Linotype" w:hAnsi="Palatino Linotype" w:cs="Palatino Linotype"/>
-                <w:color w:val="000000"/>
-                <w:sz w:val="19"/>
-                <w:szCs w:val="17"/>
-              </w:rPr>
-              <w:t>Multi-party authorisation (Req 3)</w:t>
             </w:r>
           </w:p>
         </w:tc>
@@ -4002,7 +3640,7 @@
         </w:trPr>
         <w:tc>
           <w:tcPr>
-            <w:tcW w:w="680" w:type="dxa"/>
+            <w:tcW w:w="737" w:type="dxa"/>
             <w:tcBorders>
               <w:top w:val="nil"/>
               <w:left w:val="nil"/>
@@ -4036,7 +3674,7 @@
         </w:tc>
         <w:tc>
           <w:tcPr>
-            <w:tcW w:w="1814" w:type="dxa"/>
+            <w:tcW w:w="2268" w:type="dxa"/>
             <w:tcBorders>
               <w:top w:val="nil"/>
               <w:left w:val="nil"/>
@@ -4070,41 +3708,7 @@
         </w:tc>
         <w:tc>
           <w:tcPr>
-            <w:tcW w:w="680" w:type="dxa"/>
-            <w:tcBorders>
-              <w:top w:val="nil"/>
-              <w:left w:val="nil"/>
-              <w:bottom w:val="nil"/>
-              <w:right w:val="nil"/>
-              <w:insideH w:val="nil"/>
-              <w:insideV w:val="nil"/>
-            </w:tcBorders>
-            <w:tcMar>
-              <w:top w:w="40" w:type="dxa"/>
-              <w:left w:w="80" w:type="dxa"/>
-              <w:bottom w:w="40" w:type="dxa"/>
-              <w:right w:w="80" w:type="dxa"/>
-            </w:tcMar>
-          </w:tcPr>
-          <w:p>
-            <w:pPr>
-              <w:spacing w:after="40" w:line="240" w:lineRule="auto"/>
-              <w:jc w:val="left"/>
-            </w:pPr>
-            <w:r>
-              <w:rPr>
-                <w:rFonts w:ascii="Palatino Linotype" w:hAnsi="Palatino Linotype" w:cs="Palatino Linotype"/>
-                <w:color w:val="000000"/>
-                <w:sz w:val="19"/>
-                <w:szCs w:val="17"/>
-              </w:rPr>
-              <w:t>2026</w:t>
-            </w:r>
-          </w:p>
-        </w:tc>
-        <w:tc>
-          <w:tcPr>
-            <w:tcW w:w="3515" w:type="dxa"/>
+            <w:tcW w:w="5499" w:type="dxa"/>
             <w:tcBorders>
               <w:top w:val="nil"/>
               <w:left w:val="nil"/>
@@ -4133,40 +3737,6 @@
                 <w:szCs w:val="17"/>
               </w:rPr>
               <w:t xml:space="preserve">Demo: EdgeConsent: On-Chain Attribute-Based Access Control for Data Consent Management</w:t>
-            </w:r>
-          </w:p>
-        </w:tc>
-        <w:tc>
-          <w:tcPr>
-            <w:tcW w:w="1814" w:type="dxa"/>
-            <w:tcBorders>
-              <w:top w:val="nil"/>
-              <w:left w:val="nil"/>
-              <w:bottom w:val="nil"/>
-              <w:right w:val="nil"/>
-              <w:insideH w:val="nil"/>
-              <w:insideV w:val="nil"/>
-            </w:tcBorders>
-            <w:tcMar>
-              <w:top w:w="40" w:type="dxa"/>
-              <w:left w:w="80" w:type="dxa"/>
-              <w:bottom w:w="40" w:type="dxa"/>
-              <w:right w:w="80" w:type="dxa"/>
-            </w:tcMar>
-          </w:tcPr>
-          <w:p>
-            <w:pPr>
-              <w:spacing w:after="40" w:line="240" w:lineRule="auto"/>
-              <w:jc w:val="left"/>
-            </w:pPr>
-            <w:r>
-              <w:rPr>
-                <w:rFonts w:ascii="Palatino Linotype" w:hAnsi="Palatino Linotype" w:cs="Palatino Linotype"/>
-                <w:color w:val="000000"/>
-                <w:sz w:val="19"/>
-                <w:szCs w:val="17"/>
-              </w:rPr>
-              <w:t>Temporal and lifecycle (Req 5)</w:t>
             </w:r>
           </w:p>
         </w:tc>
@@ -4177,7 +3747,7 @@
         </w:trPr>
         <w:tc>
           <w:tcPr>
-            <w:tcW w:w="680" w:type="dxa"/>
+            <w:tcW w:w="737" w:type="dxa"/>
             <w:tcBorders>
               <w:top w:val="nil"/>
               <w:left w:val="nil"/>
@@ -4211,7 +3781,7 @@
         </w:tc>
         <w:tc>
           <w:tcPr>
-            <w:tcW w:w="1814" w:type="dxa"/>
+            <w:tcW w:w="2268" w:type="dxa"/>
             <w:tcBorders>
               <w:top w:val="nil"/>
               <w:left w:val="nil"/>
@@ -4245,41 +3815,7 @@
         </w:tc>
         <w:tc>
           <w:tcPr>
-            <w:tcW w:w="680" w:type="dxa"/>
-            <w:tcBorders>
-              <w:top w:val="nil"/>
-              <w:left w:val="nil"/>
-              <w:bottom w:val="nil"/>
-              <w:right w:val="nil"/>
-              <w:insideH w:val="nil"/>
-              <w:insideV w:val="nil"/>
-            </w:tcBorders>
-            <w:tcMar>
-              <w:top w:w="40" w:type="dxa"/>
-              <w:left w:w="80" w:type="dxa"/>
-              <w:bottom w:w="40" w:type="dxa"/>
-              <w:right w:w="80" w:type="dxa"/>
-            </w:tcMar>
-          </w:tcPr>
-          <w:p>
-            <w:pPr>
-              <w:spacing w:after="40" w:line="240" w:lineRule="auto"/>
-              <w:jc w:val="left"/>
-            </w:pPr>
-            <w:r>
-              <w:rPr>
-                <w:rFonts w:ascii="Palatino Linotype" w:hAnsi="Palatino Linotype" w:cs="Palatino Linotype"/>
-                <w:color w:val="000000"/>
-                <w:sz w:val="19"/>
-                <w:szCs w:val="17"/>
-              </w:rPr>
-              <w:t>2024</w:t>
-            </w:r>
-          </w:p>
-        </w:tc>
-        <w:tc>
-          <w:tcPr>
-            <w:tcW w:w="3515" w:type="dxa"/>
+            <w:tcW w:w="5499" w:type="dxa"/>
             <w:tcBorders>
               <w:top w:val="nil"/>
               <w:left w:val="nil"/>
@@ -4308,40 +3844,6 @@
                 <w:szCs w:val="17"/>
               </w:rPr>
               <w:t>Minors’ and guardian access to and use of a national patient portal: A retrospective comparative case study of Sweden and Finland</w:t>
-            </w:r>
-          </w:p>
-        </w:tc>
-        <w:tc>
-          <w:tcPr>
-            <w:tcW w:w="1814" w:type="dxa"/>
-            <w:tcBorders>
-              <w:top w:val="nil"/>
-              <w:left w:val="nil"/>
-              <w:bottom w:val="nil"/>
-              <w:right w:val="nil"/>
-              <w:insideH w:val="nil"/>
-              <w:insideV w:val="nil"/>
-            </w:tcBorders>
-            <w:tcMar>
-              <w:top w:w="40" w:type="dxa"/>
-              <w:left w:w="80" w:type="dxa"/>
-              <w:bottom w:w="40" w:type="dxa"/>
-              <w:right w:w="80" w:type="dxa"/>
-            </w:tcMar>
-          </w:tcPr>
-          <w:p>
-            <w:pPr>
-              <w:spacing w:after="40" w:line="240" w:lineRule="auto"/>
-              <w:jc w:val="left"/>
-            </w:pPr>
-            <w:r>
-              <w:rPr>
-                <w:rFonts w:ascii="Palatino Linotype" w:hAnsi="Palatino Linotype" w:cs="Palatino Linotype"/>
-                <w:color w:val="000000"/>
-                <w:sz w:val="19"/>
-                <w:szCs w:val="17"/>
-              </w:rPr>
-              <w:t>Multi-party authorisation (Req 3)</w:t>
             </w:r>
           </w:p>
         </w:tc>
@@ -4352,7 +3854,7 @@
         </w:trPr>
         <w:tc>
           <w:tcPr>
-            <w:tcW w:w="680" w:type="dxa"/>
+            <w:tcW w:w="737" w:type="dxa"/>
             <w:tcBorders>
               <w:top w:val="nil"/>
               <w:left w:val="nil"/>
@@ -4386,7 +3888,7 @@
         </w:tc>
         <w:tc>
           <w:tcPr>
-            <w:tcW w:w="1814" w:type="dxa"/>
+            <w:tcW w:w="2268" w:type="dxa"/>
             <w:tcBorders>
               <w:top w:val="nil"/>
               <w:left w:val="nil"/>
@@ -4420,41 +3922,7 @@
         </w:tc>
         <w:tc>
           <w:tcPr>
-            <w:tcW w:w="680" w:type="dxa"/>
-            <w:tcBorders>
-              <w:top w:val="nil"/>
-              <w:left w:val="nil"/>
-              <w:bottom w:val="nil"/>
-              <w:right w:val="nil"/>
-              <w:insideH w:val="nil"/>
-              <w:insideV w:val="nil"/>
-            </w:tcBorders>
-            <w:tcMar>
-              <w:top w:w="40" w:type="dxa"/>
-              <w:left w:w="80" w:type="dxa"/>
-              <w:bottom w:w="40" w:type="dxa"/>
-              <w:right w:w="80" w:type="dxa"/>
-            </w:tcMar>
-          </w:tcPr>
-          <w:p>
-            <w:pPr>
-              <w:spacing w:after="40" w:line="240" w:lineRule="auto"/>
-              <w:jc w:val="left"/>
-            </w:pPr>
-            <w:r>
-              <w:rPr>
-                <w:rFonts w:ascii="Palatino Linotype" w:hAnsi="Palatino Linotype" w:cs="Palatino Linotype"/>
-                <w:color w:val="000000"/>
-                <w:sz w:val="19"/>
-                <w:szCs w:val="17"/>
-              </w:rPr>
-              <w:t>2020</w:t>
-            </w:r>
-          </w:p>
-        </w:tc>
-        <w:tc>
-          <w:tcPr>
-            <w:tcW w:w="3515" w:type="dxa"/>
+            <w:tcW w:w="5499" w:type="dxa"/>
             <w:tcBorders>
               <w:top w:val="nil"/>
               <w:left w:val="nil"/>
@@ -4483,40 +3951,6 @@
                 <w:szCs w:val="17"/>
               </w:rPr>
               <w:t>A Consent Model for Blockchain-Based Health Data Sharing Platforms</w:t>
-            </w:r>
-          </w:p>
-        </w:tc>
-        <w:tc>
-          <w:tcPr>
-            <w:tcW w:w="1814" w:type="dxa"/>
-            <w:tcBorders>
-              <w:top w:val="nil"/>
-              <w:left w:val="nil"/>
-              <w:bottom w:val="nil"/>
-              <w:right w:val="nil"/>
-              <w:insideH w:val="nil"/>
-              <w:insideV w:val="nil"/>
-            </w:tcBorders>
-            <w:tcMar>
-              <w:top w:w="40" w:type="dxa"/>
-              <w:left w:w="80" w:type="dxa"/>
-              <w:bottom w:w="40" w:type="dxa"/>
-              <w:right w:w="80" w:type="dxa"/>
-            </w:tcMar>
-          </w:tcPr>
-          <w:p>
-            <w:pPr>
-              <w:spacing w:after="40" w:line="240" w:lineRule="auto"/>
-              <w:jc w:val="left"/>
-            </w:pPr>
-            <w:r>
-              <w:rPr>
-                <w:rFonts w:ascii="Palatino Linotype" w:hAnsi="Palatino Linotype" w:cs="Palatino Linotype"/>
-                <w:color w:val="000000"/>
-                <w:sz w:val="19"/>
-                <w:szCs w:val="17"/>
-              </w:rPr>
-              <w:t>Policy and context (Req 4)</w:t>
             </w:r>
           </w:p>
         </w:tc>
@@ -4527,7 +3961,7 @@
         </w:trPr>
         <w:tc>
           <w:tcPr>
-            <w:tcW w:w="680" w:type="dxa"/>
+            <w:tcW w:w="737" w:type="dxa"/>
             <w:tcBorders>
               <w:top w:val="nil"/>
               <w:left w:val="nil"/>
@@ -4562,7 +3996,7 @@
         </w:tc>
         <w:tc>
           <w:tcPr>
-            <w:tcW w:w="1814" w:type="dxa"/>
+            <w:tcW w:w="2268" w:type="dxa"/>
             <w:tcBorders>
               <w:top w:val="nil"/>
               <w:left w:val="nil"/>
@@ -4596,41 +4030,7 @@
         </w:tc>
         <w:tc>
           <w:tcPr>
-            <w:tcW w:w="680" w:type="dxa"/>
-            <w:tcBorders>
-              <w:top w:val="nil"/>
-              <w:left w:val="nil"/>
-              <w:bottom w:val="nil"/>
-              <w:right w:val="nil"/>
-              <w:insideH w:val="nil"/>
-              <w:insideV w:val="nil"/>
-            </w:tcBorders>
-            <w:tcMar>
-              <w:top w:w="40" w:type="dxa"/>
-              <w:left w:w="80" w:type="dxa"/>
-              <w:bottom w:w="40" w:type="dxa"/>
-              <w:right w:w="80" w:type="dxa"/>
-            </w:tcMar>
-          </w:tcPr>
-          <w:p>
-            <w:pPr>
-              <w:spacing w:after="40" w:line="240" w:lineRule="auto"/>
-              <w:jc w:val="left"/>
-            </w:pPr>
-            <w:r>
-              <w:rPr>
-                <w:rFonts w:ascii="Palatino Linotype" w:hAnsi="Palatino Linotype" w:cs="Palatino Linotype"/>
-                <w:color w:val="000000"/>
-                <w:sz w:val="19"/>
-                <w:szCs w:val="17"/>
-              </w:rPr>
-              <w:t>2024</w:t>
-            </w:r>
-          </w:p>
-        </w:tc>
-        <w:tc>
-          <w:tcPr>
-            <w:tcW w:w="3515" w:type="dxa"/>
+            <w:tcW w:w="5499" w:type="dxa"/>
             <w:tcBorders>
               <w:top w:val="nil"/>
               <w:left w:val="nil"/>
@@ -4659,40 +4059,6 @@
                 <w:szCs w:val="17"/>
               </w:rPr>
               <w:t>A threshold traceable delegation authorization scheme for data sharing in healthcare</w:t>
-            </w:r>
-          </w:p>
-        </w:tc>
-        <w:tc>
-          <w:tcPr>
-            <w:tcW w:w="1814" w:type="dxa"/>
-            <w:tcBorders>
-              <w:top w:val="nil"/>
-              <w:left w:val="nil"/>
-              <w:bottom w:val="nil"/>
-              <w:right w:val="nil"/>
-              <w:insideH w:val="nil"/>
-              <w:insideV w:val="nil"/>
-            </w:tcBorders>
-            <w:tcMar>
-              <w:top w:w="40" w:type="dxa"/>
-              <w:left w:w="80" w:type="dxa"/>
-              <w:bottom w:w="40" w:type="dxa"/>
-              <w:right w:w="80" w:type="dxa"/>
-            </w:tcMar>
-          </w:tcPr>
-          <w:p>
-            <w:pPr>
-              <w:spacing w:after="40" w:line="240" w:lineRule="auto"/>
-              <w:jc w:val="left"/>
-            </w:pPr>
-            <w:r>
-              <w:rPr>
-                <w:rFonts w:ascii="Palatino Linotype" w:hAnsi="Palatino Linotype" w:cs="Palatino Linotype"/>
-                <w:color w:val="000000"/>
-                <w:sz w:val="19"/>
-                <w:szCs w:val="17"/>
-              </w:rPr>
-              <w:t>Security assurance (Req 6)</w:t>
             </w:r>
           </w:p>
         </w:tc>
@@ -4703,7 +4069,7 @@
         </w:trPr>
         <w:tc>
           <w:tcPr>
-            <w:tcW w:w="680" w:type="dxa"/>
+            <w:tcW w:w="737" w:type="dxa"/>
             <w:tcBorders>
               <w:top w:val="nil"/>
               <w:left w:val="nil"/>
@@ -4737,7 +4103,7 @@
         </w:tc>
         <w:tc>
           <w:tcPr>
-            <w:tcW w:w="1814" w:type="dxa"/>
+            <w:tcW w:w="2268" w:type="dxa"/>
             <w:tcBorders>
               <w:top w:val="nil"/>
               <w:left w:val="nil"/>
@@ -4771,41 +4137,7 @@
         </w:tc>
         <w:tc>
           <w:tcPr>
-            <w:tcW w:w="680" w:type="dxa"/>
-            <w:tcBorders>
-              <w:top w:val="nil"/>
-              <w:left w:val="nil"/>
-              <w:bottom w:val="nil"/>
-              <w:right w:val="nil"/>
-              <w:insideH w:val="nil"/>
-              <w:insideV w:val="nil"/>
-            </w:tcBorders>
-            <w:tcMar>
-              <w:top w:w="40" w:type="dxa"/>
-              <w:left w:w="80" w:type="dxa"/>
-              <w:bottom w:w="40" w:type="dxa"/>
-              <w:right w:w="80" w:type="dxa"/>
-            </w:tcMar>
-          </w:tcPr>
-          <w:p>
-            <w:pPr>
-              <w:spacing w:after="40" w:line="240" w:lineRule="auto"/>
-              <w:jc w:val="left"/>
-            </w:pPr>
-            <w:r>
-              <w:rPr>
-                <w:rFonts w:ascii="Palatino Linotype" w:hAnsi="Palatino Linotype" w:cs="Palatino Linotype"/>
-                <w:color w:val="000000"/>
-                <w:sz w:val="19"/>
-                <w:szCs w:val="17"/>
-              </w:rPr>
-              <w:t>2026</w:t>
-            </w:r>
-          </w:p>
-        </w:tc>
-        <w:tc>
-          <w:tcPr>
-            <w:tcW w:w="3515" w:type="dxa"/>
+            <w:tcW w:w="5499" w:type="dxa"/>
             <w:tcBorders>
               <w:top w:val="nil"/>
               <w:left w:val="nil"/>
@@ -4834,40 +4166,6 @@
                 <w:szCs w:val="17"/>
               </w:rPr>
               <w:t xml:space="preserve">Privacy-Preserving Fine-Grained EMR Access Control for IoMT: A Hybrid RBAC-Smart Contract Scheme With Attribute-Based Authorization</w:t>
-            </w:r>
-          </w:p>
-        </w:tc>
-        <w:tc>
-          <w:tcPr>
-            <w:tcW w:w="1814" w:type="dxa"/>
-            <w:tcBorders>
-              <w:top w:val="nil"/>
-              <w:left w:val="nil"/>
-              <w:bottom w:val="nil"/>
-              <w:right w:val="nil"/>
-              <w:insideH w:val="nil"/>
-              <w:insideV w:val="nil"/>
-            </w:tcBorders>
-            <w:tcMar>
-              <w:top w:w="40" w:type="dxa"/>
-              <w:left w:w="80" w:type="dxa"/>
-              <w:bottom w:w="40" w:type="dxa"/>
-              <w:right w:w="80" w:type="dxa"/>
-            </w:tcMar>
-          </w:tcPr>
-          <w:p>
-            <w:pPr>
-              <w:spacing w:after="40" w:line="240" w:lineRule="auto"/>
-              <w:jc w:val="left"/>
-            </w:pPr>
-            <w:r>
-              <w:rPr>
-                <w:rFonts w:ascii="Palatino Linotype" w:hAnsi="Palatino Linotype" w:cs="Palatino Linotype"/>
-                <w:color w:val="000000"/>
-                <w:sz w:val="19"/>
-                <w:szCs w:val="17"/>
-              </w:rPr>
-              <w:t>Temporal and lifecycle (Req 5)</w:t>
             </w:r>
           </w:p>
         </w:tc>
@@ -4878,7 +4176,7 @@
         </w:trPr>
         <w:tc>
           <w:tcPr>
-            <w:tcW w:w="680" w:type="dxa"/>
+            <w:tcW w:w="737" w:type="dxa"/>
             <w:tcBorders>
               <w:top w:val="nil"/>
               <w:left w:val="nil"/>
@@ -4912,7 +4210,7 @@
         </w:tc>
         <w:tc>
           <w:tcPr>
-            <w:tcW w:w="1814" w:type="dxa"/>
+            <w:tcW w:w="2268" w:type="dxa"/>
             <w:tcBorders>
               <w:top w:val="nil"/>
               <w:left w:val="nil"/>
@@ -4946,41 +4244,7 @@
         </w:tc>
         <w:tc>
           <w:tcPr>
-            <w:tcW w:w="680" w:type="dxa"/>
-            <w:tcBorders>
-              <w:top w:val="nil"/>
-              <w:left w:val="nil"/>
-              <w:bottom w:val="nil"/>
-              <w:right w:val="nil"/>
-              <w:insideH w:val="nil"/>
-              <w:insideV w:val="nil"/>
-            </w:tcBorders>
-            <w:tcMar>
-              <w:top w:w="40" w:type="dxa"/>
-              <w:left w:w="80" w:type="dxa"/>
-              <w:bottom w:w="40" w:type="dxa"/>
-              <w:right w:w="80" w:type="dxa"/>
-            </w:tcMar>
-          </w:tcPr>
-          <w:p>
-            <w:pPr>
-              <w:spacing w:after="40" w:line="240" w:lineRule="auto"/>
-              <w:jc w:val="left"/>
-            </w:pPr>
-            <w:r>
-              <w:rPr>
-                <w:rFonts w:ascii="Palatino Linotype" w:hAnsi="Palatino Linotype" w:cs="Palatino Linotype"/>
-                <w:color w:val="000000"/>
-                <w:sz w:val="19"/>
-                <w:szCs w:val="17"/>
-              </w:rPr>
-              <w:t>2020</w:t>
-            </w:r>
-          </w:p>
-        </w:tc>
-        <w:tc>
-          <w:tcPr>
-            <w:tcW w:w="3515" w:type="dxa"/>
+            <w:tcW w:w="5499" w:type="dxa"/>
             <w:tcBorders>
               <w:top w:val="nil"/>
               <w:left w:val="nil"/>
@@ -5009,40 +4273,6 @@
                 <w:szCs w:val="17"/>
               </w:rPr>
               <w:t>Fully Decentralized Multi-Party Consent Management for Secure Sharing of Patient Health Records</w:t>
-            </w:r>
-          </w:p>
-        </w:tc>
-        <w:tc>
-          <w:tcPr>
-            <w:tcW w:w="1814" w:type="dxa"/>
-            <w:tcBorders>
-              <w:top w:val="nil"/>
-              <w:left w:val="nil"/>
-              <w:bottom w:val="nil"/>
-              <w:right w:val="nil"/>
-              <w:insideH w:val="nil"/>
-              <w:insideV w:val="nil"/>
-            </w:tcBorders>
-            <w:tcMar>
-              <w:top w:w="40" w:type="dxa"/>
-              <w:left w:w="80" w:type="dxa"/>
-              <w:bottom w:w="40" w:type="dxa"/>
-              <w:right w:w="80" w:type="dxa"/>
-            </w:tcMar>
-          </w:tcPr>
-          <w:p>
-            <w:pPr>
-              <w:spacing w:after="40" w:line="240" w:lineRule="auto"/>
-              <w:jc w:val="left"/>
-            </w:pPr>
-            <w:r>
-              <w:rPr>
-                <w:rFonts w:ascii="Palatino Linotype" w:hAnsi="Palatino Linotype" w:cs="Palatino Linotype"/>
-                <w:color w:val="000000"/>
-                <w:sz w:val="19"/>
-                <w:szCs w:val="17"/>
-              </w:rPr>
-              <w:t>Multi-party authorisation (Req 3)</w:t>
             </w:r>
           </w:p>
         </w:tc>
@@ -5053,7 +4283,7 @@
         </w:trPr>
         <w:tc>
           <w:tcPr>
-            <w:tcW w:w="680" w:type="dxa"/>
+            <w:tcW w:w="737" w:type="dxa"/>
             <w:tcBorders>
               <w:top w:val="nil"/>
               <w:left w:val="nil"/>
@@ -5087,7 +4317,7 @@
         </w:tc>
         <w:tc>
           <w:tcPr>
-            <w:tcW w:w="1814" w:type="dxa"/>
+            <w:tcW w:w="2268" w:type="dxa"/>
             <w:tcBorders>
               <w:top w:val="nil"/>
               <w:left w:val="nil"/>
@@ -5121,41 +4351,7 @@
         </w:tc>
         <w:tc>
           <w:tcPr>
-            <w:tcW w:w="680" w:type="dxa"/>
-            <w:tcBorders>
-              <w:top w:val="nil"/>
-              <w:left w:val="nil"/>
-              <w:bottom w:val="nil"/>
-              <w:right w:val="nil"/>
-              <w:insideH w:val="nil"/>
-              <w:insideV w:val="nil"/>
-            </w:tcBorders>
-            <w:tcMar>
-              <w:top w:w="40" w:type="dxa"/>
-              <w:left w:w="80" w:type="dxa"/>
-              <w:bottom w:w="40" w:type="dxa"/>
-              <w:right w:w="80" w:type="dxa"/>
-            </w:tcMar>
-          </w:tcPr>
-          <w:p>
-            <w:pPr>
-              <w:spacing w:after="40" w:line="240" w:lineRule="auto"/>
-              <w:jc w:val="left"/>
-            </w:pPr>
-            <w:r>
-              <w:rPr>
-                <w:rFonts w:ascii="Palatino Linotype" w:hAnsi="Palatino Linotype" w:cs="Palatino Linotype"/>
-                <w:color w:val="000000"/>
-                <w:sz w:val="19"/>
-                <w:szCs w:val="17"/>
-              </w:rPr>
-              <w:t>2025</w:t>
-            </w:r>
-          </w:p>
-        </w:tc>
-        <w:tc>
-          <w:tcPr>
-            <w:tcW w:w="3515" w:type="dxa"/>
+            <w:tcW w:w="5499" w:type="dxa"/>
             <w:tcBorders>
               <w:top w:val="nil"/>
               <w:left w:val="nil"/>
@@ -5184,40 +4380,6 @@
                 <w:szCs w:val="17"/>
               </w:rPr>
               <w:t xml:space="preserve">Enhancing Security and Privacy of IoMT Data for Unconscious Patient With Blockchain</w:t>
-            </w:r>
-          </w:p>
-        </w:tc>
-        <w:tc>
-          <w:tcPr>
-            <w:tcW w:w="1814" w:type="dxa"/>
-            <w:tcBorders>
-              <w:top w:val="nil"/>
-              <w:left w:val="nil"/>
-              <w:bottom w:val="nil"/>
-              <w:right w:val="nil"/>
-              <w:insideH w:val="nil"/>
-              <w:insideV w:val="nil"/>
-            </w:tcBorders>
-            <w:tcMar>
-              <w:top w:w="40" w:type="dxa"/>
-              <w:left w:w="80" w:type="dxa"/>
-              <w:bottom w:w="40" w:type="dxa"/>
-              <w:right w:w="80" w:type="dxa"/>
-            </w:tcMar>
-          </w:tcPr>
-          <w:p>
-            <w:pPr>
-              <w:spacing w:after="40" w:line="240" w:lineRule="auto"/>
-              <w:jc w:val="left"/>
-            </w:pPr>
-            <w:r>
-              <w:rPr>
-                <w:rFonts w:ascii="Palatino Linotype" w:hAnsi="Palatino Linotype" w:cs="Palatino Linotype"/>
-                <w:color w:val="000000"/>
-                <w:sz w:val="19"/>
-                <w:szCs w:val="17"/>
-              </w:rPr>
-              <w:t>Security assurance (Req 6)</w:t>
             </w:r>
           </w:p>
         </w:tc>
@@ -5228,7 +4390,7 @@
         </w:trPr>
         <w:tc>
           <w:tcPr>
-            <w:tcW w:w="680" w:type="dxa"/>
+            <w:tcW w:w="737" w:type="dxa"/>
             <w:tcBorders>
               <w:top w:val="nil"/>
               <w:left w:val="nil"/>
@@ -5262,7 +4424,7 @@
         </w:tc>
         <w:tc>
           <w:tcPr>
-            <w:tcW w:w="1814" w:type="dxa"/>
+            <w:tcW w:w="2268" w:type="dxa"/>
             <w:tcBorders>
               <w:top w:val="nil"/>
               <w:left w:val="nil"/>
@@ -5296,41 +4458,7 @@
         </w:tc>
         <w:tc>
           <w:tcPr>
-            <w:tcW w:w="680" w:type="dxa"/>
-            <w:tcBorders>
-              <w:top w:val="nil"/>
-              <w:left w:val="nil"/>
-              <w:bottom w:val="nil"/>
-              <w:right w:val="nil"/>
-              <w:insideH w:val="nil"/>
-              <w:insideV w:val="nil"/>
-            </w:tcBorders>
-            <w:tcMar>
-              <w:top w:w="40" w:type="dxa"/>
-              <w:left w:w="80" w:type="dxa"/>
-              <w:bottom w:w="40" w:type="dxa"/>
-              <w:right w:w="80" w:type="dxa"/>
-            </w:tcMar>
-          </w:tcPr>
-          <w:p>
-            <w:pPr>
-              <w:spacing w:after="40" w:line="240" w:lineRule="auto"/>
-              <w:jc w:val="left"/>
-            </w:pPr>
-            <w:r>
-              <w:rPr>
-                <w:rFonts w:ascii="Palatino Linotype" w:hAnsi="Palatino Linotype" w:cs="Palatino Linotype"/>
-                <w:color w:val="000000"/>
-                <w:sz w:val="19"/>
-                <w:szCs w:val="17"/>
-              </w:rPr>
-              <w:t>2026</w:t>
-            </w:r>
-          </w:p>
-        </w:tc>
-        <w:tc>
-          <w:tcPr>
-            <w:tcW w:w="3515" w:type="dxa"/>
+            <w:tcW w:w="5499" w:type="dxa"/>
             <w:tcBorders>
               <w:top w:val="nil"/>
               <w:left w:val="nil"/>
@@ -5359,40 +4487,6 @@
                 <w:szCs w:val="17"/>
               </w:rPr>
               <w:t>Efficient Dual-Revocation CP-ABE for Secure and Fine-Grained Data Sharing in IoMT</w:t>
-            </w:r>
-          </w:p>
-        </w:tc>
-        <w:tc>
-          <w:tcPr>
-            <w:tcW w:w="1814" w:type="dxa"/>
-            <w:tcBorders>
-              <w:top w:val="nil"/>
-              <w:left w:val="nil"/>
-              <w:bottom w:val="nil"/>
-              <w:right w:val="nil"/>
-              <w:insideH w:val="nil"/>
-              <w:insideV w:val="nil"/>
-            </w:tcBorders>
-            <w:tcMar>
-              <w:top w:w="40" w:type="dxa"/>
-              <w:left w:w="80" w:type="dxa"/>
-              <w:bottom w:w="40" w:type="dxa"/>
-              <w:right w:w="80" w:type="dxa"/>
-            </w:tcMar>
-          </w:tcPr>
-          <w:p>
-            <w:pPr>
-              <w:spacing w:after="40" w:line="240" w:lineRule="auto"/>
-              <w:jc w:val="left"/>
-            </w:pPr>
-            <w:r>
-              <w:rPr>
-                <w:rFonts w:ascii="Palatino Linotype" w:hAnsi="Palatino Linotype" w:cs="Palatino Linotype"/>
-                <w:color w:val="000000"/>
-                <w:sz w:val="19"/>
-                <w:szCs w:val="17"/>
-              </w:rPr>
-              <w:t>Security assurance (Req 6)</w:t>
             </w:r>
           </w:p>
         </w:tc>
@@ -5403,7 +4497,7 @@
         </w:trPr>
         <w:tc>
           <w:tcPr>
-            <w:tcW w:w="680" w:type="dxa"/>
+            <w:tcW w:w="737" w:type="dxa"/>
             <w:tcBorders>
               <w:top w:val="nil"/>
               <w:left w:val="nil"/>
@@ -5437,7 +4531,7 @@
         </w:tc>
         <w:tc>
           <w:tcPr>
-            <w:tcW w:w="1814" w:type="dxa"/>
+            <w:tcW w:w="2268" w:type="dxa"/>
             <w:tcBorders>
               <w:top w:val="nil"/>
               <w:left w:val="nil"/>
@@ -5471,41 +4565,7 @@
         </w:tc>
         <w:tc>
           <w:tcPr>
-            <w:tcW w:w="680" w:type="dxa"/>
-            <w:tcBorders>
-              <w:top w:val="nil"/>
-              <w:left w:val="nil"/>
-              <w:bottom w:val="nil"/>
-              <w:right w:val="nil"/>
-              <w:insideH w:val="nil"/>
-              <w:insideV w:val="nil"/>
-            </w:tcBorders>
-            <w:tcMar>
-              <w:top w:w="40" w:type="dxa"/>
-              <w:left w:w="80" w:type="dxa"/>
-              <w:bottom w:w="40" w:type="dxa"/>
-              <w:right w:w="80" w:type="dxa"/>
-            </w:tcMar>
-          </w:tcPr>
-          <w:p>
-            <w:pPr>
-              <w:spacing w:after="40" w:line="240" w:lineRule="auto"/>
-              <w:jc w:val="left"/>
-            </w:pPr>
-            <w:r>
-              <w:rPr>
-                <w:rFonts w:ascii="Palatino Linotype" w:hAnsi="Palatino Linotype" w:cs="Palatino Linotype"/>
-                <w:color w:val="000000"/>
-                <w:sz w:val="19"/>
-                <w:szCs w:val="17"/>
-              </w:rPr>
-              <w:t>2026</w:t>
-            </w:r>
-          </w:p>
-        </w:tc>
-        <w:tc>
-          <w:tcPr>
-            <w:tcW w:w="3515" w:type="dxa"/>
+            <w:tcW w:w="5499" w:type="dxa"/>
             <w:tcBorders>
               <w:top w:val="nil"/>
               <w:left w:val="nil"/>
@@ -5534,40 +4594,6 @@
                 <w:szCs w:val="17"/>
               </w:rPr>
               <w:t>Blockchain-Enabled Trust and Compliance for Clinical AI: Decentralized Governance Without Decentralized Data Storage</w:t>
-            </w:r>
-          </w:p>
-        </w:tc>
-        <w:tc>
-          <w:tcPr>
-            <w:tcW w:w="1814" w:type="dxa"/>
-            <w:tcBorders>
-              <w:top w:val="nil"/>
-              <w:left w:val="nil"/>
-              <w:bottom w:val="nil"/>
-              <w:right w:val="nil"/>
-              <w:insideH w:val="nil"/>
-              <w:insideV w:val="nil"/>
-            </w:tcBorders>
-            <w:tcMar>
-              <w:top w:w="40" w:type="dxa"/>
-              <w:left w:w="80" w:type="dxa"/>
-              <w:bottom w:w="40" w:type="dxa"/>
-              <w:right w:w="80" w:type="dxa"/>
-            </w:tcMar>
-          </w:tcPr>
-          <w:p>
-            <w:pPr>
-              <w:spacing w:after="40" w:line="240" w:lineRule="auto"/>
-              <w:jc w:val="left"/>
-            </w:pPr>
-            <w:r>
-              <w:rPr>
-                <w:rFonts w:ascii="Palatino Linotype" w:hAnsi="Palatino Linotype" w:cs="Palatino Linotype"/>
-                <w:color w:val="000000"/>
-                <w:sz w:val="19"/>
-                <w:szCs w:val="17"/>
-              </w:rPr>
-              <w:t>Temporal and lifecycle (Req 5)</w:t>
             </w:r>
           </w:p>
         </w:tc>
@@ -5578,7 +4604,7 @@
         </w:trPr>
         <w:tc>
           <w:tcPr>
-            <w:tcW w:w="680" w:type="dxa"/>
+            <w:tcW w:w="737" w:type="dxa"/>
             <w:tcBorders>
               <w:top w:val="nil"/>
               <w:left w:val="nil"/>
@@ -5612,7 +4638,7 @@
         </w:tc>
         <w:tc>
           <w:tcPr>
-            <w:tcW w:w="1814" w:type="dxa"/>
+            <w:tcW w:w="2268" w:type="dxa"/>
             <w:tcBorders>
               <w:top w:val="nil"/>
               <w:left w:val="nil"/>
@@ -5646,41 +4672,7 @@
         </w:tc>
         <w:tc>
           <w:tcPr>
-            <w:tcW w:w="680" w:type="dxa"/>
-            <w:tcBorders>
-              <w:top w:val="nil"/>
-              <w:left w:val="nil"/>
-              <w:bottom w:val="nil"/>
-              <w:right w:val="nil"/>
-              <w:insideH w:val="nil"/>
-              <w:insideV w:val="nil"/>
-            </w:tcBorders>
-            <w:tcMar>
-              <w:top w:w="40" w:type="dxa"/>
-              <w:left w:w="80" w:type="dxa"/>
-              <w:bottom w:w="40" w:type="dxa"/>
-              <w:right w:w="80" w:type="dxa"/>
-            </w:tcMar>
-          </w:tcPr>
-          <w:p>
-            <w:pPr>
-              <w:spacing w:after="40" w:line="240" w:lineRule="auto"/>
-              <w:jc w:val="left"/>
-            </w:pPr>
-            <w:r>
-              <w:rPr>
-                <w:rFonts w:ascii="Palatino Linotype" w:hAnsi="Palatino Linotype" w:cs="Palatino Linotype"/>
-                <w:color w:val="000000"/>
-                <w:sz w:val="19"/>
-                <w:szCs w:val="17"/>
-              </w:rPr>
-              <w:t>2026</w:t>
-            </w:r>
-          </w:p>
-        </w:tc>
-        <w:tc>
-          <w:tcPr>
-            <w:tcW w:w="3515" w:type="dxa"/>
+            <w:tcW w:w="5499" w:type="dxa"/>
             <w:tcBorders>
               <w:top w:val="nil"/>
               <w:left w:val="nil"/>
@@ -5709,40 +4701,6 @@
                 <w:szCs w:val="17"/>
               </w:rPr>
               <w:t xml:space="preserve">Enabling Cross-Institution Health Data Sharing in Norway: EUDI Wallets, On-Chain Consent, and openEHR↔FHIR Translation</w:t>
-            </w:r>
-          </w:p>
-        </w:tc>
-        <w:tc>
-          <w:tcPr>
-            <w:tcW w:w="1814" w:type="dxa"/>
-            <w:tcBorders>
-              <w:top w:val="nil"/>
-              <w:left w:val="nil"/>
-              <w:bottom w:val="nil"/>
-              <w:right w:val="nil"/>
-              <w:insideH w:val="nil"/>
-              <w:insideV w:val="nil"/>
-            </w:tcBorders>
-            <w:tcMar>
-              <w:top w:w="40" w:type="dxa"/>
-              <w:left w:w="80" w:type="dxa"/>
-              <w:bottom w:w="40" w:type="dxa"/>
-              <w:right w:w="80" w:type="dxa"/>
-            </w:tcMar>
-          </w:tcPr>
-          <w:p>
-            <w:pPr>
-              <w:spacing w:after="40" w:line="240" w:lineRule="auto"/>
-              <w:jc w:val="left"/>
-            </w:pPr>
-            <w:r>
-              <w:rPr>
-                <w:rFonts w:ascii="Palatino Linotype" w:hAnsi="Palatino Linotype" w:cs="Palatino Linotype"/>
-                <w:color w:val="000000"/>
-                <w:sz w:val="19"/>
-                <w:szCs w:val="17"/>
-              </w:rPr>
-              <w:t>Identity and authority (Req 2)</w:t>
             </w:r>
           </w:p>
         </w:tc>
@@ -5753,7 +4711,7 @@
         </w:trPr>
         <w:tc>
           <w:tcPr>
-            <w:tcW w:w="680" w:type="dxa"/>
+            <w:tcW w:w="737" w:type="dxa"/>
             <w:tcBorders>
               <w:top w:val="nil"/>
               <w:left w:val="nil"/>
@@ -5787,7 +4745,7 @@
         </w:tc>
         <w:tc>
           <w:tcPr>
-            <w:tcW w:w="1814" w:type="dxa"/>
+            <w:tcW w:w="2268" w:type="dxa"/>
             <w:tcBorders>
               <w:top w:val="nil"/>
               <w:left w:val="nil"/>
@@ -5821,41 +4779,7 @@
         </w:tc>
         <w:tc>
           <w:tcPr>
-            <w:tcW w:w="680" w:type="dxa"/>
-            <w:tcBorders>
-              <w:top w:val="nil"/>
-              <w:left w:val="nil"/>
-              <w:bottom w:val="nil"/>
-              <w:right w:val="nil"/>
-              <w:insideH w:val="nil"/>
-              <w:insideV w:val="nil"/>
-            </w:tcBorders>
-            <w:tcMar>
-              <w:top w:w="40" w:type="dxa"/>
-              <w:left w:w="80" w:type="dxa"/>
-              <w:bottom w:w="40" w:type="dxa"/>
-              <w:right w:w="80" w:type="dxa"/>
-            </w:tcMar>
-          </w:tcPr>
-          <w:p>
-            <w:pPr>
-              <w:spacing w:after="40" w:line="240" w:lineRule="auto"/>
-              <w:jc w:val="left"/>
-            </w:pPr>
-            <w:r>
-              <w:rPr>
-                <w:rFonts w:ascii="Palatino Linotype" w:hAnsi="Palatino Linotype" w:cs="Palatino Linotype"/>
-                <w:color w:val="000000"/>
-                <w:sz w:val="19"/>
-                <w:szCs w:val="17"/>
-              </w:rPr>
-              <w:t>2026</w:t>
-            </w:r>
-          </w:p>
-        </w:tc>
-        <w:tc>
-          <w:tcPr>
-            <w:tcW w:w="3515" w:type="dxa"/>
+            <w:tcW w:w="5499" w:type="dxa"/>
             <w:tcBorders>
               <w:top w:val="nil"/>
               <w:left w:val="nil"/>
@@ -5884,40 +4808,6 @@
                 <w:szCs w:val="17"/>
               </w:rPr>
               <w:t>A Blockchain-Based Architecture for Dynamic and Auditable Patient Consent in Secondary Use of Health Data</w:t>
-            </w:r>
-          </w:p>
-        </w:tc>
-        <w:tc>
-          <w:tcPr>
-            <w:tcW w:w="1814" w:type="dxa"/>
-            <w:tcBorders>
-              <w:top w:val="nil"/>
-              <w:left w:val="nil"/>
-              <w:bottom w:val="nil"/>
-              <w:right w:val="nil"/>
-              <w:insideH w:val="nil"/>
-              <w:insideV w:val="nil"/>
-            </w:tcBorders>
-            <w:tcMar>
-              <w:top w:w="40" w:type="dxa"/>
-              <w:left w:w="80" w:type="dxa"/>
-              <w:bottom w:w="40" w:type="dxa"/>
-              <w:right w:w="80" w:type="dxa"/>
-            </w:tcMar>
-          </w:tcPr>
-          <w:p>
-            <w:pPr>
-              <w:spacing w:after="40" w:line="240" w:lineRule="auto"/>
-              <w:jc w:val="left"/>
-            </w:pPr>
-            <w:r>
-              <w:rPr>
-                <w:rFonts w:ascii="Palatino Linotype" w:hAnsi="Palatino Linotype" w:cs="Palatino Linotype"/>
-                <w:color w:val="000000"/>
-                <w:sz w:val="19"/>
-                <w:szCs w:val="17"/>
-              </w:rPr>
-              <w:t>Identity and authority (Req 2)</w:t>
             </w:r>
           </w:p>
         </w:tc>
@@ -5928,7 +4818,7 @@
         </w:trPr>
         <w:tc>
           <w:tcPr>
-            <w:tcW w:w="680" w:type="dxa"/>
+            <w:tcW w:w="737" w:type="dxa"/>
             <w:tcBorders>
               <w:top w:val="nil"/>
               <w:left w:val="nil"/>
@@ -5962,7 +4852,7 @@
         </w:tc>
         <w:tc>
           <w:tcPr>
-            <w:tcW w:w="1814" w:type="dxa"/>
+            <w:tcW w:w="2268" w:type="dxa"/>
             <w:tcBorders>
               <w:top w:val="nil"/>
               <w:left w:val="nil"/>
@@ -5996,41 +4886,7 @@
         </w:tc>
         <w:tc>
           <w:tcPr>
-            <w:tcW w:w="680" w:type="dxa"/>
-            <w:tcBorders>
-              <w:top w:val="nil"/>
-              <w:left w:val="nil"/>
-              <w:bottom w:val="nil"/>
-              <w:right w:val="nil"/>
-              <w:insideH w:val="nil"/>
-              <w:insideV w:val="nil"/>
-            </w:tcBorders>
-            <w:tcMar>
-              <w:top w:w="40" w:type="dxa"/>
-              <w:left w:w="80" w:type="dxa"/>
-              <w:bottom w:w="40" w:type="dxa"/>
-              <w:right w:w="80" w:type="dxa"/>
-            </w:tcMar>
-          </w:tcPr>
-          <w:p>
-            <w:pPr>
-              <w:spacing w:after="40" w:line="240" w:lineRule="auto"/>
-              <w:jc w:val="left"/>
-            </w:pPr>
-            <w:r>
-              <w:rPr>
-                <w:rFonts w:ascii="Palatino Linotype" w:hAnsi="Palatino Linotype" w:cs="Palatino Linotype"/>
-                <w:color w:val="000000"/>
-                <w:sz w:val="19"/>
-                <w:szCs w:val="17"/>
-              </w:rPr>
-              <w:t>2025</w:t>
-            </w:r>
-          </w:p>
-        </w:tc>
-        <w:tc>
-          <w:tcPr>
-            <w:tcW w:w="3515" w:type="dxa"/>
+            <w:tcW w:w="5499" w:type="dxa"/>
             <w:tcBorders>
               <w:top w:val="nil"/>
               <w:left w:val="nil"/>
@@ -6059,40 +4915,6 @@
                 <w:szCs w:val="17"/>
               </w:rPr>
               <w:t>An access control system for cloud-based healthcare systems driven by blockchain</w:t>
-            </w:r>
-          </w:p>
-        </w:tc>
-        <w:tc>
-          <w:tcPr>
-            <w:tcW w:w="1814" w:type="dxa"/>
-            <w:tcBorders>
-              <w:top w:val="nil"/>
-              <w:left w:val="nil"/>
-              <w:bottom w:val="nil"/>
-              <w:right w:val="nil"/>
-              <w:insideH w:val="nil"/>
-              <w:insideV w:val="nil"/>
-            </w:tcBorders>
-            <w:tcMar>
-              <w:top w:w="40" w:type="dxa"/>
-              <w:left w:w="80" w:type="dxa"/>
-              <w:bottom w:w="40" w:type="dxa"/>
-              <w:right w:w="80" w:type="dxa"/>
-            </w:tcMar>
-          </w:tcPr>
-          <w:p>
-            <w:pPr>
-              <w:spacing w:after="40" w:line="240" w:lineRule="auto"/>
-              <w:jc w:val="left"/>
-            </w:pPr>
-            <w:r>
-              <w:rPr>
-                <w:rFonts w:ascii="Palatino Linotype" w:hAnsi="Palatino Linotype" w:cs="Palatino Linotype"/>
-                <w:color w:val="000000"/>
-                <w:sz w:val="19"/>
-                <w:szCs w:val="17"/>
-              </w:rPr>
-              <w:t>Multi-party authorisation (Req 3)</w:t>
             </w:r>
           </w:p>
         </w:tc>
@@ -6103,7 +4925,7 @@
         </w:trPr>
         <w:tc>
           <w:tcPr>
-            <w:tcW w:w="680" w:type="dxa"/>
+            <w:tcW w:w="737" w:type="dxa"/>
             <w:tcBorders>
               <w:top w:val="nil"/>
               <w:left w:val="nil"/>
@@ -6137,7 +4959,7 @@
         </w:tc>
         <w:tc>
           <w:tcPr>
-            <w:tcW w:w="1814" w:type="dxa"/>
+            <w:tcW w:w="2268" w:type="dxa"/>
             <w:tcBorders>
               <w:top w:val="nil"/>
               <w:left w:val="nil"/>
@@ -6171,41 +4993,7 @@
         </w:tc>
         <w:tc>
           <w:tcPr>
-            <w:tcW w:w="680" w:type="dxa"/>
-            <w:tcBorders>
-              <w:top w:val="nil"/>
-              <w:left w:val="nil"/>
-              <w:bottom w:val="nil"/>
-              <w:right w:val="nil"/>
-              <w:insideH w:val="nil"/>
-              <w:insideV w:val="nil"/>
-            </w:tcBorders>
-            <w:tcMar>
-              <w:top w:w="40" w:type="dxa"/>
-              <w:left w:w="80" w:type="dxa"/>
-              <w:bottom w:w="40" w:type="dxa"/>
-              <w:right w:w="80" w:type="dxa"/>
-            </w:tcMar>
-          </w:tcPr>
-          <w:p>
-            <w:pPr>
-              <w:spacing w:after="40" w:line="240" w:lineRule="auto"/>
-              <w:jc w:val="left"/>
-            </w:pPr>
-            <w:r>
-              <w:rPr>
-                <w:rFonts w:ascii="Palatino Linotype" w:hAnsi="Palatino Linotype" w:cs="Palatino Linotype"/>
-                <w:color w:val="000000"/>
-                <w:sz w:val="19"/>
-                <w:szCs w:val="17"/>
-              </w:rPr>
-              <w:t>2023</w:t>
-            </w:r>
-          </w:p>
-        </w:tc>
-        <w:tc>
-          <w:tcPr>
-            <w:tcW w:w="3515" w:type="dxa"/>
+            <w:tcW w:w="5499" w:type="dxa"/>
             <w:tcBorders>
               <w:top w:val="nil"/>
               <w:left w:val="nil"/>
@@ -6234,40 +5022,6 @@
                 <w:szCs w:val="17"/>
               </w:rPr>
               <w:t>Blockchain-Based Service-Oriented Architecture for Consent Management, Access Control, and Auditing</w:t>
-            </w:r>
-          </w:p>
-        </w:tc>
-        <w:tc>
-          <w:tcPr>
-            <w:tcW w:w="1814" w:type="dxa"/>
-            <w:tcBorders>
-              <w:top w:val="nil"/>
-              <w:left w:val="nil"/>
-              <w:bottom w:val="nil"/>
-              <w:right w:val="nil"/>
-              <w:insideH w:val="nil"/>
-              <w:insideV w:val="nil"/>
-            </w:tcBorders>
-            <w:tcMar>
-              <w:top w:w="40" w:type="dxa"/>
-              <w:left w:w="80" w:type="dxa"/>
-              <w:bottom w:w="40" w:type="dxa"/>
-              <w:right w:w="80" w:type="dxa"/>
-            </w:tcMar>
-          </w:tcPr>
-          <w:p>
-            <w:pPr>
-              <w:spacing w:after="40" w:line="240" w:lineRule="auto"/>
-              <w:jc w:val="left"/>
-            </w:pPr>
-            <w:r>
-              <w:rPr>
-                <w:rFonts w:ascii="Palatino Linotype" w:hAnsi="Palatino Linotype" w:cs="Palatino Linotype"/>
-                <w:color w:val="000000"/>
-                <w:sz w:val="19"/>
-                <w:szCs w:val="17"/>
-              </w:rPr>
-              <w:t>Policy and context (Req 4)</w:t>
             </w:r>
           </w:p>
         </w:tc>
@@ -6278,7 +5032,7 @@
         </w:trPr>
         <w:tc>
           <w:tcPr>
-            <w:tcW w:w="680" w:type="dxa"/>
+            <w:tcW w:w="737" w:type="dxa"/>
             <w:tcBorders>
               <w:top w:val="nil"/>
               <w:left w:val="nil"/>
@@ -6312,7 +5066,7 @@
         </w:tc>
         <w:tc>
           <w:tcPr>
-            <w:tcW w:w="1814" w:type="dxa"/>
+            <w:tcW w:w="2268" w:type="dxa"/>
             <w:tcBorders>
               <w:top w:val="nil"/>
               <w:left w:val="nil"/>
@@ -6346,41 +5100,7 @@
         </w:tc>
         <w:tc>
           <w:tcPr>
-            <w:tcW w:w="680" w:type="dxa"/>
-            <w:tcBorders>
-              <w:top w:val="nil"/>
-              <w:left w:val="nil"/>
-              <w:bottom w:val="nil"/>
-              <w:right w:val="nil"/>
-              <w:insideH w:val="nil"/>
-              <w:insideV w:val="nil"/>
-            </w:tcBorders>
-            <w:tcMar>
-              <w:top w:w="40" w:type="dxa"/>
-              <w:left w:w="80" w:type="dxa"/>
-              <w:bottom w:w="40" w:type="dxa"/>
-              <w:right w:w="80" w:type="dxa"/>
-            </w:tcMar>
-          </w:tcPr>
-          <w:p>
-            <w:pPr>
-              <w:spacing w:after="40" w:line="240" w:lineRule="auto"/>
-              <w:jc w:val="left"/>
-            </w:pPr>
-            <w:r>
-              <w:rPr>
-                <w:rFonts w:ascii="Palatino Linotype" w:hAnsi="Palatino Linotype" w:cs="Palatino Linotype"/>
-                <w:color w:val="000000"/>
-                <w:sz w:val="19"/>
-                <w:szCs w:val="17"/>
-              </w:rPr>
-              <w:t>2026</w:t>
-            </w:r>
-          </w:p>
-        </w:tc>
-        <w:tc>
-          <w:tcPr>
-            <w:tcW w:w="3515" w:type="dxa"/>
+            <w:tcW w:w="5499" w:type="dxa"/>
             <w:tcBorders>
               <w:top w:val="nil"/>
               <w:left w:val="nil"/>
@@ -6409,40 +5129,6 @@
                 <w:szCs w:val="17"/>
               </w:rPr>
               <w:t>Patient Centric Cryptographic Protection of Cloud Electronic Health Records</w:t>
-            </w:r>
-          </w:p>
-        </w:tc>
-        <w:tc>
-          <w:tcPr>
-            <w:tcW w:w="1814" w:type="dxa"/>
-            <w:tcBorders>
-              <w:top w:val="nil"/>
-              <w:left w:val="nil"/>
-              <w:bottom w:val="nil"/>
-              <w:right w:val="nil"/>
-              <w:insideH w:val="nil"/>
-              <w:insideV w:val="nil"/>
-            </w:tcBorders>
-            <w:tcMar>
-              <w:top w:w="40" w:type="dxa"/>
-              <w:left w:w="80" w:type="dxa"/>
-              <w:bottom w:w="40" w:type="dxa"/>
-              <w:right w:w="80" w:type="dxa"/>
-            </w:tcMar>
-          </w:tcPr>
-          <w:p>
-            <w:pPr>
-              <w:spacing w:after="40" w:line="240" w:lineRule="auto"/>
-              <w:jc w:val="left"/>
-            </w:pPr>
-            <w:r>
-              <w:rPr>
-                <w:rFonts w:ascii="Palatino Linotype" w:hAnsi="Palatino Linotype" w:cs="Palatino Linotype"/>
-                <w:color w:val="000000"/>
-                <w:sz w:val="19"/>
-                <w:szCs w:val="17"/>
-              </w:rPr>
-              <w:t>Temporal and lifecycle (Req 5)</w:t>
             </w:r>
           </w:p>
         </w:tc>
@@ -6453,7 +5139,7 @@
         </w:trPr>
         <w:tc>
           <w:tcPr>
-            <w:tcW w:w="680" w:type="dxa"/>
+            <w:tcW w:w="737" w:type="dxa"/>
             <w:tcBorders>
               <w:top w:val="nil"/>
               <w:left w:val="nil"/>
@@ -6487,7 +5173,7 @@
         </w:tc>
         <w:tc>
           <w:tcPr>
-            <w:tcW w:w="1814" w:type="dxa"/>
+            <w:tcW w:w="2268" w:type="dxa"/>
             <w:tcBorders>
               <w:top w:val="nil"/>
               <w:left w:val="nil"/>
@@ -6521,41 +5207,7 @@
         </w:tc>
         <w:tc>
           <w:tcPr>
-            <w:tcW w:w="680" w:type="dxa"/>
-            <w:tcBorders>
-              <w:top w:val="nil"/>
-              <w:left w:val="nil"/>
-              <w:bottom w:val="nil"/>
-              <w:right w:val="nil"/>
-              <w:insideH w:val="nil"/>
-              <w:insideV w:val="nil"/>
-            </w:tcBorders>
-            <w:tcMar>
-              <w:top w:w="40" w:type="dxa"/>
-              <w:left w:w="80" w:type="dxa"/>
-              <w:bottom w:w="40" w:type="dxa"/>
-              <w:right w:w="80" w:type="dxa"/>
-            </w:tcMar>
-          </w:tcPr>
-          <w:p>
-            <w:pPr>
-              <w:spacing w:after="40" w:line="240" w:lineRule="auto"/>
-              <w:jc w:val="left"/>
-            </w:pPr>
-            <w:r>
-              <w:rPr>
-                <w:rFonts w:ascii="Palatino Linotype" w:hAnsi="Palatino Linotype" w:cs="Palatino Linotype"/>
-                <w:color w:val="000000"/>
-                <w:sz w:val="19"/>
-                <w:szCs w:val="17"/>
-              </w:rPr>
-              <w:t>2026</w:t>
-            </w:r>
-          </w:p>
-        </w:tc>
-        <w:tc>
-          <w:tcPr>
-            <w:tcW w:w="3515" w:type="dxa"/>
+            <w:tcW w:w="5499" w:type="dxa"/>
             <w:tcBorders>
               <w:top w:val="nil"/>
               <w:left w:val="nil"/>
@@ -6584,40 +5236,6 @@
                 <w:szCs w:val="17"/>
               </w:rPr>
               <w:t xml:space="preserve">Development of the authentication and authorization processes for the iAgree portal, a platform for patient-controlled data sharing across health systems</w:t>
-            </w:r>
-          </w:p>
-        </w:tc>
-        <w:tc>
-          <w:tcPr>
-            <w:tcW w:w="1814" w:type="dxa"/>
-            <w:tcBorders>
-              <w:top w:val="nil"/>
-              <w:left w:val="nil"/>
-              <w:bottom w:val="nil"/>
-              <w:right w:val="nil"/>
-              <w:insideH w:val="nil"/>
-              <w:insideV w:val="nil"/>
-            </w:tcBorders>
-            <w:tcMar>
-              <w:top w:w="40" w:type="dxa"/>
-              <w:left w:w="80" w:type="dxa"/>
-              <w:bottom w:w="40" w:type="dxa"/>
-              <w:right w:w="80" w:type="dxa"/>
-            </w:tcMar>
-          </w:tcPr>
-          <w:p>
-            <w:pPr>
-              <w:spacing w:after="40" w:line="240" w:lineRule="auto"/>
-              <w:jc w:val="left"/>
-            </w:pPr>
-            <w:r>
-              <w:rPr>
-                <w:rFonts w:ascii="Palatino Linotype" w:hAnsi="Palatino Linotype" w:cs="Palatino Linotype"/>
-                <w:color w:val="000000"/>
-                <w:sz w:val="19"/>
-                <w:szCs w:val="17"/>
-              </w:rPr>
-              <w:t>Consent representation (Req 1)</w:t>
             </w:r>
           </w:p>
         </w:tc>
@@ -6628,7 +5246,7 @@
         </w:trPr>
         <w:tc>
           <w:tcPr>
-            <w:tcW w:w="680" w:type="dxa"/>
+            <w:tcW w:w="737" w:type="dxa"/>
             <w:tcBorders>
               <w:top w:val="nil"/>
               <w:left w:val="nil"/>
@@ -6662,7 +5280,7 @@
         </w:tc>
         <w:tc>
           <w:tcPr>
-            <w:tcW w:w="1814" w:type="dxa"/>
+            <w:tcW w:w="2268" w:type="dxa"/>
             <w:tcBorders>
               <w:top w:val="nil"/>
               <w:left w:val="nil"/>
@@ -6696,41 +5314,7 @@
         </w:tc>
         <w:tc>
           <w:tcPr>
-            <w:tcW w:w="680" w:type="dxa"/>
-            <w:tcBorders>
-              <w:top w:val="nil"/>
-              <w:left w:val="nil"/>
-              <w:bottom w:val="nil"/>
-              <w:right w:val="nil"/>
-              <w:insideH w:val="nil"/>
-              <w:insideV w:val="nil"/>
-            </w:tcBorders>
-            <w:tcMar>
-              <w:top w:w="40" w:type="dxa"/>
-              <w:left w:w="80" w:type="dxa"/>
-              <w:bottom w:w="40" w:type="dxa"/>
-              <w:right w:w="80" w:type="dxa"/>
-            </w:tcMar>
-          </w:tcPr>
-          <w:p>
-            <w:pPr>
-              <w:spacing w:after="40" w:line="240" w:lineRule="auto"/>
-              <w:jc w:val="left"/>
-            </w:pPr>
-            <w:r>
-              <w:rPr>
-                <w:rFonts w:ascii="Palatino Linotype" w:hAnsi="Palatino Linotype" w:cs="Palatino Linotype"/>
-                <w:color w:val="000000"/>
-                <w:sz w:val="19"/>
-                <w:szCs w:val="17"/>
-              </w:rPr>
-              <w:t>2024</w:t>
-            </w:r>
-          </w:p>
-        </w:tc>
-        <w:tc>
-          <w:tcPr>
-            <w:tcW w:w="3515" w:type="dxa"/>
+            <w:tcW w:w="5499" w:type="dxa"/>
             <w:tcBorders>
               <w:top w:val="nil"/>
               <w:left w:val="nil"/>
@@ -6759,40 +5343,6 @@
                 <w:szCs w:val="17"/>
               </w:rPr>
               <w:t>Secure and privacy-preserving sharing of personal health records with multi-party pre-authorization verification</w:t>
-            </w:r>
-          </w:p>
-        </w:tc>
-        <w:tc>
-          <w:tcPr>
-            <w:tcW w:w="1814" w:type="dxa"/>
-            <w:tcBorders>
-              <w:top w:val="nil"/>
-              <w:left w:val="nil"/>
-              <w:bottom w:val="nil"/>
-              <w:right w:val="nil"/>
-              <w:insideH w:val="nil"/>
-              <w:insideV w:val="nil"/>
-            </w:tcBorders>
-            <w:tcMar>
-              <w:top w:w="40" w:type="dxa"/>
-              <w:left w:w="80" w:type="dxa"/>
-              <w:bottom w:w="40" w:type="dxa"/>
-              <w:right w:w="80" w:type="dxa"/>
-            </w:tcMar>
-          </w:tcPr>
-          <w:p>
-            <w:pPr>
-              <w:spacing w:after="40" w:line="240" w:lineRule="auto"/>
-              <w:jc w:val="left"/>
-            </w:pPr>
-            <w:r>
-              <w:rPr>
-                <w:rFonts w:ascii="Palatino Linotype" w:hAnsi="Palatino Linotype" w:cs="Palatino Linotype"/>
-                <w:color w:val="000000"/>
-                <w:sz w:val="19"/>
-                <w:szCs w:val="17"/>
-              </w:rPr>
-              <w:t>Multi-party authorisation (Req 3)</w:t>
             </w:r>
           </w:p>
         </w:tc>
@@ -6803,7 +5353,7 @@
         </w:trPr>
         <w:tc>
           <w:tcPr>
-            <w:tcW w:w="680" w:type="dxa"/>
+            <w:tcW w:w="737" w:type="dxa"/>
             <w:tcBorders>
               <w:top w:val="nil"/>
               <w:left w:val="nil"/>
@@ -6837,7 +5387,7 @@
         </w:tc>
         <w:tc>
           <w:tcPr>
-            <w:tcW w:w="1814" w:type="dxa"/>
+            <w:tcW w:w="2268" w:type="dxa"/>
             <w:tcBorders>
               <w:top w:val="nil"/>
               <w:left w:val="nil"/>
@@ -6871,41 +5421,7 @@
         </w:tc>
         <w:tc>
           <w:tcPr>
-            <w:tcW w:w="680" w:type="dxa"/>
-            <w:tcBorders>
-              <w:top w:val="nil"/>
-              <w:left w:val="nil"/>
-              <w:bottom w:val="nil"/>
-              <w:right w:val="nil"/>
-              <w:insideH w:val="nil"/>
-              <w:insideV w:val="nil"/>
-            </w:tcBorders>
-            <w:tcMar>
-              <w:top w:w="40" w:type="dxa"/>
-              <w:left w:w="80" w:type="dxa"/>
-              <w:bottom w:w="40" w:type="dxa"/>
-              <w:right w:w="80" w:type="dxa"/>
-            </w:tcMar>
-          </w:tcPr>
-          <w:p>
-            <w:pPr>
-              <w:spacing w:after="40" w:line="240" w:lineRule="auto"/>
-              <w:jc w:val="left"/>
-            </w:pPr>
-            <w:r>
-              <w:rPr>
-                <w:rFonts w:ascii="Palatino Linotype" w:hAnsi="Palatino Linotype" w:cs="Palatino Linotype"/>
-                <w:color w:val="000000"/>
-                <w:sz w:val="19"/>
-                <w:szCs w:val="17"/>
-              </w:rPr>
-              <w:t>2020</w:t>
-            </w:r>
-          </w:p>
-        </w:tc>
-        <w:tc>
-          <w:tcPr>
-            <w:tcW w:w="3515" w:type="dxa"/>
+            <w:tcW w:w="5499" w:type="dxa"/>
             <w:tcBorders>
               <w:top w:val="nil"/>
               <w:left w:val="nil"/>
@@ -6934,40 +5450,6 @@
                 <w:szCs w:val="17"/>
               </w:rPr>
               <w:t>Patient consent management by a purpose-based consent model for electronic health record based on blockchain technology</w:t>
-            </w:r>
-          </w:p>
-        </w:tc>
-        <w:tc>
-          <w:tcPr>
-            <w:tcW w:w="1814" w:type="dxa"/>
-            <w:tcBorders>
-              <w:top w:val="nil"/>
-              <w:left w:val="nil"/>
-              <w:bottom w:val="nil"/>
-              <w:right w:val="nil"/>
-              <w:insideH w:val="nil"/>
-              <w:insideV w:val="nil"/>
-            </w:tcBorders>
-            <w:tcMar>
-              <w:top w:w="40" w:type="dxa"/>
-              <w:left w:w="80" w:type="dxa"/>
-              <w:bottom w:w="40" w:type="dxa"/>
-              <w:right w:w="80" w:type="dxa"/>
-            </w:tcMar>
-          </w:tcPr>
-          <w:p>
-            <w:pPr>
-              <w:spacing w:after="40" w:line="240" w:lineRule="auto"/>
-              <w:jc w:val="left"/>
-            </w:pPr>
-            <w:r>
-              <w:rPr>
-                <w:rFonts w:ascii="Palatino Linotype" w:hAnsi="Palatino Linotype" w:cs="Palatino Linotype"/>
-                <w:color w:val="000000"/>
-                <w:sz w:val="19"/>
-                <w:szCs w:val="17"/>
-              </w:rPr>
-              <w:t>Policy and context (Req 4)</w:t>
             </w:r>
           </w:p>
         </w:tc>
@@ -6978,7 +5460,7 @@
         </w:trPr>
         <w:tc>
           <w:tcPr>
-            <w:tcW w:w="680" w:type="dxa"/>
+            <w:tcW w:w="737" w:type="dxa"/>
             <w:tcBorders>
               <w:top w:val="nil"/>
               <w:left w:val="nil"/>
@@ -7012,7 +5494,7 @@
         </w:tc>
         <w:tc>
           <w:tcPr>
-            <w:tcW w:w="1814" w:type="dxa"/>
+            <w:tcW w:w="2268" w:type="dxa"/>
             <w:tcBorders>
               <w:top w:val="nil"/>
               <w:left w:val="nil"/>
@@ -7046,41 +5528,7 @@
         </w:tc>
         <w:tc>
           <w:tcPr>
-            <w:tcW w:w="680" w:type="dxa"/>
-            <w:tcBorders>
-              <w:top w:val="nil"/>
-              <w:left w:val="nil"/>
-              <w:bottom w:val="nil"/>
-              <w:right w:val="nil"/>
-              <w:insideH w:val="nil"/>
-              <w:insideV w:val="nil"/>
-            </w:tcBorders>
-            <w:tcMar>
-              <w:top w:w="40" w:type="dxa"/>
-              <w:left w:w="80" w:type="dxa"/>
-              <w:bottom w:w="40" w:type="dxa"/>
-              <w:right w:w="80" w:type="dxa"/>
-            </w:tcMar>
-          </w:tcPr>
-          <w:p>
-            <w:pPr>
-              <w:spacing w:after="40" w:line="240" w:lineRule="auto"/>
-              <w:jc w:val="left"/>
-            </w:pPr>
-            <w:r>
-              <w:rPr>
-                <w:rFonts w:ascii="Palatino Linotype" w:hAnsi="Palatino Linotype" w:cs="Palatino Linotype"/>
-                <w:color w:val="000000"/>
-                <w:sz w:val="19"/>
-                <w:szCs w:val="17"/>
-              </w:rPr>
-              <w:t>2026</w:t>
-            </w:r>
-          </w:p>
-        </w:tc>
-        <w:tc>
-          <w:tcPr>
-            <w:tcW w:w="3515" w:type="dxa"/>
+            <w:tcW w:w="5499" w:type="dxa"/>
             <w:tcBorders>
               <w:top w:val="nil"/>
               <w:left w:val="nil"/>
@@ -7109,40 +5557,6 @@
                 <w:szCs w:val="17"/>
               </w:rPr>
               <w:t>Mainzelliste: Ten years of pseudonymization, record linkage, and informed consent management</w:t>
-            </w:r>
-          </w:p>
-        </w:tc>
-        <w:tc>
-          <w:tcPr>
-            <w:tcW w:w="1814" w:type="dxa"/>
-            <w:tcBorders>
-              <w:top w:val="nil"/>
-              <w:left w:val="nil"/>
-              <w:bottom w:val="nil"/>
-              <w:right w:val="nil"/>
-              <w:insideH w:val="nil"/>
-              <w:insideV w:val="nil"/>
-            </w:tcBorders>
-            <w:tcMar>
-              <w:top w:w="40" w:type="dxa"/>
-              <w:left w:w="80" w:type="dxa"/>
-              <w:bottom w:w="40" w:type="dxa"/>
-              <w:right w:w="80" w:type="dxa"/>
-            </w:tcMar>
-          </w:tcPr>
-          <w:p>
-            <w:pPr>
-              <w:spacing w:after="40" w:line="240" w:lineRule="auto"/>
-              <w:jc w:val="left"/>
-            </w:pPr>
-            <w:r>
-              <w:rPr>
-                <w:rFonts w:ascii="Palatino Linotype" w:hAnsi="Palatino Linotype" w:cs="Palatino Linotype"/>
-                <w:color w:val="000000"/>
-                <w:sz w:val="19"/>
-                <w:szCs w:val="17"/>
-              </w:rPr>
-              <w:t>Consent representation (Req 1)</w:t>
             </w:r>
           </w:p>
         </w:tc>
@@ -7153,7 +5567,7 @@
         </w:trPr>
         <w:tc>
           <w:tcPr>
-            <w:tcW w:w="680" w:type="dxa"/>
+            <w:tcW w:w="737" w:type="dxa"/>
             <w:tcBorders>
               <w:top w:val="nil"/>
               <w:left w:val="nil"/>
@@ -7187,7 +5601,7 @@
         </w:tc>
         <w:tc>
           <w:tcPr>
-            <w:tcW w:w="1814" w:type="dxa"/>
+            <w:tcW w:w="2268" w:type="dxa"/>
             <w:tcBorders>
               <w:top w:val="nil"/>
               <w:left w:val="nil"/>
@@ -7221,41 +5635,7 @@
         </w:tc>
         <w:tc>
           <w:tcPr>
-            <w:tcW w:w="680" w:type="dxa"/>
-            <w:tcBorders>
-              <w:top w:val="nil"/>
-              <w:left w:val="nil"/>
-              <w:bottom w:val="nil"/>
-              <w:right w:val="nil"/>
-              <w:insideH w:val="nil"/>
-              <w:insideV w:val="nil"/>
-            </w:tcBorders>
-            <w:tcMar>
-              <w:top w:w="40" w:type="dxa"/>
-              <w:left w:w="80" w:type="dxa"/>
-              <w:bottom w:w="40" w:type="dxa"/>
-              <w:right w:w="80" w:type="dxa"/>
-            </w:tcMar>
-          </w:tcPr>
-          <w:p>
-            <w:pPr>
-              <w:spacing w:after="40" w:line="240" w:lineRule="auto"/>
-              <w:jc w:val="left"/>
-            </w:pPr>
-            <w:r>
-              <w:rPr>
-                <w:rFonts w:ascii="Palatino Linotype" w:hAnsi="Palatino Linotype" w:cs="Palatino Linotype"/>
-                <w:color w:val="000000"/>
-                <w:sz w:val="19"/>
-                <w:szCs w:val="17"/>
-              </w:rPr>
-              <w:t>2025</w:t>
-            </w:r>
-          </w:p>
-        </w:tc>
-        <w:tc>
-          <w:tcPr>
-            <w:tcW w:w="3515" w:type="dxa"/>
+            <w:tcW w:w="5499" w:type="dxa"/>
             <w:tcBorders>
               <w:top w:val="nil"/>
               <w:left w:val="nil"/>
@@ -7284,40 +5664,6 @@
                 <w:szCs w:val="17"/>
               </w:rPr>
               <w:t>EMR-Chain: Decentralized Electronic Medical Record Exchange System</w:t>
-            </w:r>
-          </w:p>
-        </w:tc>
-        <w:tc>
-          <w:tcPr>
-            <w:tcW w:w="1814" w:type="dxa"/>
-            <w:tcBorders>
-              <w:top w:val="nil"/>
-              <w:left w:val="nil"/>
-              <w:bottom w:val="nil"/>
-              <w:right w:val="nil"/>
-              <w:insideH w:val="nil"/>
-              <w:insideV w:val="nil"/>
-            </w:tcBorders>
-            <w:tcMar>
-              <w:top w:w="40" w:type="dxa"/>
-              <w:left w:w="80" w:type="dxa"/>
-              <w:bottom w:w="40" w:type="dxa"/>
-              <w:right w:w="80" w:type="dxa"/>
-            </w:tcMar>
-          </w:tcPr>
-          <w:p>
-            <w:pPr>
-              <w:spacing w:after="40" w:line="240" w:lineRule="auto"/>
-              <w:jc w:val="left"/>
-            </w:pPr>
-            <w:r>
-              <w:rPr>
-                <w:rFonts w:ascii="Palatino Linotype" w:hAnsi="Palatino Linotype" w:cs="Palatino Linotype"/>
-                <w:color w:val="000000"/>
-                <w:sz w:val="19"/>
-                <w:szCs w:val="17"/>
-              </w:rPr>
-              <w:t>Identity and authority (Req 2)</w:t>
             </w:r>
           </w:p>
         </w:tc>
@@ -7328,7 +5674,7 @@
         </w:trPr>
         <w:tc>
           <w:tcPr>
-            <w:tcW w:w="680" w:type="dxa"/>
+            <w:tcW w:w="737" w:type="dxa"/>
             <w:tcBorders>
               <w:top w:val="nil"/>
               <w:left w:val="nil"/>
@@ -7362,7 +5708,7 @@
         </w:tc>
         <w:tc>
           <w:tcPr>
-            <w:tcW w:w="1814" w:type="dxa"/>
+            <w:tcW w:w="2268" w:type="dxa"/>
             <w:tcBorders>
               <w:top w:val="nil"/>
               <w:left w:val="nil"/>
@@ -7396,41 +5742,7 @@
         </w:tc>
         <w:tc>
           <w:tcPr>
-            <w:tcW w:w="680" w:type="dxa"/>
-            <w:tcBorders>
-              <w:top w:val="nil"/>
-              <w:left w:val="nil"/>
-              <w:bottom w:val="nil"/>
-              <w:right w:val="nil"/>
-              <w:insideH w:val="nil"/>
-              <w:insideV w:val="nil"/>
-            </w:tcBorders>
-            <w:tcMar>
-              <w:top w:w="40" w:type="dxa"/>
-              <w:left w:w="80" w:type="dxa"/>
-              <w:bottom w:w="40" w:type="dxa"/>
-              <w:right w:w="80" w:type="dxa"/>
-            </w:tcMar>
-          </w:tcPr>
-          <w:p>
-            <w:pPr>
-              <w:spacing w:after="40" w:line="240" w:lineRule="auto"/>
-              <w:jc w:val="left"/>
-            </w:pPr>
-            <w:r>
-              <w:rPr>
-                <w:rFonts w:ascii="Palatino Linotype" w:hAnsi="Palatino Linotype" w:cs="Palatino Linotype"/>
-                <w:color w:val="000000"/>
-                <w:sz w:val="19"/>
-                <w:szCs w:val="17"/>
-              </w:rPr>
-              <w:t>2022</w:t>
-            </w:r>
-          </w:p>
-        </w:tc>
-        <w:tc>
-          <w:tcPr>
-            <w:tcW w:w="3515" w:type="dxa"/>
+            <w:tcW w:w="5499" w:type="dxa"/>
             <w:tcBorders>
               <w:top w:val="nil"/>
               <w:left w:val="nil"/>
@@ -7459,40 +5771,6 @@
                 <w:szCs w:val="17"/>
               </w:rPr>
               <w:t xml:space="preserve">Apply Trust Computing and Privacy Preserving Smart Contracts to Manage, Share, and Analyze Multi-site Clinical Trial Data</w:t>
-            </w:r>
-          </w:p>
-        </w:tc>
-        <w:tc>
-          <w:tcPr>
-            <w:tcW w:w="1814" w:type="dxa"/>
-            <w:tcBorders>
-              <w:top w:val="nil"/>
-              <w:left w:val="nil"/>
-              <w:bottom w:val="nil"/>
-              <w:right w:val="nil"/>
-              <w:insideH w:val="nil"/>
-              <w:insideV w:val="nil"/>
-            </w:tcBorders>
-            <w:tcMar>
-              <w:top w:w="40" w:type="dxa"/>
-              <w:left w:w="80" w:type="dxa"/>
-              <w:bottom w:w="40" w:type="dxa"/>
-              <w:right w:w="80" w:type="dxa"/>
-            </w:tcMar>
-          </w:tcPr>
-          <w:p>
-            <w:pPr>
-              <w:spacing w:after="40" w:line="240" w:lineRule="auto"/>
-              <w:jc w:val="left"/>
-            </w:pPr>
-            <w:r>
-              <w:rPr>
-                <w:rFonts w:ascii="Palatino Linotype" w:hAnsi="Palatino Linotype" w:cs="Palatino Linotype"/>
-                <w:color w:val="000000"/>
-                <w:sz w:val="19"/>
-                <w:szCs w:val="17"/>
-              </w:rPr>
-              <w:t>Multi-party authorisation (Req 3)</w:t>
             </w:r>
           </w:p>
         </w:tc>
@@ -7503,7 +5781,7 @@
         </w:trPr>
         <w:tc>
           <w:tcPr>
-            <w:tcW w:w="680" w:type="dxa"/>
+            <w:tcW w:w="737" w:type="dxa"/>
             <w:tcBorders>
               <w:top w:val="nil"/>
               <w:left w:val="nil"/>
@@ -7537,7 +5815,7 @@
         </w:tc>
         <w:tc>
           <w:tcPr>
-            <w:tcW w:w="1814" w:type="dxa"/>
+            <w:tcW w:w="2268" w:type="dxa"/>
             <w:tcBorders>
               <w:top w:val="nil"/>
               <w:left w:val="nil"/>
@@ -7571,41 +5849,7 @@
         </w:tc>
         <w:tc>
           <w:tcPr>
-            <w:tcW w:w="680" w:type="dxa"/>
-            <w:tcBorders>
-              <w:top w:val="nil"/>
-              <w:left w:val="nil"/>
-              <w:bottom w:val="nil"/>
-              <w:right w:val="nil"/>
-              <w:insideH w:val="nil"/>
-              <w:insideV w:val="nil"/>
-            </w:tcBorders>
-            <w:tcMar>
-              <w:top w:w="40" w:type="dxa"/>
-              <w:left w:w="80" w:type="dxa"/>
-              <w:bottom w:w="40" w:type="dxa"/>
-              <w:right w:w="80" w:type="dxa"/>
-            </w:tcMar>
-          </w:tcPr>
-          <w:p>
-            <w:pPr>
-              <w:spacing w:after="40" w:line="240" w:lineRule="auto"/>
-              <w:jc w:val="left"/>
-            </w:pPr>
-            <w:r>
-              <w:rPr>
-                <w:rFonts w:ascii="Palatino Linotype" w:hAnsi="Palatino Linotype" w:cs="Palatino Linotype"/>
-                <w:color w:val="000000"/>
-                <w:sz w:val="19"/>
-                <w:szCs w:val="17"/>
-              </w:rPr>
-              <w:t>2025</w:t>
-            </w:r>
-          </w:p>
-        </w:tc>
-        <w:tc>
-          <w:tcPr>
-            <w:tcW w:w="3515" w:type="dxa"/>
+            <w:tcW w:w="5499" w:type="dxa"/>
             <w:tcBorders>
               <w:top w:val="nil"/>
               <w:left w:val="nil"/>
@@ -7634,40 +5878,6 @@
                 <w:szCs w:val="17"/>
               </w:rPr>
               <w:t>HealthDID: An efficient and authorizable multi-party privacy-preserving EMR sharing system based on DID</w:t>
-            </w:r>
-          </w:p>
-        </w:tc>
-        <w:tc>
-          <w:tcPr>
-            <w:tcW w:w="1814" w:type="dxa"/>
-            <w:tcBorders>
-              <w:top w:val="nil"/>
-              <w:left w:val="nil"/>
-              <w:bottom w:val="nil"/>
-              <w:right w:val="nil"/>
-              <w:insideH w:val="nil"/>
-              <w:insideV w:val="nil"/>
-            </w:tcBorders>
-            <w:tcMar>
-              <w:top w:w="40" w:type="dxa"/>
-              <w:left w:w="80" w:type="dxa"/>
-              <w:bottom w:w="40" w:type="dxa"/>
-              <w:right w:w="80" w:type="dxa"/>
-            </w:tcMar>
-          </w:tcPr>
-          <w:p>
-            <w:pPr>
-              <w:spacing w:after="40" w:line="240" w:lineRule="auto"/>
-              <w:jc w:val="left"/>
-            </w:pPr>
-            <w:r>
-              <w:rPr>
-                <w:rFonts w:ascii="Palatino Linotype" w:hAnsi="Palatino Linotype" w:cs="Palatino Linotype"/>
-                <w:color w:val="000000"/>
-                <w:sz w:val="19"/>
-                <w:szCs w:val="17"/>
-              </w:rPr>
-              <w:t>Security assurance (Req 6)</w:t>
             </w:r>
           </w:p>
         </w:tc>

--- a/docs/Yasir_Thesis_Chapter2_clean.docx
+++ b/docs/Yasir_Thesis_Chapter2_clean.docx
@@ -286,7 +286,7 @@
     <w:p>
       <w:pPr/>
       <w:r>
-        <w:t>Step 3: Quality evaluation. Each of the full-text studies is reviewed against the six quality evaluation questions, QA1 to QA6, one for each key requirement.</w:t>
+        <w:t>Step 3: Quality evaluation. Each of the full-text studies is reviewed against six quality evaluation questions, one for each key requirement.</w:t>
       </w:r>
     </w:p>
     <w:p>
@@ -2397,7 +2397,75 @@
     <w:p>
       <w:pPr/>
       <w:r>
-        <w:t>The 39 full-text studies were retrieved and evaluated against six quality evaluation questions, QA1 to QA6, listed in Table 2.3, one for each key requirement of Section 2.2. Quality inclusion uses QA1 to QA4: each question was answered Yes or No, and a study was included when it answered Yes to at least three of them. QA5 and QA6 were answered for every included study but were not used for inclusion. Each included study was then coded Yes or No against each of the six requirements, Req 1 to Req 6, with a page reference for every Yes. A study is core if its gap-impact verdict is contradicts, weakens or narrows, or if it provides a multi-party approval mechanism. Of the 25 included studies, S1 to S25, 23 are core studies and 2 are supporting studies (Albalwy, Brass &amp; Davies 2021; Li et al. 2026a).</w:t>
+        <w:t>The 39 full-text studies were retrieved and critically evaluated based on the six quality evaluation questions, one for each key requirement of Section 2.2, as follows:</w:t>
+      </w:r>
+    </w:p>
+    <w:p>
+      <w:pPr>
+        <w:spacing w:after="40"/>
+      </w:pPr>
+      <w:r>
+        <w:t>QA1: Does the study define a consent model covering identity, authority, policy, and evidence?</w:t>
+      </w:r>
+    </w:p>
+    <w:p>
+      <w:pPr>
+        <w:spacing w:after="40"/>
+      </w:pPr>
+      <w:r>
+        <w:t>QA2: Does the study verify participant identities and their authorisation authority?</w:t>
+      </w:r>
+    </w:p>
+    <w:p>
+      <w:pPr>
+        <w:spacing w:after="40"/>
+      </w:pPr>
+      <w:r>
+        <w:t>QA3: Does the study support consent decisions requiring approval from multiple authorised participants?</w:t>
+      </w:r>
+    </w:p>
+    <w:p>
+      <w:pPr>
+        <w:spacing w:after="40"/>
+      </w:pPr>
+      <w:r>
+        <w:t>QA4: Does the study enforce purpose, data scope, and approval rules before allowing access?</w:t>
+      </w:r>
+    </w:p>
+    <w:p>
+      <w:pPr>
+        <w:spacing w:after="40"/>
+      </w:pPr>
+      <w:r>
+        <w:t>QA5: Does the study manage consent validity, expiry, and revocation?</w:t>
+      </w:r>
+    </w:p>
+    <w:p>
+      <w:pPr>
+        <w:spacing w:after="40"/>
+      </w:pPr>
+      <w:r>
+        <w:t>QA6: Does the study validate security and access decisions through formal analysis or implementation testing?</w:t>
+      </w:r>
+    </w:p>
+    <w:p>
+      <w:pPr/>
+      <w:r>
+        <w:t>Quality inclusion uses QA1 to QA4. Each question was answered Yes or No, and any study which has at least three Yes answers to QA1 to QA4 is included in this SLR. QA5 and QA6 were answered for every included study but were not used for inclusion. Of the 39 full-text studies, 25 satisfied the criteria, as shown in Table 2.3. Each included study was then coded Yes or No against each of the six requirements, Req 1 to Req 6, with a page reference for every Yes. A study is core if its gap-impact verdict is contradicts, weakens or narrows, or if it provides a multi-party approval mechanism. Of the 25 included studies, S1 to S25, 23 are core studies and 2 are supporting studies (Albalwy, Brass &amp; Davies 2021; Li et al. 2026a).</w:t>
+      </w:r>
+    </w:p>
+    <w:p>
+      <w:pPr>
+        <w:pStyle w:val="3"/>
+      </w:pPr>
+      <w:r>
+        <w:t>2.3.4 Step 4: Shortlisted Papers for SLR and Categorising Them into Broad Areas</w:t>
+      </w:r>
+    </w:p>
+    <w:p>
+      <w:pPr/>
+      <w:r>
+        <w:t>Each of the shortlisted papers was analysed according to its scope, topic and contribution to the review questions. Based on the analysis, each study was placed in one of six streams, one per requirement: consent representation (Req 1), identity and authority (Req 2), multi-party authorisation (Req 3), policy and context (Req 4), temporal and lifecycle (Req 5) and security assurance (Req 6). Table 2.3 lists the 25 primary studies with their authors, year and title. The papers in each stream are summarised in the next section, and their issues and limitations with respect to the key requirements defined in Section 2.2 are discussed.</w:t>
       </w:r>
     </w:p>
     <w:p>
@@ -2414,641 +2482,6 @@
           <w:szCs w:val="18"/>
         </w:rPr>
         <w:t>Table 2.3:</w:t>
-      </w:r>
-      <w:r>
-        <w:rPr>
-          <w:b/>
-          <w:bCs/>
-          <w:sz w:val="20"/>
-          <w:szCs w:val="18"/>
-        </w:rPr>
-        <w:t xml:space="preserve"> </w:t>
-      </w:r>
-      <w:r>
-        <w:rPr>
-          <w:sz w:val="20"/>
-          <w:szCs w:val="18"/>
-        </w:rPr>
-        <w:t>Quality assessment questions QA1 to QA6</w:t>
-      </w:r>
-    </w:p>
-    <w:tbl>
-      <w:tblPr>
-        <w:tblW w:w="9128" w:type="dxa"/>
-        <w:jc w:val="center"/>
-        <w:tblBorders>
-          <w:top w:val="single" w:sz="12" w:color="000000" w:space="0"/>
-          <w:left w:val="nil"/>
-          <w:bottom w:val="single" w:sz="12" w:color="000000" w:space="0"/>
-          <w:right w:val="nil"/>
-          <w:insideH w:val="nil"/>
-          <w:insideV w:val="nil"/>
-        </w:tblBorders>
-        <w:tblLayout w:type="fixed"/>
-        <w:tblCellMar>
-          <w:left w:w="10" w:type="dxa"/>
-          <w:right w:w="10" w:type="dxa"/>
-        </w:tblCellMar>
-        <w:tblLook w:val="0000" w:firstRow="0" w:lastRow="0" w:firstColumn="0" w:lastColumn="0" w:noHBand="0" w:noVBand="0"/>
-      </w:tblPr>
-      <w:tblGrid>
-        <w:gridCol w:w="1134"/>
-        <w:gridCol w:w="7370"/>
-      </w:tblGrid>
-      <w:tr>
-        <w:trPr>
-          <w:cantSplit/>
-          <w:tblHeader/>
-        </w:trPr>
-        <w:tc>
-          <w:tcPr>
-            <w:tcW w:w="1134" w:type="dxa"/>
-            <w:tcBorders>
-              <w:top w:val="nil"/>
-              <w:left w:val="nil"/>
-              <w:bottom w:val="single" w:sz="6" w:color="000000" w:space="0"/>
-              <w:right w:val="nil"/>
-              <w:insideH w:val="nil"/>
-              <w:insideV w:val="nil"/>
-            </w:tcBorders>
-            <w:tcMar>
-              <w:top w:w="40" w:type="dxa"/>
-              <w:left w:w="80" w:type="dxa"/>
-              <w:bottom w:w="40" w:type="dxa"/>
-              <w:right w:w="80" w:type="dxa"/>
-            </w:tcMar>
-          </w:tcPr>
-          <w:p>
-            <w:pPr>
-              <w:keepNext/>
-              <w:spacing w:after="40" w:line="240" w:lineRule="auto"/>
-              <w:jc w:val="left"/>
-              <w:rPr>
-                <w:sz w:val="20"/>
-                <w:szCs w:val="20"/>
-              </w:rPr>
-            </w:pPr>
-            <w:r>
-              <w:rPr>
-                <w:rFonts w:ascii="Palatino Linotype" w:hAnsi="Palatino Linotype" w:cs="Palatino Linotype"/>
-                <w:b/>
-                <w:bCs/>
-                <w:color w:val="000000"/>
-                <w:sz w:val="19"/>
-                <w:szCs w:val="20"/>
-              </w:rPr>
-              <w:t>Item</w:t>
-            </w:r>
-          </w:p>
-        </w:tc>
-        <w:tc>
-          <w:tcPr>
-            <w:tcW w:w="7370" w:type="dxa"/>
-            <w:tcBorders>
-              <w:top w:val="nil"/>
-              <w:left w:val="nil"/>
-              <w:bottom w:val="single" w:sz="6" w:color="000000" w:space="0"/>
-              <w:right w:val="nil"/>
-              <w:insideH w:val="nil"/>
-              <w:insideV w:val="nil"/>
-            </w:tcBorders>
-            <w:tcMar>
-              <w:top w:w="40" w:type="dxa"/>
-              <w:left w:w="80" w:type="dxa"/>
-              <w:bottom w:w="40" w:type="dxa"/>
-              <w:right w:w="80" w:type="dxa"/>
-            </w:tcMar>
-          </w:tcPr>
-          <w:p>
-            <w:pPr>
-              <w:keepNext/>
-              <w:spacing w:after="40" w:line="240" w:lineRule="auto"/>
-              <w:jc w:val="left"/>
-              <w:rPr>
-                <w:sz w:val="20"/>
-                <w:szCs w:val="20"/>
-              </w:rPr>
-            </w:pPr>
-            <w:r>
-              <w:rPr>
-                <w:rFonts w:ascii="Palatino Linotype" w:hAnsi="Palatino Linotype" w:cs="Palatino Linotype"/>
-                <w:b/>
-                <w:bCs/>
-                <w:sz w:val="19"/>
-                <w:szCs w:val="20"/>
-              </w:rPr>
-              <w:t xml:space="preserve">Inclusion question</w:t>
-            </w:r>
-          </w:p>
-        </w:tc>
-      </w:tr>
-      <w:tr>
-        <w:trPr>
-          <w:cantSplit/>
-        </w:trPr>
-        <w:tc>
-          <w:tcPr>
-            <w:tcW w:w="1134" w:type="dxa"/>
-            <w:tcBorders>
-              <w:top w:val="nil"/>
-              <w:left w:val="nil"/>
-              <w:bottom w:val="nil"/>
-              <w:right w:val="nil"/>
-              <w:insideH w:val="nil"/>
-              <w:insideV w:val="nil"/>
-            </w:tcBorders>
-            <w:tcMar>
-              <w:top w:w="40" w:type="dxa"/>
-              <w:left w:w="80" w:type="dxa"/>
-              <w:bottom w:w="40" w:type="dxa"/>
-              <w:right w:w="80" w:type="dxa"/>
-            </w:tcMar>
-          </w:tcPr>
-          <w:p>
-            <w:pPr>
-              <w:spacing w:after="40" w:line="240" w:lineRule="auto"/>
-              <w:jc w:val="left"/>
-              <w:rPr>
-                <w:sz w:val="20"/>
-                <w:szCs w:val="20"/>
-              </w:rPr>
-            </w:pPr>
-            <w:r>
-              <w:rPr>
-                <w:rFonts w:ascii="Palatino Linotype" w:hAnsi="Palatino Linotype" w:cs="Palatino Linotype"/>
-                <w:sz w:val="19"/>
-                <w:szCs w:val="20"/>
-              </w:rPr>
-              <w:t xml:space="preserve">QA1</w:t>
-            </w:r>
-          </w:p>
-        </w:tc>
-        <w:tc>
-          <w:tcPr>
-            <w:tcW w:w="7370" w:type="dxa"/>
-            <w:tcBorders>
-              <w:top w:val="nil"/>
-              <w:left w:val="nil"/>
-              <w:bottom w:val="nil"/>
-              <w:right w:val="nil"/>
-              <w:insideH w:val="nil"/>
-              <w:insideV w:val="nil"/>
-            </w:tcBorders>
-            <w:tcMar>
-              <w:top w:w="40" w:type="dxa"/>
-              <w:left w:w="80" w:type="dxa"/>
-              <w:bottom w:w="40" w:type="dxa"/>
-              <w:right w:w="80" w:type="dxa"/>
-            </w:tcMar>
-          </w:tcPr>
-          <w:p>
-            <w:pPr>
-              <w:spacing w:after="40" w:line="240" w:lineRule="auto"/>
-              <w:jc w:val="left"/>
-              <w:rPr>
-                <w:sz w:val="20"/>
-                <w:szCs w:val="20"/>
-              </w:rPr>
-            </w:pPr>
-            <w:r>
-              <w:rPr>
-                <w:rFonts w:ascii="Palatino Linotype" w:hAnsi="Palatino Linotype" w:cs="Palatino Linotype"/>
-                <w:sz w:val="19"/>
-                <w:szCs w:val="20"/>
-              </w:rPr>
-              <w:t xml:space="preserve">Does the study define a consent model covering identity, authority, policy, and evidence?</w:t>
-            </w:r>
-          </w:p>
-        </w:tc>
-      </w:tr>
-      <w:tr>
-        <w:trPr>
-          <w:cantSplit/>
-        </w:trPr>
-        <w:tc>
-          <w:tcPr>
-            <w:tcW w:w="1134" w:type="dxa"/>
-            <w:tcBorders>
-              <w:top w:val="nil"/>
-              <w:left w:val="nil"/>
-              <w:bottom w:val="nil"/>
-              <w:right w:val="nil"/>
-              <w:insideH w:val="nil"/>
-              <w:insideV w:val="nil"/>
-            </w:tcBorders>
-            <w:tcMar>
-              <w:top w:w="40" w:type="dxa"/>
-              <w:left w:w="80" w:type="dxa"/>
-              <w:bottom w:w="40" w:type="dxa"/>
-              <w:right w:w="80" w:type="dxa"/>
-            </w:tcMar>
-          </w:tcPr>
-          <w:p>
-            <w:pPr>
-              <w:spacing w:after="40" w:line="240" w:lineRule="auto"/>
-              <w:jc w:val="left"/>
-              <w:rPr>
-                <w:sz w:val="20"/>
-                <w:szCs w:val="20"/>
-              </w:rPr>
-            </w:pPr>
-            <w:r>
-              <w:rPr>
-                <w:rFonts w:ascii="Palatino Linotype" w:hAnsi="Palatino Linotype" w:cs="Palatino Linotype"/>
-                <w:sz w:val="19"/>
-                <w:szCs w:val="20"/>
-              </w:rPr>
-              <w:t xml:space="preserve">QA2</w:t>
-            </w:r>
-          </w:p>
-        </w:tc>
-        <w:tc>
-          <w:tcPr>
-            <w:tcW w:w="7370" w:type="dxa"/>
-            <w:tcBorders>
-              <w:top w:val="nil"/>
-              <w:left w:val="nil"/>
-              <w:bottom w:val="nil"/>
-              <w:right w:val="nil"/>
-              <w:insideH w:val="nil"/>
-              <w:insideV w:val="nil"/>
-            </w:tcBorders>
-            <w:tcMar>
-              <w:top w:w="40" w:type="dxa"/>
-              <w:left w:w="80" w:type="dxa"/>
-              <w:bottom w:w="40" w:type="dxa"/>
-              <w:right w:w="80" w:type="dxa"/>
-            </w:tcMar>
-          </w:tcPr>
-          <w:p>
-            <w:pPr>
-              <w:spacing w:after="40" w:line="240" w:lineRule="auto"/>
-              <w:jc w:val="left"/>
-              <w:rPr>
-                <w:sz w:val="20"/>
-                <w:szCs w:val="20"/>
-              </w:rPr>
-            </w:pPr>
-            <w:r>
-              <w:rPr>
-                <w:rFonts w:ascii="Palatino Linotype" w:hAnsi="Palatino Linotype" w:cs="Palatino Linotype"/>
-                <w:sz w:val="19"/>
-                <w:szCs w:val="20"/>
-              </w:rPr>
-              <w:t xml:space="preserve">Does the study verify participant identities and their authorisation authority?</w:t>
-            </w:r>
-          </w:p>
-        </w:tc>
-      </w:tr>
-      <w:tr>
-        <w:trPr>
-          <w:cantSplit/>
-        </w:trPr>
-        <w:tc>
-          <w:tcPr>
-            <w:tcW w:w="1134" w:type="dxa"/>
-            <w:tcBorders>
-              <w:top w:val="nil"/>
-              <w:left w:val="nil"/>
-              <w:bottom w:val="nil"/>
-              <w:right w:val="nil"/>
-              <w:insideH w:val="nil"/>
-              <w:insideV w:val="nil"/>
-            </w:tcBorders>
-            <w:tcMar>
-              <w:top w:w="40" w:type="dxa"/>
-              <w:left w:w="80" w:type="dxa"/>
-              <w:bottom w:w="40" w:type="dxa"/>
-              <w:right w:w="80" w:type="dxa"/>
-            </w:tcMar>
-          </w:tcPr>
-          <w:p>
-            <w:pPr>
-              <w:spacing w:after="40" w:line="240" w:lineRule="auto"/>
-              <w:jc w:val="left"/>
-              <w:rPr>
-                <w:sz w:val="20"/>
-                <w:szCs w:val="20"/>
-              </w:rPr>
-            </w:pPr>
-            <w:r>
-              <w:rPr>
-                <w:rFonts w:ascii="Palatino Linotype" w:hAnsi="Palatino Linotype" w:cs="Palatino Linotype"/>
-                <w:sz w:val="19"/>
-                <w:szCs w:val="20"/>
-              </w:rPr>
-              <w:t xml:space="preserve">QA3</w:t>
-            </w:r>
-          </w:p>
-        </w:tc>
-        <w:tc>
-          <w:tcPr>
-            <w:tcW w:w="7370" w:type="dxa"/>
-            <w:tcBorders>
-              <w:top w:val="nil"/>
-              <w:left w:val="nil"/>
-              <w:bottom w:val="nil"/>
-              <w:right w:val="nil"/>
-              <w:insideH w:val="nil"/>
-              <w:insideV w:val="nil"/>
-            </w:tcBorders>
-            <w:tcMar>
-              <w:top w:w="40" w:type="dxa"/>
-              <w:left w:w="80" w:type="dxa"/>
-              <w:bottom w:w="40" w:type="dxa"/>
-              <w:right w:w="80" w:type="dxa"/>
-            </w:tcMar>
-          </w:tcPr>
-          <w:p>
-            <w:pPr>
-              <w:spacing w:after="40" w:line="240" w:lineRule="auto"/>
-              <w:jc w:val="left"/>
-              <w:rPr>
-                <w:sz w:val="20"/>
-                <w:szCs w:val="20"/>
-              </w:rPr>
-            </w:pPr>
-            <w:r>
-              <w:rPr>
-                <w:rFonts w:ascii="Palatino Linotype" w:hAnsi="Palatino Linotype" w:cs="Palatino Linotype"/>
-                <w:sz w:val="19"/>
-                <w:szCs w:val="20"/>
-              </w:rPr>
-              <w:t xml:space="preserve">Does the study support consent decisions requiring approval from multiple authorised participants?</w:t>
-            </w:r>
-          </w:p>
-        </w:tc>
-      </w:tr>
-      <w:tr>
-        <w:trPr>
-          <w:cantSplit/>
-        </w:trPr>
-        <w:tc>
-          <w:tcPr>
-            <w:tcW w:w="1134" w:type="dxa"/>
-            <w:tcBorders>
-              <w:top w:val="nil"/>
-              <w:left w:val="nil"/>
-              <w:bottom w:val="nil"/>
-              <w:right w:val="nil"/>
-              <w:insideH w:val="nil"/>
-              <w:insideV w:val="nil"/>
-            </w:tcBorders>
-            <w:tcMar>
-              <w:top w:w="40" w:type="dxa"/>
-              <w:left w:w="80" w:type="dxa"/>
-              <w:bottom w:w="40" w:type="dxa"/>
-              <w:right w:w="80" w:type="dxa"/>
-            </w:tcMar>
-          </w:tcPr>
-          <w:p>
-            <w:pPr>
-              <w:spacing w:after="40" w:line="240" w:lineRule="auto"/>
-              <w:jc w:val="left"/>
-              <w:rPr>
-                <w:sz w:val="20"/>
-                <w:szCs w:val="20"/>
-              </w:rPr>
-            </w:pPr>
-            <w:r>
-              <w:rPr>
-                <w:rFonts w:ascii="Palatino Linotype" w:hAnsi="Palatino Linotype" w:cs="Palatino Linotype"/>
-                <w:sz w:val="19"/>
-                <w:szCs w:val="20"/>
-              </w:rPr>
-              <w:t xml:space="preserve">QA4</w:t>
-            </w:r>
-          </w:p>
-        </w:tc>
-        <w:tc>
-          <w:tcPr>
-            <w:tcW w:w="7370" w:type="dxa"/>
-            <w:tcBorders>
-              <w:top w:val="nil"/>
-              <w:left w:val="nil"/>
-              <w:bottom w:val="nil"/>
-              <w:right w:val="nil"/>
-              <w:insideH w:val="nil"/>
-              <w:insideV w:val="nil"/>
-            </w:tcBorders>
-            <w:tcMar>
-              <w:top w:w="40" w:type="dxa"/>
-              <w:left w:w="80" w:type="dxa"/>
-              <w:bottom w:w="40" w:type="dxa"/>
-              <w:right w:w="80" w:type="dxa"/>
-            </w:tcMar>
-          </w:tcPr>
-          <w:p>
-            <w:pPr>
-              <w:spacing w:after="40" w:line="240" w:lineRule="auto"/>
-              <w:jc w:val="left"/>
-              <w:rPr>
-                <w:sz w:val="20"/>
-                <w:szCs w:val="20"/>
-              </w:rPr>
-            </w:pPr>
-            <w:r>
-              <w:rPr>
-                <w:rFonts w:ascii="Palatino Linotype" w:hAnsi="Palatino Linotype" w:cs="Palatino Linotype"/>
-                <w:sz w:val="19"/>
-                <w:szCs w:val="20"/>
-              </w:rPr>
-              <w:t xml:space="preserve">Does the study enforce purpose, data scope, and approval rules before allowing access?</w:t>
-            </w:r>
-          </w:p>
-        </w:tc>
-      </w:tr>
-      <w:tr>
-        <w:trPr>
-          <w:cantSplit/>
-        </w:trPr>
-        <w:tc>
-          <w:tcPr>
-            <w:tcW w:w="1134" w:type="dxa"/>
-            <w:tcBorders>
-              <w:top w:val="nil"/>
-              <w:left w:val="nil"/>
-              <w:bottom w:val="nil"/>
-              <w:right w:val="nil"/>
-              <w:insideH w:val="nil"/>
-              <w:insideV w:val="nil"/>
-            </w:tcBorders>
-            <w:tcMar>
-              <w:top w:w="40" w:type="dxa"/>
-              <w:left w:w="80" w:type="dxa"/>
-              <w:bottom w:w="40" w:type="dxa"/>
-              <w:right w:w="80" w:type="dxa"/>
-            </w:tcMar>
-          </w:tcPr>
-          <w:p>
-            <w:pPr>
-              <w:spacing w:after="40" w:line="240" w:lineRule="auto"/>
-              <w:jc w:val="left"/>
-              <w:rPr>
-                <w:sz w:val="20"/>
-                <w:szCs w:val="20"/>
-              </w:rPr>
-            </w:pPr>
-            <w:r>
-              <w:rPr>
-                <w:rFonts w:ascii="Palatino Linotype" w:hAnsi="Palatino Linotype" w:cs="Palatino Linotype"/>
-                <w:sz w:val="19"/>
-                <w:szCs w:val="20"/>
-              </w:rPr>
-              <w:t xml:space="preserve">QA5</w:t>
-            </w:r>
-          </w:p>
-        </w:tc>
-        <w:tc>
-          <w:tcPr>
-            <w:tcW w:w="7370" w:type="dxa"/>
-            <w:tcBorders>
-              <w:top w:val="nil"/>
-              <w:left w:val="nil"/>
-              <w:bottom w:val="nil"/>
-              <w:right w:val="nil"/>
-              <w:insideH w:val="nil"/>
-              <w:insideV w:val="nil"/>
-            </w:tcBorders>
-            <w:tcMar>
-              <w:top w:w="40" w:type="dxa"/>
-              <w:left w:w="80" w:type="dxa"/>
-              <w:bottom w:w="40" w:type="dxa"/>
-              <w:right w:w="80" w:type="dxa"/>
-            </w:tcMar>
-          </w:tcPr>
-          <w:p>
-            <w:pPr>
-              <w:spacing w:after="40" w:line="240" w:lineRule="auto"/>
-              <w:jc w:val="left"/>
-              <w:rPr>
-                <w:sz w:val="20"/>
-                <w:szCs w:val="20"/>
-              </w:rPr>
-            </w:pPr>
-            <w:r>
-              <w:rPr>
-                <w:rFonts w:ascii="Palatino Linotype" w:hAnsi="Palatino Linotype" w:cs="Palatino Linotype"/>
-                <w:sz w:val="19"/>
-                <w:szCs w:val="20"/>
-              </w:rPr>
-              <w:t xml:space="preserve">Does the study manage consent validity, expiry, and revocation?</w:t>
-            </w:r>
-          </w:p>
-        </w:tc>
-      </w:tr>
-      <w:tr>
-        <w:trPr>
-          <w:cantSplit/>
-        </w:trPr>
-        <w:tc>
-          <w:tcPr>
-            <w:tcW w:w="1134" w:type="dxa"/>
-            <w:tcBorders>
-              <w:top w:val="nil"/>
-              <w:left w:val="nil"/>
-              <w:bottom w:val="nil"/>
-              <w:right w:val="nil"/>
-              <w:insideH w:val="nil"/>
-              <w:insideV w:val="nil"/>
-            </w:tcBorders>
-            <w:tcMar>
-              <w:top w:w="40" w:type="dxa"/>
-              <w:left w:w="80" w:type="dxa"/>
-              <w:bottom w:w="40" w:type="dxa"/>
-              <w:right w:w="80" w:type="dxa"/>
-            </w:tcMar>
-          </w:tcPr>
-          <w:p>
-            <w:pPr>
-              <w:spacing w:after="40" w:line="240" w:lineRule="auto"/>
-              <w:jc w:val="left"/>
-              <w:rPr>
-                <w:sz w:val="20"/>
-                <w:szCs w:val="20"/>
-              </w:rPr>
-            </w:pPr>
-            <w:r>
-              <w:rPr>
-                <w:rFonts w:ascii="Palatino Linotype" w:hAnsi="Palatino Linotype" w:cs="Palatino Linotype"/>
-                <w:sz w:val="19"/>
-                <w:szCs w:val="20"/>
-              </w:rPr>
-              <w:t xml:space="preserve">QA6</w:t>
-            </w:r>
-          </w:p>
-        </w:tc>
-        <w:tc>
-          <w:tcPr>
-            <w:tcW w:w="7370" w:type="dxa"/>
-            <w:tcBorders>
-              <w:top w:val="nil"/>
-              <w:left w:val="nil"/>
-              <w:bottom w:val="nil"/>
-              <w:right w:val="nil"/>
-              <w:insideH w:val="nil"/>
-              <w:insideV w:val="nil"/>
-            </w:tcBorders>
-            <w:tcMar>
-              <w:top w:w="40" w:type="dxa"/>
-              <w:left w:w="80" w:type="dxa"/>
-              <w:bottom w:w="40" w:type="dxa"/>
-              <w:right w:w="80" w:type="dxa"/>
-            </w:tcMar>
-          </w:tcPr>
-          <w:p>
-            <w:pPr>
-              <w:spacing w:after="40" w:line="240" w:lineRule="auto"/>
-              <w:jc w:val="left"/>
-              <w:rPr>
-                <w:sz w:val="20"/>
-                <w:szCs w:val="20"/>
-              </w:rPr>
-            </w:pPr>
-            <w:r>
-              <w:rPr>
-                <w:rFonts w:ascii="Palatino Linotype" w:hAnsi="Palatino Linotype" w:cs="Palatino Linotype"/>
-                <w:sz w:val="19"/>
-                <w:szCs w:val="20"/>
-              </w:rPr>
-              <w:t xml:space="preserve">Does the study validate security and access decisions through formal analysis or implementation testing?</w:t>
-            </w:r>
-          </w:p>
-        </w:tc>
-      </w:tr>
-    </w:tbl>
-    <w:p>
-      <w:pPr/>
-      <w:r/>
-    </w:p>
-    <w:p>
-      <w:pPr>
-        <w:pStyle w:val="3"/>
-      </w:pPr>
-      <w:r>
-        <w:t>2.3.4 Step 4: Shortlisted Papers for SLR and Categorising Them into Broad Areas</w:t>
-      </w:r>
-    </w:p>
-    <w:p>
-      <w:pPr/>
-      <w:r>
-        <w:t>Each of the shortlisted papers was analysed according to its scope, topic and contribution to the review questions. Based on the analysis, each study was placed in one of six streams, one per requirement: consent representation (Req 1), identity and authority (Req 2), multi-party authorisation (Req 3), policy and context (Req 4), temporal and lifecycle (Req 5) and security assurance (Req 6). Table 2.4 lists the 25 primary studies with their authors, year and title. The papers in each stream are summarised in the next section, and their issues and limitations with respect to the key requirements defined in Section 2.2 are discussed.</w:t>
-      </w:r>
-    </w:p>
-    <w:p>
-      <w:pPr>
-        <w:keepNext/>
-        <w:spacing w:before="160" w:after="160"/>
-        <w:jc w:val="center"/>
-      </w:pPr>
-      <w:r>
-        <w:rPr>
-          <w:b/>
-          <w:bCs/>
-          <w:sz w:val="20"/>
-          <w:szCs w:val="18"/>
-        </w:rPr>
-        <w:t>Table 2.4:</w:t>
       </w:r>
       <w:r>
         <w:rPr>
@@ -5935,7 +5368,7 @@
         <w:rPr>
           <w:sz w:val="20"/>
         </w:rPr>
-        <w:t>Table 2.5: Descriptions, issues and limitations of the studies on consent representation</w:t>
+        <w:t>Table 2.4: Descriptions, issues and limitations of the studies on consent representation</w:t>
       </w:r>
     </w:p>
     <w:tbl>
@@ -7220,7 +6653,7 @@
       </w:pPr>
       <w:r/>
       <w:r>
-        <w:t>Req 2, which needs both identity and authority, is graded Yes in only 7 of the 25 studies in Table 2.11.</w:t>
+        <w:t>Req 2, which needs both identity and authority, is graded Yes in only 7 of the 25 studies in Table 2.10.</w:t>
       </w:r>
       <w:r>
         <w:t xml:space="preserve"> Phuyal et al. (2026b) present the most integrated system, with EUDI-compatible wallets, W3C decentralised identifiers, verifiable credentials, an on-chain consent object on Hyperledger Besu, and Groth16 access proofs. Its licensing-body credential asserts role and scope of practice separately from authentication, which is among the strongest Req 2 evidence in the corpus. However, a single patient grants consent, the stored expiry is not checked, there is no threat model, and the companion architecture (Phuyal et al. 2026a) is design-only. Tseng et al. (2025) verify authority-issued roles separately from X.509 identities, although without W3C identifiers and with purpose logged but never evaluated. Neither identity verification nor credential possession automatically establishes that the participant should be granted access to a particular patient's information.</w:t>
@@ -7229,7 +6662,7 @@
     <w:p>
       <w:pPr/>
       <w:r>
-        <w:t>Table 2.6 summarises the description, the issues and limitations, and the requirement grades of the studies in this stream.</w:t>
+        <w:t>Table 2.5 summarises the description, the issues and limitations, and the requirement grades of the studies in this stream.</w:t>
       </w:r>
     </w:p>
     <w:p>
@@ -7242,7 +6675,7 @@
         <w:rPr>
           <w:sz w:val="20"/>
         </w:rPr>
-        <w:t>Table 2.6: Descriptions, issues and limitations of the studies on identity and authority</w:t>
+        <w:t>Table 2.5: Descriptions, issues and limitations of the studies on identity and authority</w:t>
       </w:r>
     </w:p>
     <w:tbl>
@@ -8536,7 +7969,7 @@
     <w:p>
       <w:pPr/>
       <w:r>
-        <w:t>Table 2.7 summarises the description, the issues and limitations, and the requirement grades of the studies in this stream.</w:t>
+        <w:t>Table 2.6 summarises the description, the issues and limitations, and the requirement grades of the studies in this stream.</w:t>
       </w:r>
     </w:p>
     <w:p>
@@ -8549,7 +7982,7 @@
         <w:rPr>
           <w:sz w:val="20"/>
         </w:rPr>
-        <w:t>Table 2.7: Descriptions, issues and limitations of the studies on multi-party authorisation</w:t>
+        <w:t>Table 2.6: Descriptions, issues and limitations of the studies on multi-party authorisation</w:t>
       </w:r>
     </w:p>
     <w:tbl>
@@ -11044,7 +10477,7 @@
         <w:t xml:space="preserve">Tith et al. (2020) match a purpose tree in chaincode, and Jaiman and Urovi (2020) match ontology terms against the patient's consent. Albalwy et al. (2021) evaluate a hashed policy tree of data type, role, and purpose, and Román-Martínez et al. (2023) evaluate the FHIR purpose-of-use through XACML. </w:t>
       </w:r>
       <w:r>
-        <w:t>Req 4 is graded Yes in 10 studies and No in 15 in Table 2.11.</w:t>
+        <w:t>Req 4 is graded Yes in 10 studies and No in 15 in Table 2.10.</w:t>
       </w:r>
       <w:r>
         <w:t xml:space="preserve"> However, purpose-of-use enters the decision in only six studies (Eneh et al. 2026; Panagoulias et al. 2026), </w:t>
@@ -11059,7 +10492,7 @@
     <w:p>
       <w:pPr/>
       <w:r>
-        <w:t>Table 2.8 summarises the description, the issues and limitations, and the requirement grades of the studies in this stream.</w:t>
+        <w:t>Table 2.7 summarises the description, the issues and limitations, and the requirement grades of the studies in this stream.</w:t>
       </w:r>
     </w:p>
     <w:p>
@@ -11072,7 +10505,7 @@
         <w:rPr>
           <w:sz w:val="20"/>
         </w:rPr>
-        <w:t>Table 2.8: Descriptions, issues and limitations of the studies on policy and context</w:t>
+        <w:t>Table 2.7: Descriptions, issues and limitations of the studies on policy and context</w:t>
       </w:r>
     </w:p>
     <w:tbl>
@@ -12670,7 +12103,7 @@
     <w:p>
       <w:pPr/>
       <w:r>
-        <w:t>Table 2.9 summarises the description, the issues and limitations, and the requirement grades of the studies in this stream.</w:t>
+        <w:t>Table 2.8 summarises the description, the issues and limitations, and the requirement grades of the studies in this stream.</w:t>
       </w:r>
     </w:p>
     <w:p>
@@ -12683,7 +12116,7 @@
         <w:rPr>
           <w:sz w:val="20"/>
         </w:rPr>
-        <w:t>Table 2.9: Descriptions, issues and limitations of the studies on temporal validity and lifecycle</w:t>
+        <w:t>Table 2.8: Descriptions, issues and limitations of the studies on temporal validity and lifecycle</w:t>
       </w:r>
     </w:p>
     <w:tbl>
@@ -14281,7 +13714,7 @@
     <w:p>
       <w:pPr/>
       <w:r>
-        <w:t>Table 2.10 summarises the description, the issues and limitations, and the requirement grades of the studies in this stream.</w:t>
+        <w:t>Table 2.9 summarises the description, the issues and limitations, and the requirement grades of the studies in this stream.</w:t>
       </w:r>
     </w:p>
     <w:p>
@@ -14294,7 +13727,7 @@
         <w:rPr>
           <w:sz w:val="20"/>
         </w:rPr>
-        <w:t>Table 2.10: Descriptions, issues and limitations of the studies on security assurance</w:t>
+        <w:t>Table 2.9: Descriptions, issues and limitations of the studies on security assurance</w:t>
       </w:r>
     </w:p>
     <w:tbl>
@@ -15937,7 +15370,7 @@
         <w:t xml:space="preserve">Existing approaches solve single dimensions of trustworthy data sharing, each at a different layer of the security problem. No individual mechanism can independently establish that a healthcare data-access decision is trustworthy. The systems that enforce purpose and time are authored by a single patient and lack a formal argument. The multi-party systems carry no purpose condition, whereas the proved schemes either omit policy, temporal validity, and lifecycle or, as in (Mei et al. 2026), prove only a static encryption predicate. </w:t>
       </w:r>
       <w:r>
-        <w:t>Table 2.11 summarises</w:t>
+        <w:t>Table 2.10 summarises</w:t>
       </w:r>
       <w:r>
         <w:t xml:space="preserve"> the 25 studies against the six requirements, where Yes denotes that the requirement is fully satisfied and No that it is not fully satisfied. Req 6 combines review questions 6 and 7, so in that column each study takes the higher of its formal assurance grade and its empirical validation grade.</w:t>
@@ -15956,7 +15389,7 @@
           <w:sz w:val="20"/>
           <w:szCs w:val="18"/>
         </w:rPr>
-        <w:t>Table 2.11:</w:t>
+        <w:t>Table 2.10:</w:t>
       </w:r>
       <w:r>
         <w:rPr>
@@ -22390,7 +21823,7 @@
         <w:t xml:space="preserve">The literature review identifies a consistent pattern of fragmentation across existing research. Across the corpus, Req 3 is the least satisfied requirement, while within Req 6, formal assurance alone is provided by 4 studies, argued informally by 9, and absent in 12. The other five Yes grades for </w:t>
       </w:r>
       <w:r>
-        <w:t>Req 6 in Table 2.11</w:t>
+        <w:t>Req 6 in Table 2.10</w:t>
       </w:r>
       <w:r>
         <w:t xml:space="preserve"> rest on empirical validation.</w:t>
@@ -22523,13 +21956,13 @@
           <w:sz w:val="20"/>
           <w:szCs w:val="18"/>
         </w:rPr>
-        <w:t>in Table 2.11.</w:t>
+        <w:t>in Table 2.10.</w:t>
       </w:r>
     </w:p>
     <w:p>
       <w:pPr/>
       <w:r>
-        <w:t>As presented in Tables 2.5 to 2.11, researchers have focused on securing individual aspects of healthcare data sharing: recording consent, verifying identity, approving access, and restricting the data that are released. However, from the perspective of the six requirements stated in Section 2.2, the existing work has the following drawbacks:</w:t>
+        <w:t>As presented in Tables 2.4 to 2.10, researchers have focused on securing individual aspects of healthcare data sharing: recording consent, verifying identity, approving access, and restricting the data that are released. However, from the perspective of the six requirements stated in Section 2.2, the existing work has the following drawbacks:</w:t>
       </w:r>
     </w:p>
     <w:p>
@@ -22575,7 +22008,7 @@
         <w:t>Inability to verify authority separately from identity (Req 2):</w:t>
       </w:r>
       <w:r>
-        <w:t xml:space="preserve"> A valid decentralised identity establishes who a participant is (Mazzocca et al. 2025), but it does not establish what that participant is authorised to do. Authority is verified separately from authentication in only 10 of the 25 studies, and Req 2 is graded Yes in 7 of them (Table 2.11). Without this separation, an authenticated participant is treated as an authorised one.</w:t>
+        <w:t xml:space="preserve"> A valid decentralised identity establishes who a participant is (Mazzocca et al. 2025), but it does not establish what that participant is authorised to do. Authority is verified separately from authentication in only 10 of the 25 studies, and Req 2 is graded Yes in 7 of them (Table 2.10). Without this separation, an authenticated participant is treated as an authorised one.</w:t>
       </w:r>
     </w:p>
     <w:p>
@@ -22598,7 +22031,7 @@
         <w:t>Absence of multi-party approval as a standing condition of every access decision (Req 3):</w:t>
       </w:r>
       <w:r>
-        <w:t xml:space="preserve"> Multi-party approval appears in the reviewed studies as a contingency path, an admission gate or a registration-time co-consent (Madine et al. 2020; Punia et al. 2025; Tan, Chi &amp; Lam 2024). The approving set is defined on the institutional or delegate side (Punia et al. 2025; Wu et al. 2022; Zhao &amp; Su 2024), or it is appointed by the patient but evaluated only as a contingency path or as a key-custody threshold (Maruthi &amp; Singh 2025; Tan, Chi &amp; Lam 2024). Req 3 is the least satisfied requirement, graded Yes in 6 studies (Table 2.11). None of the papers examined makes approval by a patient-defined set a condition of every access decision.</w:t>
+        <w:t xml:space="preserve"> Multi-party approval appears in the reviewed studies as a contingency path, an admission gate or a registration-time co-consent (Madine et al. 2020; Punia et al. 2025; Tan, Chi &amp; Lam 2024). The approving set is defined on the institutional or delegate side (Punia et al. 2025; Wu et al. 2022; Zhao &amp; Su 2024), or it is appointed by the patient but evaluated only as a contingency path or as a key-custody threshold (Maruthi &amp; Singh 2025; Tan, Chi &amp; Lam 2024). Req 3 is the least satisfied requirement, graded Yes in 6 studies (Table 2.10). None of the papers examined makes approval by a patient-defined set a condition of every access decision.</w:t>
       </w:r>
     </w:p>
     <w:p>
@@ -22621,7 +22054,7 @@
         <w:t>Inability to bind purpose and data scope to the same decision as identity, authority and approval (Req 4):</w:t>
       </w:r>
       <w:r>
-        <w:t xml:space="preserve"> Purpose and data-scope constraints are enforced by 10 of the 25 studies (Table 2.11), but in none of them are they bound to the same decision as identity, authority and multi-party approval; in the reviewed studies, multi-party approval is never conjoined with a purpose condition (Madine et al. 2020; Punia et al. 2025; Tan, Chi &amp; Lam 2024). Without this binding, a valid identity and sufficient approvals can be used to obtain data outside the authorised scope.</w:t>
+        <w:t xml:space="preserve"> Purpose and data-scope constraints are enforced by 10 of the 25 studies (Table 2.10), but in none of them are they bound to the same decision as identity, authority and multi-party approval; in the reviewed studies, multi-party approval is never conjoined with a purpose condition (Madine et al. 2020; Punia et al. 2025; Tan, Chi &amp; Lam 2024). Without this binding, a valid identity and sufficient approvals can be used to obtain data outside the authorised scope.</w:t>
       </w:r>
     </w:p>
     <w:p>
@@ -22644,7 +22077,7 @@
         <w:t>Absence of temporal and lifecycle evaluation at the time of each access request (Req 5):</w:t>
       </w:r>
       <w:r>
-        <w:t xml:space="preserve"> Req 5 is graded Yes in 8 of the 25 studies (Table 2.11). In these studies, the validity period, the lifecycle state and the revocation of a consent are enforced on a credential or at registration rather than evaluated when the request is made. Without such evaluation, a consent that has expired or been revoked remains usable once its approvals have been recorded.</w:t>
+        <w:t xml:space="preserve"> Req 5 is graded Yes in 8 of the 25 studies (Table 2.10). In these studies, the validity period, the lifecycle state and the revocation of a consent are enforced on a credential or at registration rather than evaluated when the request is made. Without such evaluation, a consent that has expired or been revoked remains usable once its approvals have been recorded.</w:t>
       </w:r>
     </w:p>
     <w:p>

--- a/docs/Yasir_Thesis_Chapter2_clean.docx
+++ b/docs/Yasir_Thesis_Chapter2_clean.docx
@@ -2451,7 +2451,7 @@
     <w:p>
       <w:pPr/>
       <w:r>
-        <w:t>Quality inclusion uses QA1 to QA4. Each question was answered Yes or No, and any study which has at least three Yes answers to QA1 to QA4 is included in this SLR. QA5 and QA6 were answered for every included study but were not used for inclusion. Of the 39 full-text studies, 25 satisfied the criteria, as shown in Table 2.3. Each included study was then coded Yes or No against each of the six requirements, Req 1 to Req 6, with a page reference for every Yes. A study is core if its gap-impact verdict is contradicts, weakens or narrows, or if it provides a multi-party approval mechanism. Of the 25 included studies, S1 to S25, 23 are core studies and 2 are supporting studies (Albalwy, Brass &amp; Davies 2021; Li et al. 2026a).</w:t>
+        <w:t>Each question was answered Yes or No, and any study which has at least three Yes answers to the six questions, and meets the eligibility criteria of Step 2, is included in this SLR. Of the 39 full-text studies, 25 satisfied the criteria, as shown in Table 2.3. Each included study was then coded Yes or No against each of the six requirements, Req 1 to Req 6, with a page reference for every Yes. A study is core if its gap-impact verdict is contradicts, weakens or narrows, or if it provides a multi-party approval mechanism. Of the 25 included studies, S1 to S25, 23 are core studies and 2 are supporting studies (Albalwy, Brass &amp; Davies 2021; Li et al. 2026a).</w:t>
       </w:r>
     </w:p>
     <w:p>

--- a/docs/Yasir_Thesis_Chapter2_clean.docx
+++ b/docs/Yasir_Thesis_Chapter2_clean.docx
@@ -5355,7 +5355,7 @@
         <w:t xml:space="preserve">Two of the three studies of this stream are deployed platforms that do not fully satisfy Req 1. SooHoo et al. (2026) describe the iAgree portal across three United States health systems with a permissioned Ethereum audit contract, but consent enforcement is outside its scope. Tremper et al. (2026) report ten years of the Mainzelliste service with FHIR consent directives, but specify no check semantics and no demonstrated enforcement of withdrawal. The two platforms are single-party systems. Al Amin et al. (2023) model informed consent as a patient-driven policy object with hash integrity, but specify no purpose condition and report no measured results. The supporting references represent consent as a permission indicating whether a particular party is allowed to perform a specified operation (Akter &amp; Sanam 2025; Prashanth et al. 2024), as conditions fixed at encryption time (Zhang, Kan &amp; Huang 2022), or as a key issued by the patient for each request (Teeda &amp; Subba Rao 2026). The existence of a consent record does not necessarily explain whether the conditions required for a subsequent access request are still satisfied. </w:t>
       </w:r>
       <w:r>
-        <w:t>Table 2.5 summarises the description, the issues and limitations, and the requirement grades of the studies in this stream.</w:t>
+        <w:t>Table 2.4 summarises the description, the issues and limitations, and the requirement grades of the studies in this stream.</w:t>
       </w:r>
     </w:p>
     <w:p>

--- a/docs/Yasir_Thesis_Chapter2_clean.docx
+++ b/docs/Yasir_Thesis_Chapter2_clean.docx
@@ -301,7 +301,10 @@
         <w:jc w:val="both"/>
       </w:pPr>
       <w:r>
-        <w:t>The review process was structured according to the Preferred Reporting Items for Systematic Reviews and Meta-Analyses (PRISMA) 2020 statement (Page et al. 2021). PRISMA was adopted to improve the transparency, reproducibility, and traceability of the literature identification and selection process. A written protocol (Protocol v1.1) fixed the review questions, databases, master query, eligibility criteria, codebook, and quality items before screening. All screening, coding, and quality assessment were carried out by the author. This systematic literature review (SLR) is guided by seven review questions. Questions 1 to 5 correspond to Req 1 to Req 5, and Questions 6 and 7 together to Req 6. The questions follow the technical objectives of the proposed system.</w:t>
+        <w:t xml:space="preserve">The review process was structured according to the Preferred Reporting Items for Systematic Reviews and Meta-Analyses (PRISMA) 2020 statement (Page et al. 2021). PRISMA was adopted to improve the transparency, reproducibility, and traceability of the literature identification and selection process. A written protocol (Protocol v1.1) fixed the review questions, databases, master query, eligibility criteria, codebook, and quality items before screening. All screening, coding, and quality assessment were carried out by the author. </w:t>
+      </w:r>
+      <w:r>
+        <w:t>The review is guided by the six key requirements of Section 2.2, and the six quality evaluation questions of Step 3 are derived from them, one for each requirement.</w:t>
       </w:r>
     </w:p>
     <w:p>
@@ -1351,7 +1354,13 @@
         <w:t>between 2020 and 2026</w:t>
       </w:r>
       <w:r>
-        <w:t xml:space="preserve">. Nine exclusion criteria (EC1 to EC9) removed, among others, </w:t>
+        <w:t xml:space="preserve">. </w:t>
+      </w:r>
+      <w:r>
+        <w:t>The exclusion criteria removed, among others,</w:t>
+      </w:r>
+      <w:r>
+        <w:t xml:space="preserve"> </w:t>
       </w:r>
       <w:r>
         <w:t>studies outside healthcare or the authorisation scope, studies of authentication alone or with only a superficial mention of consent, non-peer-reviewed work, duplicate publications, and secondary reviews</w:t>
@@ -12094,10 +12103,13 @@
         <w:t xml:space="preserve">A consent that is valid at one point in time cannot necessarily be assumed to remain valid indefinitely. Eneh et al. (2026) present EdgeConsent, which enforces temporal validity inside the decision predicate, although its lifecycle is only an active flag. Temporal validity must also be evaluated together with the lifecycle state of the consent. Hema et al. (2026) bind the expiry into key derivation, and Panagoulias et al. (2026) enforce revocation at decision time across 43,500 simulated attempts in a single-node ledger. </w:t>
       </w:r>
       <w:r>
-        <w:t>Req 5 is graded Yes in 8 studies, a post-revocation</w:t>
+        <w:t xml:space="preserve">Req 5 is graded Yes in 8 studies, </w:t>
       </w:r>
       <w:r>
-        <w:t xml:space="preserve"> denial is demonstrated only by (Phuyal et al. 2026b), and the four stream-5 systems that enforce time inside the decision are all single-party, with Li et al. (2026a) doing so through the credential rather than the consent.</w:t>
+        <w:t>a post-revocation denial is demonstrated only by Phuyal et al. (2026b), which enforces revocation but not expiry, so it does not fully satisfy Req 5,</w:t>
+      </w:r>
+      <w:r>
+        <w:t xml:space="preserve"> and the four stream-5 systems that enforce time inside the decision are all single-party, with Li et al. (2026a) doing so through the credential rather than the consent.</w:t>
       </w:r>
     </w:p>
     <w:p>
@@ -15373,7 +15385,10 @@
         <w:t>Table 2.10 summarises</w:t>
       </w:r>
       <w:r>
-        <w:t xml:space="preserve"> the 25 studies against the six requirements, where Yes denotes that the requirement is fully satisfied and No that it is not fully satisfied. Req 6 combines review questions 6 and 7, so in that column each study takes the higher of its formal assurance grade and its empirical validation grade.</w:t>
+        <w:t xml:space="preserve"> the 25 studies against the six requirements, where Yes denotes that the requirement is fully satisfied and No that it is not fully satisfied. </w:t>
+      </w:r>
+      <w:r>
+        <w:t>In the Req 6 column each study takes the higher of its formal assurance grade and its empirical validation grade.</w:t>
       </w:r>
     </w:p>
     <w:p>

--- a/docs/Yasir_Thesis_Chapter2_clean.docx
+++ b/docs/Yasir_Thesis_Chapter2_clean.docx
@@ -62,6 +62,7 @@
     <w:p>
       <w:pPr>
         <w:pStyle w:val="1"/>
+        <w:keepNext/>
         <w:spacing w:before="360"/>
       </w:pPr>
       <w:r/>
@@ -82,6 +83,7 @@
     <w:p>
       <w:pPr>
         <w:pStyle w:val="2"/>
+        <w:keepNext/>
       </w:pPr>
       <w:r>
         <w:t>2.1 Introduction</w:t>
@@ -105,6 +107,7 @@
     <w:p>
       <w:pPr>
         <w:pStyle w:val="2"/>
+        <w:keepNext/>
       </w:pPr>
       <w:r>
         <w:t>2.2 Key Requirements for Trustworthy Multi-Party Consent Authorisation</w:t>
@@ -128,6 +131,7 @@
     <w:p>
       <w:pPr>
         <w:pStyle w:val="3"/>
+        <w:keepNext/>
       </w:pPr>
       <w:r>
         <w:t>2.2.1 Req 1: Representation of consent as an evaluable authorisation object</w:t>
@@ -150,6 +154,7 @@
     <w:p>
       <w:pPr>
         <w:pStyle w:val="3"/>
+        <w:keepNext/>
       </w:pPr>
       <w:r>
         <w:t>2.2.2 Req 2: Decentralised verification of identity and authority</w:t>
@@ -172,6 +177,7 @@
     <w:p>
       <w:pPr>
         <w:pStyle w:val="3"/>
+        <w:keepNext/>
       </w:pPr>
       <w:r>
         <w:t>2.2.3 Req 3: Multi-party authorisation through a verifiable threshold</w:t>
@@ -194,6 +200,7 @@
     <w:p>
       <w:pPr>
         <w:pStyle w:val="3"/>
+        <w:keepNext/>
       </w:pPr>
       <w:r>
         <w:t>2.2.4 Req 4: Policy- and context-aware enforcement at the time of access</w:t>
@@ -216,6 +223,7 @@
     <w:p>
       <w:pPr>
         <w:pStyle w:val="3"/>
+        <w:keepNext/>
       </w:pPr>
       <w:r>
         <w:t>2.2.5 Req 5: Temporal validity and lifecycle control of consent</w:t>
@@ -238,6 +246,7 @@
     <w:p>
       <w:pPr>
         <w:pStyle w:val="3"/>
+        <w:keepNext/>
       </w:pPr>
       <w:r>
         <w:t>2.2.6 Req 6: Verifiable auditability and security assurance</w:t>
@@ -260,6 +269,7 @@
     <w:p>
       <w:pPr>
         <w:pStyle w:val="2"/>
+        <w:keepNext/>
       </w:pPr>
       <w:r>
         <w:t>2.3 Process Adopted for Shortlisting the Papers for SLR</w:t>
@@ -310,6 +320,7 @@
     <w:p>
       <w:pPr>
         <w:pStyle w:val="3"/>
+        <w:keepNext/>
       </w:pPr>
       <w:r>
         <w:t>2.3.1 Step 1: Criteria for Searching the Literature</w:t>
@@ -1322,6 +1333,7 @@
     <w:p>
       <w:pPr>
         <w:pStyle w:val="3"/>
+        <w:keepNext/>
       </w:pPr>
       <w:r>
         <w:t>2.3.2 Step 2: Inclusion and Exclusion Criteria</w:t>
@@ -2398,6 +2410,7 @@
     <w:p>
       <w:pPr>
         <w:pStyle w:val="3"/>
+        <w:keepNext/>
       </w:pPr>
       <w:r>
         <w:t>2.3.3 Step 3: Quality Evaluation</w:t>
@@ -2466,6 +2479,7 @@
     <w:p>
       <w:pPr>
         <w:pStyle w:val="3"/>
+        <w:keepNext/>
       </w:pPr>
       <w:r>
         <w:t>2.3.4 Step 4: Shortlisted Papers for SLR and Categorising Them into Broad Areas</w:t>
@@ -5333,6 +5347,7 @@
     <w:p>
       <w:pPr>
         <w:pStyle w:val="2"/>
+        <w:keepNext/>
       </w:pPr>
       <w:r>
         <w:t>2.4 Summary of Papers Shortlisted in the SLR</w:t>
@@ -5350,6 +5365,7 @@
     <w:p>
       <w:pPr>
         <w:pStyle w:val="3"/>
+        <w:keepNext/>
       </w:pPr>
       <w:r>
         <w:t>2.4.1 Consent representation and blockchain-based consent governance (Req 1)</w:t>
@@ -6650,6 +6666,7 @@
     <w:p>
       <w:pPr>
         <w:pStyle w:val="3"/>
+        <w:keepNext/>
       </w:pPr>
       <w:r>
         <w:t>2.4.2 Decentralised identity and authority trust (Req 2)</w:t>
@@ -7957,6 +7974,7 @@
     <w:p>
       <w:pPr>
         <w:pStyle w:val="3"/>
+        <w:keepNext/>
       </w:pPr>
       <w:r>
         <w:t>2.4.3 Multi-party authorisation and collaborative consent (Req 3)</w:t>
@@ -10472,6 +10490,7 @@
     <w:p>
       <w:pPr>
         <w:pStyle w:val="3"/>
+        <w:keepNext/>
       </w:pPr>
       <w:r>
         <w:t>2.4.4 Policy- and context-aware access control (Req 4)</w:t>
@@ -12089,6 +12108,7 @@
     <w:p>
       <w:pPr>
         <w:pStyle w:val="3"/>
+        <w:keepNext/>
       </w:pPr>
       <w:r>
         <w:t>2.4.5 Temporal validity and consent lifecycle (Req 5)</w:t>
@@ -13703,6 +13723,7 @@
     <w:p>
       <w:pPr>
         <w:pStyle w:val="3"/>
+        <w:keepNext/>
       </w:pPr>
       <w:r>
         <w:t>2.4.6 Formal security assurance and empirical validation (Req 6)</w:t>
@@ -15314,6 +15335,7 @@
     <w:p>
       <w:pPr>
         <w:pStyle w:val="3"/>
+        <w:keepNext/>
       </w:pPr>
       <w:r>
         <w:t>2.4.7 Research Gaps in the Existing Studies from the Requirement Perspective</w:t>
@@ -22136,6 +22158,7 @@
     <w:p>
       <w:pPr>
         <w:pStyle w:val="2"/>
+        <w:keepNext/>
       </w:pPr>
       <w:r>
         <w:t>2.5 Trust-Oriented Multi-Party Consent Authorisation Framework</w:t>
@@ -22156,6 +22179,7 @@
     <w:p>
       <w:pPr>
         <w:pStyle w:val="3"/>
+        <w:keepNext/>
       </w:pPr>
       <w:r>
         <w:t>2.5.1 Representation of Consent as an Evaluable Authorisation Object (Req 1)</w:t>
@@ -22173,6 +22197,7 @@
     <w:p>
       <w:pPr>
         <w:pStyle w:val="3"/>
+        <w:keepNext/>
       </w:pPr>
       <w:r>
         <w:t>2.5.2 Decentralised Verification of Identity and Authority (Req 2)</w:t>
@@ -22190,6 +22215,7 @@
     <w:p>
       <w:pPr>
         <w:pStyle w:val="3"/>
+        <w:keepNext/>
       </w:pPr>
       <w:r>
         <w:t>2.5.3 Multi-Party Authorisation through a Verifiable Threshold (Req 3)</w:t>
@@ -22207,6 +22233,7 @@
     <w:p>
       <w:pPr>
         <w:pStyle w:val="3"/>
+        <w:keepNext/>
       </w:pPr>
       <w:r>
         <w:t>2.5.4 Policy- and Context-Aware Enforcement at the Time of Access (Req 4)</w:t>
@@ -22224,6 +22251,7 @@
     <w:p>
       <w:pPr>
         <w:pStyle w:val="3"/>
+        <w:keepNext/>
       </w:pPr>
       <w:r>
         <w:t>2.5.5 Temporal Validity and Lifecycle Control of Consent (Req 5)</w:t>
@@ -22241,6 +22269,7 @@
     <w:p>
       <w:pPr>
         <w:pStyle w:val="3"/>
+        <w:keepNext/>
       </w:pPr>
       <w:r>
         <w:t>2.5.6 Verifiable Auditability and Security Assurance (Req 6)</w:t>
@@ -22258,6 +22287,7 @@
     <w:p>
       <w:pPr>
         <w:pStyle w:val="2"/>
+        <w:keepNext/>
       </w:pPr>
       <w:r>
         <w:t>2.6 Conclusion</w:t>

--- a/docs/Yasir_Thesis_Chapter2_clean.docx
+++ b/docs/Yasir_Thesis_Chapter2_clean.docx
@@ -22744,6 +22744,9 @@
       <w:r>
         <w:t>.</w:t>
       </w:r>
+      <w:r>
+        <w:t xml:space="preserve"> The figure also shows how the proposed framework addresses the two gaps and gives, for each requirement, the number of the 25 analysed studies graded Yes in Table 2.10.</w:t>
+      </w:r>
     </w:p>
     <w:p>
       <w:pPr>
@@ -22815,14 +22818,7 @@
           <w:sz w:val="20"/>
           <w:szCs w:val="18"/>
         </w:rPr>
-        <w:t xml:space="preserve">Synthesis of the review: the conjunction gap and the assurance gap addressed by the proposed framework, with the number of the 25 analysed studies graded Yes for each requirement </w:t>
-      </w:r>
-      <w:r>
-        <w:rPr>
-          <w:sz w:val="20"/>
-          <w:szCs w:val="18"/>
-        </w:rPr>
-        <w:t>in Table 2.10.</w:t>
+        <w:t>Synthesis of the review: the conjunction gap and the assurance gap</w:t>
       </w:r>
     </w:p>
     <w:p>

--- a/docs/Yasir_Thesis_Chapter2_clean.docx
+++ b/docs/Yasir_Thesis_Chapter2_clean.docx
@@ -2552,7 +2552,7 @@
     <w:p>
       <w:pPr/>
       <w:r>
-        <w:t>Each question was answered Yes or No, and any study which has at least three Yes answers to the six questions, and meets the eligibility criteria of Step 2, is included in this SLR. Of the 39 full-text studies, 25 satisfied the criteria, as shown in Table 2.3. Each included study was then coded Yes or No against each of the six requirements, Req 1 to Req 6, with a page reference for every Yes. A study is core if its gap-impact verdict is contradicts, weakens or narrows, or if it provides a multi-party approval mechanism. Of the 25 included studies, S1 to S25, 23 are core studies and 2 are supporting studies (Albalwy, Brass &amp; Davies 2021; Li et al. 2026a).</w:t>
+        <w:t>Each question was answered Yes or No, and any study which has at least three Yes answers to the six questions, and meets the eligibility criteria of Step 2, is included in this SLR. These questions decide whether a study enters the review; whether it satisfies the requirements of Section 2.2 is decided separately in Section 2.4. Of the 39 full-text studies, 25 satisfied the criteria, as shown in Table 2.3. Each included study was then coded Yes or No against each of the six requirements, Req 1 to Req 6, with a page reference for every Yes. A study is core if its gap-impact verdict is contradicts, weakens or narrows, or if it provides a multi-party approval mechanism. Of the 25 included studies, S1 to S25, 23 are core studies and 2 are supporting studies (Albalwy, Brass &amp; Davies 2021; Li et al. 2026a).</w:t>
       </w:r>
     </w:p>
     <w:p>
@@ -16052,7 +16052,13 @@
         <w:t>Table 2.10 summarises</w:t>
       </w:r>
       <w:r>
-        <w:t xml:space="preserve"> the 25 studies against the six requirements, where Yes denotes that the requirement is fully satisfied and No that it is not fully satisfied. </w:t>
+        <w:t xml:space="preserve"> the 25 studies against the six requirements</w:t>
+      </w:r>
+      <w:r>
+        <w:t>.</w:t>
+      </w:r>
+      <w:r>
+        <w:t xml:space="preserve"> </w:t>
       </w:r>
       <w:r>
         <w:t>In the Req 6 column each study takes the higher of its formal assurance grade and its empirical validation grade.</w:t>
@@ -22730,7 +22736,13 @@
         <w:t>assurance gap</w:t>
       </w:r>
       <w:r>
-        <w:t xml:space="preserve">, since co-existing conditions are neither proved nor tested as an authorisation decision, and any proof covers only a fragment of the predicate. As shown in Figure 2.2, the proposed research addresses both gaps by developing a trusted multi-party consent governance framework in which consent is represented as an evaluable authorisation object. Each of Req 1 to Req 6 also leaves a requirement-level gap, termed Gap 1 to Gap 6 and </w:t>
+        <w:t xml:space="preserve">, </w:t>
+      </w:r>
+      <w:r>
+        <w:t>since the studies that combine several conditions test their own decisions, but none proves or tests the complete conjunction that includes multi-party approval</w:t>
+      </w:r>
+      <w:r>
+        <w:t xml:space="preserve">, and any proof covers only a fragment of the predicate. As shown in Figure 2.2, the proposed research addresses both gaps by developing a trusted multi-party consent governance framework in which consent is represented as an evaluable authorisation object. Each of Req 1 to Req 6 also leaves a requirement-level gap, termed Gap 1 to Gap 6 and </w:t>
       </w:r>
       <w:r>
         <w:t>stated in Chapter 3</w:t>
@@ -22916,7 +22928,7 @@
         <w:t>Inability to bind purpose and data scope to the same decision as identity, authority and approval (Req 4):</w:t>
       </w:r>
       <w:r>
-        <w:t xml:space="preserve"> Purpose and data-scope constraints are enforced by 10 of the 25 studies (Table 2.10), but in none of them are they bound to the same decision as identity, authority and multi-party approval; in the reviewed studies, multi-party approval is never conjoined with a purpose condition (Madine et al. 2020; Punia et al. 2025; Tan, Chi &amp; Lam 2024). Without this binding, a valid identity and sufficient approvals can be used to obtain data outside the authorised scope.</w:t>
+        <w:t xml:space="preserve"> Policy controls on purpose or data scope are enforced by 10 of the 25 studies (Table 2.10), only six of which evaluate purpose-of-use as part of the access decision, and in none of them are they bound to the same decision as identity, authority and multi-party approval; in the reviewed studies, multi-party approval is never conjoined with a purpose condition (Madine et al. 2020; Punia et al. 2025; Tan, Chi &amp; Lam 2024). Without this binding, a valid identity and sufficient approvals can be used to obtain data outside the authorised scope.</w:t>
       </w:r>
     </w:p>
     <w:p>
@@ -22936,10 +22948,10 @@
           <w:i/>
           <w:u w:val="single"/>
         </w:rPr>
-        <w:t>Absence of temporal and lifecycle evaluation at the time of each access request (Req 5):</w:t>
+        <w:t>Absence of temporal and lifecycle evaluation integrated with the complete access decision (Req 5):</w:t>
       </w:r>
       <w:r>
-        <w:t xml:space="preserve"> Req 5 is graded Yes in 8 of the 25 studies (Table 2.10). In these studies, the validity period, the lifecycle state and the revocation of a consent are enforced on a credential or at registration rather than evaluated when the request is made. Without such evaluation, a consent that has expired or been revoked remains usable once its approvals have been recorded.</w:t>
+        <w:t xml:space="preserve"> Req 5 is graded Yes in 8 of the 25 studies (Table 2.10). While some of them, such as (Eneh et al. 2026; Panagoulias et al. 2026), evaluate the validity period or the revocation of a consent at the time of the request, the others enforce them on a credential or at registration, and none integrates them with the complete multi-party authorisation decision. Without such integration, a consent that has expired or been revoked can remain usable once its approvals have been recorded.</w:t>
       </w:r>
     </w:p>
     <w:p>
@@ -23016,7 +23028,7 @@
         <w:t xml:space="preserve">Consent is represented as the evaluable object C = (I, A, P, T, L, E), created through Algorithm 1 and evaluated at every access request. </w:t>
       </w:r>
       <w:r>
-        <w:t>This requirement is delivered by RO1, presented in Chapter 5.</w:t>
+        <w:t>This requirement is addressed through RO1, presented in Chapter 5.</w:t>
       </w:r>
     </w:p>
     <w:p>
@@ -23031,10 +23043,10 @@
     <w:p>
       <w:pPr/>
       <w:r>
-        <w:t xml:space="preserve">DID and VC verification separates identity from authority and is evaluated as VI through Algorithm 2. The prototype checks the DID format, verifies each guardian's credential before the signature is added, and verifies the requesting doctor's credential at every access request. Full DID resolution is planned for the next stage. </w:t>
+        <w:t xml:space="preserve">DID and VC verification separates identity from authority and is evaluated as VI through Algorithm 2. The prototype checks the DID format, verifies each guardian's credential before the signature is added, and verifies the requesting doctor's credential at every access request. </w:t>
       </w:r>
       <w:r>
-        <w:t>This requirement is delivered by RO2, presented in Chapter 6.</w:t>
+        <w:t>This requirement is addressed through RO2, presented in Chapter 6.</w:t>
       </w:r>
     </w:p>
     <w:p>
@@ -23052,7 +23064,7 @@
         <w:t xml:space="preserve">N-of-N approval by the guardian set G with EIP-712 guardian signatures (Bloemen, Logvinov &amp; Evans 2017), evaluated as VA through Algorithm 3. </w:t>
       </w:r>
       <w:r>
-        <w:t>This requirement is delivered by RO3, presented in Chapter 7.</w:t>
+        <w:t>This requirement is addressed through RO3, presented in Chapter 7.</w:t>
       </w:r>
     </w:p>
     <w:p>
@@ -23070,7 +23082,7 @@
         <w:t xml:space="preserve">Purpose and a non-empty data scope within the consent are evaluated as VP through Algorithm 4. </w:t>
       </w:r>
       <w:r>
-        <w:t>This requirement is delivered by RO4, presented in Chapter 8.</w:t>
+        <w:t>This requirement is addressed through RO4, presented in Chapter 8.</w:t>
       </w:r>
     </w:p>
     <w:p>
@@ -23085,10 +23097,10 @@
     <w:p>
       <w:pPr/>
       <w:r>
-        <w:t xml:space="preserve">The validity window VT, revocation, the lifecycle states, and the on-chain revocation on Sepolia are implemented, as specified in Algorithm 5. The SUSPENDED state and the lifecycle transition check are not yet implemented. </w:t>
+        <w:t xml:space="preserve">The validity window VT, revocation, the lifecycle states, and the on-chain revocation on Sepolia are implemented, as specified in Algorithm 5. </w:t>
       </w:r>
       <w:r>
-        <w:t>This requirement is delivered by RO5, presented in Chapter 9.</w:t>
+        <w:t>This requirement is addressed through RO5, presented in Chapter 9.</w:t>
       </w:r>
     </w:p>
     <w:p>
@@ -23103,10 +23115,10 @@
     <w:p>
       <w:pPr/>
       <w:r>
-        <w:t xml:space="preserve">Audit ledger evidence and 46 automated tests, including twelve attack scenarios A1 to A12. The testing part of Algorithm 6 is done. Formal analysis is left for the next stage. </w:t>
+        <w:t xml:space="preserve">Audit ledger evidence and 46 automated tests, including twelve attack scenarios A1 to A12. </w:t>
       </w:r>
       <w:r>
-        <w:t>This requirement is delivered by RO6, presented in Chapter 10.</w:t>
+        <w:t>This requirement is addressed through RO6, presented in Chapter 10.</w:t>
       </w:r>
     </w:p>
     <w:p>
@@ -23127,7 +23139,7 @@
     <w:p>
       <w:pPr/>
       <w:r>
-        <w:t>The review shows that each requirement is met by some of the studies, but that no study meets them together. Multi-party approval, where it appears, is a contingency path, an admission gate or a registration-time co-consent, not a standing condition of every access decision with an approving set defined by the patient. Purpose and data scope are rarely bound to the same decision as identity, authority and approval, and temporal validity and revocation are usually enforced on a credential rather than at the time of each request. Where several conditions are combined, the combined decision is neither proved nor systematically tested. These findings form the conjunction gap and the assurance gap. The next chapter states these gaps, the research questions that follow from them, and the objectives of this thesis.</w:t>
+        <w:t>The review shows that each requirement is met by some of the studies, but that no study meets them together. Multi-party approval, where it appears, is a contingency path, an admission gate or a registration-time co-consent, not a standing condition of every access decision with an approving set defined by the patient. Purpose and data scope are rarely bound to the same decision as identity, authority and approval, and temporal validity and revocation are usually enforced on a credential rather than at the time of each request. Where several conditions are combined, some studies test their own decisions, but none proves or tests the complete conjunction defined in this review, including patient-defined multi-party approval as a standing condition of access. These findings form the conjunction gap and the assurance gap. The next chapter states these gaps, the research questions that follow from them, and the objectives of this thesis.</w:t>
       </w:r>
     </w:p>
     <w:sectPr>

--- a/docs/Yasir_Thesis_Chapter2_clean.docx
+++ b/docs/Yasir_Thesis_Chapter2_clean.docx
@@ -2069,7 +2069,14 @@
                 <w:rFonts w:ascii="Palatino Linotype" w:hAnsi="Palatino Linotype" w:cs="Palatino Linotype"/>
                 <w:sz w:val="20"/>
               </w:rPr>
-              <w:t>Within healthcare consent or authorisation; otherwise exclude</w:t>
+              <w:t xml:space="preserve">Within healthcare consent or authorisation</w:t>
+            </w:r>
+            <w:r>
+              <w:rPr>
+                <w:rFonts w:ascii="Palatino Linotype" w:hAnsi="Palatino Linotype" w:cs="Palatino Linotype"/>
+                <w:sz w:val="20"/>
+              </w:rPr>
+              <w:t xml:space="preserve">. Otherwise exclude</w:t>
             </w:r>
           </w:p>
         </w:tc>
@@ -2214,7 +2221,14 @@
                 <w:rFonts w:ascii="Palatino Linotype" w:hAnsi="Palatino Linotype" w:cs="Palatino Linotype"/>
                 <w:sz w:val="20"/>
               </w:rPr>
-              <w:t>Relevant to a review question; otherwise exclude</w:t>
+              <w:t xml:space="preserve">Relevant to a review question</w:t>
+            </w:r>
+            <w:r>
+              <w:rPr>
+                <w:rFonts w:ascii="Palatino Linotype" w:hAnsi="Palatino Linotype" w:cs="Palatino Linotype"/>
+                <w:sz w:val="20"/>
+              </w:rPr>
+              <w:t xml:space="preserve">. Otherwise exclude</w:t>
             </w:r>
           </w:p>
         </w:tc>
@@ -2552,7 +2566,13 @@
     <w:p>
       <w:pPr/>
       <w:r>
-        <w:t>Each question was answered Yes or No, and any study which has at least three Yes answers to the six questions, and meets the eligibility criteria of Step 2, is included in this SLR. These questions decide whether a study enters the review; whether it satisfies the requirements of Section 2.2 is decided separately in Section 2.4. Of the 39 full-text studies, 25 satisfied the criteria, as shown in Table 2.3. Each included study was then coded Yes or No against each of the six requirements, Req 1 to Req 6, with a page reference for every Yes. A study is core if its gap-impact verdict is contradicts, weakens or narrows, or if it provides a multi-party approval mechanism. Of the 25 included studies, S1 to S25, 23 are core studies and 2 are supporting studies (Albalwy, Brass &amp; Davies 2021; Li et al. 2026a).</w:t>
+        <w:t xml:space="preserve">Each question was answered Yes or No, and any study which has at least three Yes answers to the six questions, and meets the eligibility criteria of Step 2, is included in this SLR. These questions decide whether a study enters the review</w:t>
+      </w:r>
+      <w:r>
+        <w:t xml:space="preserve">. Whether it satisfies</w:t>
+      </w:r>
+      <w:r>
+        <w:t xml:space="preserve"> the requirements of Section 2.2 is decided separately in Section 2.4. Of the 39 full-text studies, 25 satisfied the criteria, as shown in Table 2.3. Each included study was then coded Yes or No against each of the six requirements, Req 1 to Req 6, with a page reference for every Yes. A study is core if its gap-impact verdict is contradicts, weakens or narrows, or if it provides a multi-party approval mechanism. Of the 25 included studies, S1 to S25, 23 are core studies and 2 are supporting studies (Albalwy, Brass &amp; Davies 2021; Li et al. 2026a).</w:t>
       </w:r>
     </w:p>
     <w:p>
@@ -22918,6 +22938,8 @@
       </w:pPr>
       <w:r>
         <w:t>•</w:t>
+      </w:r>
+      <w:r>
         <w:tab/>
       </w:r>
       <w:r>
@@ -22928,7 +22950,13 @@
         <w:t>Inability to bind purpose and data scope to the same decision as identity, authority and approval (Req 4):</w:t>
       </w:r>
       <w:r>
-        <w:t xml:space="preserve"> Policy controls on purpose or data scope are enforced by 10 of the 25 studies (Table 2.10), only six of which evaluate purpose-of-use as part of the access decision, and in none of them are they bound to the same decision as identity, authority and multi-party approval; in the reviewed studies, multi-party approval is never conjoined with a purpose condition (Madine et al. 2020; Punia et al. 2025; Tan, Chi &amp; Lam 2024). Without this binding, a valid identity and sufficient approvals can be used to obtain data outside the authorised scope.</w:t>
+        <w:t xml:space="preserve"> Policy controls on purpose or data scope are enforced by 10 of the 25 studies (Table 2.10), only six of which evaluate purpose-of-use as part of the access decision, and in none of them are they bound to the same decision as identity, authority and multi-party approval</w:t>
+      </w:r>
+      <w:r>
+        <w:t xml:space="preserve">. In the reviewed studies</w:t>
+      </w:r>
+      <w:r>
+        <w:t xml:space="preserve">, multi-party approval is never conjoined with a purpose condition (Madine et al. 2020; Punia et al. 2025; Tan, Chi &amp; Lam 2024). Without this binding, a valid identity and sufficient approvals can be used to obtain data outside the authorised scope.</w:t>
       </w:r>
     </w:p>
     <w:p>
